--- a/DPR-CHC-Ramprasad-Biswas-Dakshin-Durgapur-2026-27-v3.docx
+++ b/DPR-CHC-Ramprasad-Biswas-Dakshin-Durgapur-2026-27-v3.docx
@@ -13388,7 +13388,7 @@
                 <w:sz w:val="18"/>
                 <w:szCs w:val="18"/>
               </w:rPr>
-              <w:t>8,98,467</w:t>
+              <w:t>8,14,978</w:t>
             </w:r>
           </w:p>
         </w:tc>
@@ -13501,7 +13501,7 @@
                 <w:sz w:val="18"/>
                 <w:szCs w:val="18"/>
               </w:rPr>
-              <w:t>4,77,033</w:t>
+              <w:t>5,60,522</w:t>
             </w:r>
           </w:p>
         </w:tc>
@@ -14365,7 +14365,7 @@
                 <w:i w:val="0"/>
                 <w:sz w:val="18"/>
               </w:rPr>
-              <w:t>8,98,467</w:t>
+              <w:t>8,14,978</w:t>
             </w:r>
           </w:p>
         </w:tc>
@@ -14384,7 +14384,7 @@
                 <w:i w:val="0"/>
                 <w:sz w:val="18"/>
               </w:rPr>
-              <w:t>15,36,210</w:t>
+              <w:t>13,16,261</w:t>
             </w:r>
           </w:p>
         </w:tc>
@@ -14464,7 +14464,7 @@
                 <w:i w:val="0"/>
                 <w:sz w:val="18"/>
               </w:rPr>
-              <w:t>4,77,033</w:t>
+              <w:t>5,60,522</w:t>
             </w:r>
           </w:p>
         </w:tc>
@@ -14484,7 +14484,7 @@
                 <w:i w:val="0"/>
                 <w:sz w:val="18"/>
               </w:rPr>
-              <w:t>4,67,612</w:t>
+              <w:t>6,87,561</w:t>
             </w:r>
           </w:p>
         </w:tc>
@@ -14753,7 +14753,7 @@
                 <w:i w:val="0"/>
                 <w:sz w:val="18"/>
               </w:rPr>
-              <w:t>-18,545</w:t>
+              <w:t>64,944</w:t>
             </w:r>
           </w:p>
         </w:tc>
@@ -14772,7 +14772,7 @@
                 <w:i w:val="0"/>
                 <w:sz w:val="18"/>
               </w:rPr>
-              <w:t>1,66,242</w:t>
+              <w:t>3,86,191</w:t>
             </w:r>
           </w:p>
         </w:tc>
@@ -14948,7 +14948,7 @@
                 <w:i w:val="0"/>
                 <w:sz w:val="18"/>
               </w:rPr>
-              <w:t>-18,545</w:t>
+              <w:t>64,944</w:t>
             </w:r>
           </w:p>
         </w:tc>
@@ -14968,7 +14968,7 @@
                 <w:i w:val="0"/>
                 <w:sz w:val="18"/>
               </w:rPr>
-              <w:t>1,66,242</w:t>
+              <w:t>3,86,191</w:t>
             </w:r>
           </w:p>
         </w:tc>
@@ -15141,7 +15141,7 @@
                 <w:i w:val="0"/>
                 <w:sz w:val="18"/>
               </w:rPr>
-              <w:t>4,54,819</w:t>
+              <w:t>5,38,308</w:t>
             </w:r>
           </w:p>
         </w:tc>
@@ -15160,7 +15160,7 @@
                 <w:i w:val="0"/>
                 <w:sz w:val="18"/>
               </w:rPr>
-              <w:t>4,31,231</w:t>
+              <w:t>6,51,180</w:t>
             </w:r>
           </w:p>
         </w:tc>
@@ -15336,7 +15336,7 @@
                 <w:i w:val="0"/>
                 <w:sz w:val="18"/>
               </w:rPr>
-              <w:t>4,54,819</w:t>
+              <w:t>5,38,308</w:t>
             </w:r>
           </w:p>
         </w:tc>
@@ -15356,7 +15356,7 @@
                 <w:i w:val="0"/>
                 <w:sz w:val="18"/>
               </w:rPr>
-              <w:t>2,10,741</w:t>
+              <w:t>4,30,690</w:t>
             </w:r>
           </w:p>
         </w:tc>
@@ -15373,7 +15373,7 @@
           <w:b w:val="0"/>
           <w:i w:val="0"/>
         </w:rPr>
-        <w:t>For the application form (Annexure-VIII): area 218 ha in Year I and 290 ha from Year IV; TFO Rs 29,57,450; Year I income Rs 13,75,500, expenditure Rs 8,98,467, net income Rs 4,77,033.</w:t>
+        <w:t>For the application form (Annexure-VIII): area 218 ha in Year I and 290 ha from Year IV; TFO Rs 29,57,450; Year I income Rs 13,75,500, expenditure Rs 8,14,978, net income Rs 5,60,522.</w:t>
       </w:r>
     </w:p>
     <w:p>
@@ -15712,7 +15712,7 @@
                 <w:i w:val="0"/>
                 <w:sz w:val="17"/>
               </w:rPr>
-              <w:t>62,458</w:t>
+              <w:t>47,500</w:t>
             </w:r>
           </w:p>
         </w:tc>
@@ -15750,7 +15750,7 @@
                 <w:i w:val="0"/>
                 <w:sz w:val="17"/>
               </w:rPr>
-              <w:t>1,03,031</w:t>
+              <w:t>57,500</w:t>
             </w:r>
           </w:p>
         </w:tc>
@@ -15807,7 +15807,7 @@
                 <w:i w:val="0"/>
                 <w:sz w:val="17"/>
               </w:rPr>
-              <w:t>58,000</w:t>
+              <w:t>35,000</w:t>
             </w:r>
           </w:p>
         </w:tc>
@@ -15826,7 +15826,7 @@
                 <w:i w:val="0"/>
                 <w:sz w:val="17"/>
               </w:rPr>
-              <w:t>8,98,467</w:t>
+              <w:t>8,14,978</w:t>
             </w:r>
           </w:p>
         </w:tc>
@@ -20467,175 +20467,175 @@
                 <w:sz w:val="18"/>
                 <w:szCs w:val="18"/>
               </w:rPr>
-              <w:t>62,458</w:t>
-            </w:r>
-          </w:p>
-        </w:tc>
-        <w:tc>
-          <w:tcPr>
-            <w:tcW w:w="1417" w:type="dxa"/>
-          </w:tcPr>
-          <w:p>
-            <w:pPr>
-              <w:spacing w:before="0" w:after="0" w:line="240" w:lineRule="auto"/>
-              <w:jc w:val="right"/>
-              <w:rPr>
-                <w:sz w:val="18"/>
-                <w:szCs w:val="18"/>
-              </w:rPr>
-            </w:pPr>
-            <w:r>
-              <w:rPr>
-                <w:b w:val="0"/>
-                <w:i w:val="0"/>
-                <w:sz w:val="18"/>
-                <w:szCs w:val="18"/>
-              </w:rPr>
-              <w:t>72,436</w:t>
-            </w:r>
-          </w:p>
-        </w:tc>
-        <w:tc>
-          <w:tcPr>
-            <w:tcW w:w="1417" w:type="dxa"/>
-          </w:tcPr>
-          <w:p>
-            <w:pPr>
-              <w:spacing w:before="0" w:after="0" w:line="240" w:lineRule="auto"/>
-              <w:jc w:val="right"/>
-              <w:rPr>
-                <w:sz w:val="18"/>
-                <w:szCs w:val="18"/>
-              </w:rPr>
-            </w:pPr>
-            <w:r>
-              <w:rPr>
-                <w:b w:val="0"/>
-                <w:i w:val="0"/>
-                <w:sz w:val="18"/>
-                <w:szCs w:val="18"/>
-              </w:rPr>
-              <w:t>82,861</w:t>
-            </w:r>
-          </w:p>
-        </w:tc>
-        <w:tc>
-          <w:tcPr>
-            <w:tcW w:w="1417" w:type="dxa"/>
-          </w:tcPr>
-          <w:p>
-            <w:pPr>
-              <w:spacing w:before="0" w:after="0" w:line="240" w:lineRule="auto"/>
-              <w:jc w:val="right"/>
-              <w:rPr>
-                <w:sz w:val="18"/>
-                <w:szCs w:val="18"/>
-              </w:rPr>
-            </w:pPr>
-            <w:r>
-              <w:rPr>
-                <w:b w:val="0"/>
-                <w:i w:val="0"/>
-                <w:sz w:val="18"/>
-                <w:szCs w:val="18"/>
-              </w:rPr>
-              <w:t>89,577</w:t>
-            </w:r>
-          </w:p>
-        </w:tc>
-        <w:tc>
-          <w:tcPr>
-            <w:tcW w:w="1417" w:type="dxa"/>
-          </w:tcPr>
-          <w:p>
-            <w:pPr>
-              <w:spacing w:before="0" w:after="0" w:line="240" w:lineRule="auto"/>
-              <w:jc w:val="right"/>
-              <w:rPr>
-                <w:sz w:val="18"/>
-                <w:szCs w:val="18"/>
-              </w:rPr>
-            </w:pPr>
-            <w:r>
-              <w:rPr>
-                <w:b w:val="0"/>
-                <w:i w:val="0"/>
-                <w:sz w:val="18"/>
-                <w:szCs w:val="18"/>
-              </w:rPr>
-              <w:t>92,265</w:t>
-            </w:r>
-          </w:p>
-        </w:tc>
-        <w:tc>
-          <w:tcPr>
-            <w:tcW w:w="1417" w:type="dxa"/>
-          </w:tcPr>
-          <w:p>
-            <w:pPr>
-              <w:spacing w:before="0" w:after="0" w:line="240" w:lineRule="auto"/>
-              <w:jc w:val="right"/>
-              <w:rPr>
-                <w:sz w:val="18"/>
-                <w:szCs w:val="18"/>
-              </w:rPr>
-            </w:pPr>
-            <w:r>
-              <w:rPr>
-                <w:b w:val="0"/>
-                <w:i w:val="0"/>
-                <w:sz w:val="18"/>
-                <w:szCs w:val="18"/>
-              </w:rPr>
-              <w:t>95,033</w:t>
-            </w:r>
-          </w:p>
-        </w:tc>
-        <w:tc>
-          <w:tcPr>
-            <w:tcW w:w="1417" w:type="dxa"/>
-          </w:tcPr>
-          <w:p>
-            <w:pPr>
-              <w:spacing w:before="0" w:after="0" w:line="240" w:lineRule="auto"/>
-              <w:jc w:val="right"/>
-              <w:rPr>
-                <w:sz w:val="18"/>
-                <w:szCs w:val="18"/>
-              </w:rPr>
-            </w:pPr>
-            <w:r>
-              <w:rPr>
-                <w:b w:val="0"/>
-                <w:i w:val="0"/>
-                <w:sz w:val="18"/>
-                <w:szCs w:val="18"/>
-              </w:rPr>
-              <w:t>97,884</w:t>
-            </w:r>
-          </w:p>
-        </w:tc>
-        <w:tc>
-          <w:tcPr>
-            <w:tcW w:w="1417" w:type="dxa"/>
-          </w:tcPr>
-          <w:p>
-            <w:pPr>
-              <w:spacing w:before="0" w:after="0" w:line="240" w:lineRule="auto"/>
-              <w:jc w:val="right"/>
-              <w:rPr>
-                <w:sz w:val="18"/>
-                <w:szCs w:val="18"/>
-              </w:rPr>
-            </w:pPr>
-            <w:r>
-              <w:rPr>
-                <w:b w:val="0"/>
-                <w:i w:val="0"/>
-                <w:sz w:val="18"/>
-                <w:szCs w:val="18"/>
-              </w:rPr>
-              <w:t>5,92,514</w:t>
+              <w:t>47,500</w:t>
+            </w:r>
+          </w:p>
+        </w:tc>
+        <w:tc>
+          <w:tcPr>
+            <w:tcW w:w="1417" w:type="dxa"/>
+          </w:tcPr>
+          <w:p>
+            <w:pPr>
+              <w:spacing w:before="0" w:after="0" w:line="240" w:lineRule="auto"/>
+              <w:jc w:val="right"/>
+              <w:rPr>
+                <w:sz w:val="18"/>
+                <w:szCs w:val="18"/>
+              </w:rPr>
+            </w:pPr>
+            <w:r>
+              <w:rPr>
+                <w:b w:val="0"/>
+                <w:i w:val="0"/>
+                <w:sz w:val="18"/>
+                <w:szCs w:val="18"/>
+              </w:rPr>
+              <w:t>55,088</w:t>
+            </w:r>
+          </w:p>
+        </w:tc>
+        <w:tc>
+          <w:tcPr>
+            <w:tcW w:w="1417" w:type="dxa"/>
+          </w:tcPr>
+          <w:p>
+            <w:pPr>
+              <w:spacing w:before="0" w:after="0" w:line="240" w:lineRule="auto"/>
+              <w:jc w:val="right"/>
+              <w:rPr>
+                <w:sz w:val="18"/>
+                <w:szCs w:val="18"/>
+              </w:rPr>
+            </w:pPr>
+            <w:r>
+              <w:rPr>
+                <w:b w:val="0"/>
+                <w:i w:val="0"/>
+                <w:sz w:val="18"/>
+                <w:szCs w:val="18"/>
+              </w:rPr>
+              <w:t>63,017</w:t>
+            </w:r>
+          </w:p>
+        </w:tc>
+        <w:tc>
+          <w:tcPr>
+            <w:tcW w:w="1417" w:type="dxa"/>
+          </w:tcPr>
+          <w:p>
+            <w:pPr>
+              <w:spacing w:before="0" w:after="0" w:line="240" w:lineRule="auto"/>
+              <w:jc w:val="right"/>
+              <w:rPr>
+                <w:sz w:val="18"/>
+                <w:szCs w:val="18"/>
+              </w:rPr>
+            </w:pPr>
+            <w:r>
+              <w:rPr>
+                <w:b w:val="0"/>
+                <w:i w:val="0"/>
+                <w:sz w:val="18"/>
+                <w:szCs w:val="18"/>
+              </w:rPr>
+              <w:t>68,124</w:t>
+            </w:r>
+          </w:p>
+        </w:tc>
+        <w:tc>
+          <w:tcPr>
+            <w:tcW w:w="1417" w:type="dxa"/>
+          </w:tcPr>
+          <w:p>
+            <w:pPr>
+              <w:spacing w:before="0" w:after="0" w:line="240" w:lineRule="auto"/>
+              <w:jc w:val="right"/>
+              <w:rPr>
+                <w:sz w:val="18"/>
+                <w:szCs w:val="18"/>
+              </w:rPr>
+            </w:pPr>
+            <w:r>
+              <w:rPr>
+                <w:b w:val="0"/>
+                <w:i w:val="0"/>
+                <w:sz w:val="18"/>
+                <w:szCs w:val="18"/>
+              </w:rPr>
+              <w:t>70,169</w:t>
+            </w:r>
+          </w:p>
+        </w:tc>
+        <w:tc>
+          <w:tcPr>
+            <w:tcW w:w="1417" w:type="dxa"/>
+          </w:tcPr>
+          <w:p>
+            <w:pPr>
+              <w:spacing w:before="0" w:after="0" w:line="240" w:lineRule="auto"/>
+              <w:jc w:val="right"/>
+              <w:rPr>
+                <w:sz w:val="18"/>
+                <w:szCs w:val="18"/>
+              </w:rPr>
+            </w:pPr>
+            <w:r>
+              <w:rPr>
+                <w:b w:val="0"/>
+                <w:i w:val="0"/>
+                <w:sz w:val="18"/>
+                <w:szCs w:val="18"/>
+              </w:rPr>
+              <w:t>72,274</w:t>
+            </w:r>
+          </w:p>
+        </w:tc>
+        <w:tc>
+          <w:tcPr>
+            <w:tcW w:w="1417" w:type="dxa"/>
+          </w:tcPr>
+          <w:p>
+            <w:pPr>
+              <w:spacing w:before="0" w:after="0" w:line="240" w:lineRule="auto"/>
+              <w:jc w:val="right"/>
+              <w:rPr>
+                <w:sz w:val="18"/>
+                <w:szCs w:val="18"/>
+              </w:rPr>
+            </w:pPr>
+            <w:r>
+              <w:rPr>
+                <w:b w:val="0"/>
+                <w:i w:val="0"/>
+                <w:sz w:val="18"/>
+                <w:szCs w:val="18"/>
+              </w:rPr>
+              <w:t>74,442</w:t>
+            </w:r>
+          </w:p>
+        </w:tc>
+        <w:tc>
+          <w:tcPr>
+            <w:tcW w:w="1417" w:type="dxa"/>
+          </w:tcPr>
+          <w:p>
+            <w:pPr>
+              <w:spacing w:before="0" w:after="0" w:line="240" w:lineRule="auto"/>
+              <w:jc w:val="right"/>
+              <w:rPr>
+                <w:sz w:val="18"/>
+                <w:szCs w:val="18"/>
+              </w:rPr>
+            </w:pPr>
+            <w:r>
+              <w:rPr>
+                <w:b w:val="0"/>
+                <w:i w:val="0"/>
+                <w:sz w:val="18"/>
+                <w:szCs w:val="18"/>
+              </w:rPr>
+              <w:t>4,50,614</w:t>
             </w:r>
           </w:p>
         </w:tc>
@@ -20941,175 +20941,175 @@
                 <w:sz w:val="18"/>
                 <w:szCs w:val="18"/>
               </w:rPr>
-              <w:t>1,03,031</w:t>
-            </w:r>
-          </w:p>
-        </w:tc>
-        <w:tc>
-          <w:tcPr>
-            <w:tcW w:w="1417" w:type="dxa"/>
-          </w:tcPr>
-          <w:p>
-            <w:pPr>
-              <w:spacing w:before="0" w:after="0" w:line="240" w:lineRule="auto"/>
-              <w:jc w:val="right"/>
-              <w:rPr>
-                <w:sz w:val="18"/>
-                <w:szCs w:val="18"/>
-              </w:rPr>
-            </w:pPr>
-            <w:r>
-              <w:rPr>
-                <w:b w:val="0"/>
-                <w:i w:val="0"/>
-                <w:sz w:val="18"/>
-                <w:szCs w:val="18"/>
-              </w:rPr>
-              <w:t>2,21,968</w:t>
-            </w:r>
-          </w:p>
-        </w:tc>
-        <w:tc>
-          <w:tcPr>
-            <w:tcW w:w="1417" w:type="dxa"/>
-          </w:tcPr>
-          <w:p>
-            <w:pPr>
-              <w:spacing w:before="0" w:after="0" w:line="240" w:lineRule="auto"/>
-              <w:jc w:val="right"/>
-              <w:rPr>
-                <w:sz w:val="18"/>
-                <w:szCs w:val="18"/>
-              </w:rPr>
-            </w:pPr>
-            <w:r>
-              <w:rPr>
-                <w:b w:val="0"/>
-                <w:i w:val="0"/>
-                <w:sz w:val="18"/>
-                <w:szCs w:val="18"/>
-              </w:rPr>
-              <w:t>3,05,169</w:t>
-            </w:r>
-          </w:p>
-        </w:tc>
-        <w:tc>
-          <w:tcPr>
-            <w:tcW w:w="1417" w:type="dxa"/>
-          </w:tcPr>
-          <w:p>
-            <w:pPr>
-              <w:spacing w:before="0" w:after="0" w:line="240" w:lineRule="auto"/>
-              <w:jc w:val="right"/>
-              <w:rPr>
-                <w:sz w:val="18"/>
-                <w:szCs w:val="18"/>
-              </w:rPr>
-            </w:pPr>
-            <w:r>
-              <w:rPr>
-                <w:b w:val="0"/>
-                <w:i w:val="0"/>
-                <w:sz w:val="18"/>
-                <w:szCs w:val="18"/>
-              </w:rPr>
-              <w:t>3,88,922</w:t>
-            </w:r>
-          </w:p>
-        </w:tc>
-        <w:tc>
-          <w:tcPr>
-            <w:tcW w:w="1417" w:type="dxa"/>
-          </w:tcPr>
-          <w:p>
-            <w:pPr>
-              <w:spacing w:before="0" w:after="0" w:line="240" w:lineRule="auto"/>
-              <w:jc w:val="right"/>
-              <w:rPr>
-                <w:sz w:val="18"/>
-                <w:szCs w:val="18"/>
-              </w:rPr>
-            </w:pPr>
-            <w:r>
-              <w:rPr>
-                <w:b w:val="0"/>
-                <w:i w:val="0"/>
-                <w:sz w:val="18"/>
-                <w:szCs w:val="18"/>
-              </w:rPr>
-              <w:t>4,38,477</w:t>
-            </w:r>
-          </w:p>
-        </w:tc>
-        <w:tc>
-          <w:tcPr>
-            <w:tcW w:w="1417" w:type="dxa"/>
-          </w:tcPr>
-          <w:p>
-            <w:pPr>
-              <w:spacing w:before="0" w:after="0" w:line="240" w:lineRule="auto"/>
-              <w:jc w:val="right"/>
-              <w:rPr>
-                <w:sz w:val="18"/>
-                <w:szCs w:val="18"/>
-              </w:rPr>
-            </w:pPr>
-            <w:r>
-              <w:rPr>
-                <w:b w:val="0"/>
-                <w:i w:val="0"/>
-                <w:sz w:val="18"/>
-                <w:szCs w:val="18"/>
-              </w:rPr>
-              <w:t>4,80,715</w:t>
-            </w:r>
-          </w:p>
-        </w:tc>
-        <w:tc>
-          <w:tcPr>
-            <w:tcW w:w="1417" w:type="dxa"/>
-          </w:tcPr>
-          <w:p>
-            <w:pPr>
-              <w:spacing w:before="0" w:after="0" w:line="240" w:lineRule="auto"/>
-              <w:jc w:val="right"/>
-              <w:rPr>
-                <w:sz w:val="18"/>
-                <w:szCs w:val="18"/>
-              </w:rPr>
-            </w:pPr>
-            <w:r>
-              <w:rPr>
-                <w:b w:val="0"/>
-                <w:i w:val="0"/>
-                <w:sz w:val="18"/>
-                <w:szCs w:val="18"/>
-              </w:rPr>
-              <w:t>5,17,828</w:t>
-            </w:r>
-          </w:p>
-        </w:tc>
-        <w:tc>
-          <w:tcPr>
-            <w:tcW w:w="1417" w:type="dxa"/>
-          </w:tcPr>
-          <w:p>
-            <w:pPr>
-              <w:spacing w:before="0" w:after="0" w:line="240" w:lineRule="auto"/>
-              <w:jc w:val="right"/>
-              <w:rPr>
-                <w:sz w:val="18"/>
-                <w:szCs w:val="18"/>
-              </w:rPr>
-            </w:pPr>
-            <w:r>
-              <w:rPr>
-                <w:b w:val="0"/>
-                <w:i w:val="0"/>
-                <w:sz w:val="18"/>
-                <w:szCs w:val="18"/>
-              </w:rPr>
-              <w:t>24,56,110</w:t>
+              <w:t>57,500</w:t>
+            </w:r>
+          </w:p>
+        </w:tc>
+        <w:tc>
+          <w:tcPr>
+            <w:tcW w:w="1417" w:type="dxa"/>
+          </w:tcPr>
+          <w:p>
+            <w:pPr>
+              <w:spacing w:before="0" w:after="0" w:line="240" w:lineRule="auto"/>
+              <w:jc w:val="right"/>
+              <w:rPr>
+                <w:sz w:val="18"/>
+                <w:szCs w:val="18"/>
+              </w:rPr>
+            </w:pPr>
+            <w:r>
+              <w:rPr>
+                <w:b w:val="0"/>
+                <w:i w:val="0"/>
+                <w:sz w:val="18"/>
+                <w:szCs w:val="18"/>
+              </w:rPr>
+              <w:t>1,23,877</w:t>
+            </w:r>
+          </w:p>
+        </w:tc>
+        <w:tc>
+          <w:tcPr>
+            <w:tcW w:w="1417" w:type="dxa"/>
+          </w:tcPr>
+          <w:p>
+            <w:pPr>
+              <w:spacing w:before="0" w:after="0" w:line="240" w:lineRule="auto"/>
+              <w:jc w:val="right"/>
+              <w:rPr>
+                <w:sz w:val="18"/>
+                <w:szCs w:val="18"/>
+              </w:rPr>
+            </w:pPr>
+            <w:r>
+              <w:rPr>
+                <w:b w:val="0"/>
+                <w:i w:val="0"/>
+                <w:sz w:val="18"/>
+                <w:szCs w:val="18"/>
+              </w:rPr>
+              <w:t>1,70,310</w:t>
+            </w:r>
+          </w:p>
+        </w:tc>
+        <w:tc>
+          <w:tcPr>
+            <w:tcW w:w="1417" w:type="dxa"/>
+          </w:tcPr>
+          <w:p>
+            <w:pPr>
+              <w:spacing w:before="0" w:after="0" w:line="240" w:lineRule="auto"/>
+              <w:jc w:val="right"/>
+              <w:rPr>
+                <w:sz w:val="18"/>
+                <w:szCs w:val="18"/>
+              </w:rPr>
+            </w:pPr>
+            <w:r>
+              <w:rPr>
+                <w:b w:val="0"/>
+                <w:i w:val="0"/>
+                <w:sz w:val="18"/>
+                <w:szCs w:val="18"/>
+              </w:rPr>
+              <w:t>2,17,051</w:t>
+            </w:r>
+          </w:p>
+        </w:tc>
+        <w:tc>
+          <w:tcPr>
+            <w:tcW w:w="1417" w:type="dxa"/>
+          </w:tcPr>
+          <w:p>
+            <w:pPr>
+              <w:spacing w:before="0" w:after="0" w:line="240" w:lineRule="auto"/>
+              <w:jc w:val="right"/>
+              <w:rPr>
+                <w:sz w:val="18"/>
+                <w:szCs w:val="18"/>
+              </w:rPr>
+            </w:pPr>
+            <w:r>
+              <w:rPr>
+                <w:b w:val="0"/>
+                <w:i w:val="0"/>
+                <w:sz w:val="18"/>
+                <w:szCs w:val="18"/>
+              </w:rPr>
+              <w:t>2,44,707</w:t>
+            </w:r>
+          </w:p>
+        </w:tc>
+        <w:tc>
+          <w:tcPr>
+            <w:tcW w:w="1417" w:type="dxa"/>
+          </w:tcPr>
+          <w:p>
+            <w:pPr>
+              <w:spacing w:before="0" w:after="0" w:line="240" w:lineRule="auto"/>
+              <w:jc w:val="right"/>
+              <w:rPr>
+                <w:sz w:val="18"/>
+                <w:szCs w:val="18"/>
+              </w:rPr>
+            </w:pPr>
+            <w:r>
+              <w:rPr>
+                <w:b w:val="0"/>
+                <w:i w:val="0"/>
+                <w:sz w:val="18"/>
+                <w:szCs w:val="18"/>
+              </w:rPr>
+              <w:t>2,68,280</w:t>
+            </w:r>
+          </w:p>
+        </w:tc>
+        <w:tc>
+          <w:tcPr>
+            <w:tcW w:w="1417" w:type="dxa"/>
+          </w:tcPr>
+          <w:p>
+            <w:pPr>
+              <w:spacing w:before="0" w:after="0" w:line="240" w:lineRule="auto"/>
+              <w:jc w:val="right"/>
+              <w:rPr>
+                <w:sz w:val="18"/>
+                <w:szCs w:val="18"/>
+              </w:rPr>
+            </w:pPr>
+            <w:r>
+              <w:rPr>
+                <w:b w:val="0"/>
+                <w:i w:val="0"/>
+                <w:sz w:val="18"/>
+                <w:szCs w:val="18"/>
+              </w:rPr>
+              <w:t>2,88,992</w:t>
+            </w:r>
+          </w:p>
+        </w:tc>
+        <w:tc>
+          <w:tcPr>
+            <w:tcW w:w="1417" w:type="dxa"/>
+          </w:tcPr>
+          <w:p>
+            <w:pPr>
+              <w:spacing w:before="0" w:after="0" w:line="240" w:lineRule="auto"/>
+              <w:jc w:val="right"/>
+              <w:rPr>
+                <w:sz w:val="18"/>
+                <w:szCs w:val="18"/>
+              </w:rPr>
+            </w:pPr>
+            <w:r>
+              <w:rPr>
+                <w:b w:val="0"/>
+                <w:i w:val="0"/>
+                <w:sz w:val="18"/>
+                <w:szCs w:val="18"/>
+              </w:rPr>
+              <w:t>13,70,717</w:t>
             </w:r>
           </w:p>
         </w:tc>
@@ -21652,175 +21652,175 @@
                 <w:sz w:val="18"/>
                 <w:szCs w:val="18"/>
               </w:rPr>
-              <w:t>58,000</w:t>
-            </w:r>
-          </w:p>
-        </w:tc>
-        <w:tc>
-          <w:tcPr>
-            <w:tcW w:w="1417" w:type="dxa"/>
-          </w:tcPr>
-          <w:p>
-            <w:pPr>
-              <w:spacing w:before="0" w:after="0" w:line="240" w:lineRule="auto"/>
-              <w:jc w:val="right"/>
-              <w:rPr>
-                <w:sz w:val="18"/>
-                <w:szCs w:val="18"/>
-              </w:rPr>
-            </w:pPr>
-            <w:r>
-              <w:rPr>
-                <w:b w:val="0"/>
-                <w:i w:val="0"/>
-                <w:sz w:val="18"/>
-                <w:szCs w:val="18"/>
-              </w:rPr>
-              <w:t>60,900</w:t>
-            </w:r>
-          </w:p>
-        </w:tc>
-        <w:tc>
-          <w:tcPr>
-            <w:tcW w:w="1417" w:type="dxa"/>
-          </w:tcPr>
-          <w:p>
-            <w:pPr>
-              <w:spacing w:before="0" w:after="0" w:line="240" w:lineRule="auto"/>
-              <w:jc w:val="right"/>
-              <w:rPr>
-                <w:sz w:val="18"/>
-                <w:szCs w:val="18"/>
-              </w:rPr>
-            </w:pPr>
-            <w:r>
-              <w:rPr>
-                <w:b w:val="0"/>
-                <w:i w:val="0"/>
-                <w:sz w:val="18"/>
-                <w:szCs w:val="18"/>
-              </w:rPr>
-              <w:t>63,945</w:t>
-            </w:r>
-          </w:p>
-        </w:tc>
-        <w:tc>
-          <w:tcPr>
-            <w:tcW w:w="1417" w:type="dxa"/>
-          </w:tcPr>
-          <w:p>
-            <w:pPr>
-              <w:spacing w:before="0" w:after="0" w:line="240" w:lineRule="auto"/>
-              <w:jc w:val="right"/>
-              <w:rPr>
-                <w:sz w:val="18"/>
-                <w:szCs w:val="18"/>
-              </w:rPr>
-            </w:pPr>
-            <w:r>
-              <w:rPr>
-                <w:b w:val="0"/>
-                <w:i w:val="0"/>
-                <w:sz w:val="18"/>
-                <w:szCs w:val="18"/>
-              </w:rPr>
-              <w:t>67,142</w:t>
-            </w:r>
-          </w:p>
-        </w:tc>
-        <w:tc>
-          <w:tcPr>
-            <w:tcW w:w="1417" w:type="dxa"/>
-          </w:tcPr>
-          <w:p>
-            <w:pPr>
-              <w:spacing w:before="0" w:after="0" w:line="240" w:lineRule="auto"/>
-              <w:jc w:val="right"/>
-              <w:rPr>
-                <w:sz w:val="18"/>
-                <w:szCs w:val="18"/>
-              </w:rPr>
-            </w:pPr>
-            <w:r>
-              <w:rPr>
-                <w:b w:val="0"/>
-                <w:i w:val="0"/>
-                <w:sz w:val="18"/>
-                <w:szCs w:val="18"/>
-              </w:rPr>
-              <w:t>70,499</w:t>
-            </w:r>
-          </w:p>
-        </w:tc>
-        <w:tc>
-          <w:tcPr>
-            <w:tcW w:w="1417" w:type="dxa"/>
-          </w:tcPr>
-          <w:p>
-            <w:pPr>
-              <w:spacing w:before="0" w:after="0" w:line="240" w:lineRule="auto"/>
-              <w:jc w:val="right"/>
-              <w:rPr>
-                <w:sz w:val="18"/>
-                <w:szCs w:val="18"/>
-              </w:rPr>
-            </w:pPr>
-            <w:r>
-              <w:rPr>
-                <w:b w:val="0"/>
-                <w:i w:val="0"/>
-                <w:sz w:val="18"/>
-                <w:szCs w:val="18"/>
-              </w:rPr>
-              <w:t>74,024</w:t>
-            </w:r>
-          </w:p>
-        </w:tc>
-        <w:tc>
-          <w:tcPr>
-            <w:tcW w:w="1417" w:type="dxa"/>
-          </w:tcPr>
-          <w:p>
-            <w:pPr>
-              <w:spacing w:before="0" w:after="0" w:line="240" w:lineRule="auto"/>
-              <w:jc w:val="right"/>
-              <w:rPr>
-                <w:sz w:val="18"/>
-                <w:szCs w:val="18"/>
-              </w:rPr>
-            </w:pPr>
-            <w:r>
-              <w:rPr>
-                <w:b w:val="0"/>
-                <w:i w:val="0"/>
-                <w:sz w:val="18"/>
-                <w:szCs w:val="18"/>
-              </w:rPr>
-              <w:t>77,726</w:t>
-            </w:r>
-          </w:p>
-        </w:tc>
-        <w:tc>
-          <w:tcPr>
-            <w:tcW w:w="1417" w:type="dxa"/>
-          </w:tcPr>
-          <w:p>
-            <w:pPr>
-              <w:spacing w:before="0" w:after="0" w:line="240" w:lineRule="auto"/>
-              <w:jc w:val="right"/>
-              <w:rPr>
-                <w:sz w:val="18"/>
-                <w:szCs w:val="18"/>
-              </w:rPr>
-            </w:pPr>
-            <w:r>
-              <w:rPr>
-                <w:b w:val="0"/>
-                <w:i w:val="0"/>
-                <w:sz w:val="18"/>
-                <w:szCs w:val="18"/>
-              </w:rPr>
-              <w:t>4,72,236</w:t>
+              <w:t>35,000</w:t>
+            </w:r>
+          </w:p>
+        </w:tc>
+        <w:tc>
+          <w:tcPr>
+            <w:tcW w:w="1417" w:type="dxa"/>
+          </w:tcPr>
+          <w:p>
+            <w:pPr>
+              <w:spacing w:before="0" w:after="0" w:line="240" w:lineRule="auto"/>
+              <w:jc w:val="right"/>
+              <w:rPr>
+                <w:sz w:val="18"/>
+                <w:szCs w:val="18"/>
+              </w:rPr>
+            </w:pPr>
+            <w:r>
+              <w:rPr>
+                <w:b w:val="0"/>
+                <w:i w:val="0"/>
+                <w:sz w:val="18"/>
+                <w:szCs w:val="18"/>
+              </w:rPr>
+              <w:t>36,750</w:t>
+            </w:r>
+          </w:p>
+        </w:tc>
+        <w:tc>
+          <w:tcPr>
+            <w:tcW w:w="1417" w:type="dxa"/>
+          </w:tcPr>
+          <w:p>
+            <w:pPr>
+              <w:spacing w:before="0" w:after="0" w:line="240" w:lineRule="auto"/>
+              <w:jc w:val="right"/>
+              <w:rPr>
+                <w:sz w:val="18"/>
+                <w:szCs w:val="18"/>
+              </w:rPr>
+            </w:pPr>
+            <w:r>
+              <w:rPr>
+                <w:b w:val="0"/>
+                <w:i w:val="0"/>
+                <w:sz w:val="18"/>
+                <w:szCs w:val="18"/>
+              </w:rPr>
+              <w:t>38,588</w:t>
+            </w:r>
+          </w:p>
+        </w:tc>
+        <w:tc>
+          <w:tcPr>
+            <w:tcW w:w="1417" w:type="dxa"/>
+          </w:tcPr>
+          <w:p>
+            <w:pPr>
+              <w:spacing w:before="0" w:after="0" w:line="240" w:lineRule="auto"/>
+              <w:jc w:val="right"/>
+              <w:rPr>
+                <w:sz w:val="18"/>
+                <w:szCs w:val="18"/>
+              </w:rPr>
+            </w:pPr>
+            <w:r>
+              <w:rPr>
+                <w:b w:val="0"/>
+                <w:i w:val="0"/>
+                <w:sz w:val="18"/>
+                <w:szCs w:val="18"/>
+              </w:rPr>
+              <w:t>40,517</w:t>
+            </w:r>
+          </w:p>
+        </w:tc>
+        <w:tc>
+          <w:tcPr>
+            <w:tcW w:w="1417" w:type="dxa"/>
+          </w:tcPr>
+          <w:p>
+            <w:pPr>
+              <w:spacing w:before="0" w:after="0" w:line="240" w:lineRule="auto"/>
+              <w:jc w:val="right"/>
+              <w:rPr>
+                <w:sz w:val="18"/>
+                <w:szCs w:val="18"/>
+              </w:rPr>
+            </w:pPr>
+            <w:r>
+              <w:rPr>
+                <w:b w:val="0"/>
+                <w:i w:val="0"/>
+                <w:sz w:val="18"/>
+                <w:szCs w:val="18"/>
+              </w:rPr>
+              <w:t>42,543</w:t>
+            </w:r>
+          </w:p>
+        </w:tc>
+        <w:tc>
+          <w:tcPr>
+            <w:tcW w:w="1417" w:type="dxa"/>
+          </w:tcPr>
+          <w:p>
+            <w:pPr>
+              <w:spacing w:before="0" w:after="0" w:line="240" w:lineRule="auto"/>
+              <w:jc w:val="right"/>
+              <w:rPr>
+                <w:sz w:val="18"/>
+                <w:szCs w:val="18"/>
+              </w:rPr>
+            </w:pPr>
+            <w:r>
+              <w:rPr>
+                <w:b w:val="0"/>
+                <w:i w:val="0"/>
+                <w:sz w:val="18"/>
+                <w:szCs w:val="18"/>
+              </w:rPr>
+              <w:t>44,670</w:t>
+            </w:r>
+          </w:p>
+        </w:tc>
+        <w:tc>
+          <w:tcPr>
+            <w:tcW w:w="1417" w:type="dxa"/>
+          </w:tcPr>
+          <w:p>
+            <w:pPr>
+              <w:spacing w:before="0" w:after="0" w:line="240" w:lineRule="auto"/>
+              <w:jc w:val="right"/>
+              <w:rPr>
+                <w:sz w:val="18"/>
+                <w:szCs w:val="18"/>
+              </w:rPr>
+            </w:pPr>
+            <w:r>
+              <w:rPr>
+                <w:b w:val="0"/>
+                <w:i w:val="0"/>
+                <w:sz w:val="18"/>
+                <w:szCs w:val="18"/>
+              </w:rPr>
+              <w:t>46,903</w:t>
+            </w:r>
+          </w:p>
+        </w:tc>
+        <w:tc>
+          <w:tcPr>
+            <w:tcW w:w="1417" w:type="dxa"/>
+          </w:tcPr>
+          <w:p>
+            <w:pPr>
+              <w:spacing w:before="0" w:after="0" w:line="240" w:lineRule="auto"/>
+              <w:jc w:val="right"/>
+              <w:rPr>
+                <w:sz w:val="18"/>
+                <w:szCs w:val="18"/>
+              </w:rPr>
+            </w:pPr>
+            <w:r>
+              <w:rPr>
+                <w:b w:val="0"/>
+                <w:i w:val="0"/>
+                <w:sz w:val="18"/>
+                <w:szCs w:val="18"/>
+              </w:rPr>
+              <w:t>2,84,971</w:t>
             </w:r>
           </w:p>
         </w:tc>
@@ -21891,7 +21891,7 @@
                 <w:sz w:val="18"/>
                 <w:szCs w:val="18"/>
               </w:rPr>
-              <w:t>8,98,467</w:t>
+              <w:t>8,14,978</w:t>
             </w:r>
           </w:p>
         </w:tc>
@@ -21916,7 +21916,7 @@
                 <w:sz w:val="18"/>
                 <w:szCs w:val="18"/>
               </w:rPr>
-              <w:t>11,66,080</w:t>
+              <w:t>10,26,491</w:t>
             </w:r>
           </w:p>
         </w:tc>
@@ -21941,7 +21941,7 @@
                 <w:sz w:val="18"/>
                 <w:szCs w:val="18"/>
               </w:rPr>
-              <w:t>13,54,945</w:t>
+              <w:t>11,74,885</w:t>
             </w:r>
           </w:p>
         </w:tc>
@@ -21966,7 +21966,7 @@
                 <w:sz w:val="18"/>
                 <w:szCs w:val="18"/>
               </w:rPr>
-              <w:t>15,36,210</w:t>
+              <w:t>13,16,261</w:t>
             </w:r>
           </w:p>
         </w:tc>
@@ -21991,7 +21991,7 @@
                 <w:sz w:val="18"/>
                 <w:szCs w:val="18"/>
               </w:rPr>
-              <w:t>16,27,696</w:t>
+              <w:t>13,83,874</w:t>
             </w:r>
           </w:p>
         </w:tc>
@@ -22016,7 +22016,7 @@
                 <w:sz w:val="18"/>
                 <w:szCs w:val="18"/>
               </w:rPr>
-              <w:t>17,13,521</w:t>
+              <w:t>14,48,973</w:t>
             </w:r>
           </w:p>
         </w:tc>
@@ -22041,7 +22041,7 @@
                 <w:sz w:val="18"/>
                 <w:szCs w:val="18"/>
               </w:rPr>
-              <w:t>17,95,948</w:t>
+              <w:t>15,12,847</w:t>
             </w:r>
           </w:p>
         </w:tc>
@@ -22066,7 +22066,7 @@
                 <w:sz w:val="18"/>
                 <w:szCs w:val="18"/>
               </w:rPr>
-              <w:t>1,00,92,867</w:t>
+              <w:t>86,78,309</w:t>
             </w:r>
           </w:p>
         </w:tc>
@@ -25080,140 +25080,140 @@
                 <w:i w:val="0"/>
                 <w:sz w:val="16"/>
               </w:rPr>
-              <w:t>-18,545</w:t>
-            </w:r>
-          </w:p>
-        </w:tc>
-        <w:tc>
-          <w:tcPr>
-            <w:tcW w:w="1417" w:type="dxa"/>
-          </w:tcPr>
-          <w:p>
-            <w:pPr>
-              <w:spacing w:before="0" w:after="0" w:line="240" w:lineRule="auto"/>
-              <w:jc w:val="right"/>
-            </w:pPr>
-            <w:r>
-              <w:rPr>
-                <w:b w:val="0"/>
-                <w:i w:val="0"/>
-                <w:sz w:val="16"/>
-              </w:rPr>
-              <w:t>59,797</w:t>
-            </w:r>
-          </w:p>
-        </w:tc>
-        <w:tc>
-          <w:tcPr>
-            <w:tcW w:w="1417" w:type="dxa"/>
-          </w:tcPr>
-          <w:p>
-            <w:pPr>
-              <w:spacing w:before="0" w:after="0" w:line="240" w:lineRule="auto"/>
-              <w:jc w:val="right"/>
-            </w:pPr>
-            <w:r>
-              <w:rPr>
-                <w:b w:val="0"/>
-                <w:i w:val="0"/>
-                <w:sz w:val="16"/>
-              </w:rPr>
-              <w:t>1,08,753</w:t>
-            </w:r>
-          </w:p>
-        </w:tc>
-        <w:tc>
-          <w:tcPr>
-            <w:tcW w:w="1417" w:type="dxa"/>
-          </w:tcPr>
-          <w:p>
-            <w:pPr>
-              <w:spacing w:before="0" w:after="0" w:line="240" w:lineRule="auto"/>
-              <w:jc w:val="right"/>
-            </w:pPr>
-            <w:r>
-              <w:rPr>
-                <w:b w:val="0"/>
-                <w:i w:val="0"/>
-                <w:sz w:val="16"/>
-              </w:rPr>
-              <w:t>1,66,242</w:t>
-            </w:r>
-          </w:p>
-        </w:tc>
-        <w:tc>
-          <w:tcPr>
-            <w:tcW w:w="1417" w:type="dxa"/>
-          </w:tcPr>
-          <w:p>
-            <w:pPr>
-              <w:spacing w:before="0" w:after="0" w:line="240" w:lineRule="auto"/>
-              <w:jc w:val="right"/>
-            </w:pPr>
-            <w:r>
-              <w:rPr>
-                <w:b w:val="0"/>
-                <w:i w:val="0"/>
-                <w:sz w:val="16"/>
-              </w:rPr>
-              <w:t>1,87,777</w:t>
-            </w:r>
-          </w:p>
-        </w:tc>
-        <w:tc>
-          <w:tcPr>
-            <w:tcW w:w="1417" w:type="dxa"/>
-          </w:tcPr>
-          <w:p>
-            <w:pPr>
-              <w:spacing w:before="0" w:after="0" w:line="240" w:lineRule="auto"/>
-              <w:jc w:val="right"/>
-            </w:pPr>
-            <w:r>
-              <w:rPr>
-                <w:b w:val="0"/>
-                <w:i w:val="0"/>
-                <w:sz w:val="16"/>
-              </w:rPr>
-              <w:t>2,10,484</w:t>
-            </w:r>
-          </w:p>
-        </w:tc>
-        <w:tc>
-          <w:tcPr>
-            <w:tcW w:w="1417" w:type="dxa"/>
-          </w:tcPr>
-          <w:p>
-            <w:pPr>
-              <w:spacing w:before="0" w:after="0" w:line="240" w:lineRule="auto"/>
-              <w:jc w:val="right"/>
-            </w:pPr>
-            <w:r>
-              <w:rPr>
-                <w:b w:val="0"/>
-                <w:i w:val="0"/>
-                <w:sz w:val="16"/>
-              </w:rPr>
-              <w:t>2,30,325</w:t>
-            </w:r>
-          </w:p>
-        </w:tc>
-        <w:tc>
-          <w:tcPr>
-            <w:tcW w:w="1417" w:type="dxa"/>
-          </w:tcPr>
-          <w:p>
-            <w:pPr>
-              <w:spacing w:before="0" w:after="0" w:line="240" w:lineRule="auto"/>
-              <w:jc w:val="right"/>
-            </w:pPr>
-            <w:r>
-              <w:rPr>
-                <w:b w:val="0"/>
-                <w:i w:val="0"/>
-                <w:sz w:val="16"/>
-              </w:rPr>
-              <w:t>9,44,833</w:t>
+              <w:t>64,944</w:t>
+            </w:r>
+          </w:p>
+        </w:tc>
+        <w:tc>
+          <w:tcPr>
+            <w:tcW w:w="1417" w:type="dxa"/>
+          </w:tcPr>
+          <w:p>
+            <w:pPr>
+              <w:spacing w:before="0" w:after="0" w:line="240" w:lineRule="auto"/>
+              <w:jc w:val="right"/>
+            </w:pPr>
+            <w:r>
+              <w:rPr>
+                <w:b w:val="0"/>
+                <w:i w:val="0"/>
+                <w:sz w:val="16"/>
+              </w:rPr>
+              <w:t>1,99,386</w:t>
+            </w:r>
+          </w:p>
+        </w:tc>
+        <w:tc>
+          <w:tcPr>
+            <w:tcW w:w="1417" w:type="dxa"/>
+          </w:tcPr>
+          <w:p>
+            <w:pPr>
+              <w:spacing w:before="0" w:after="0" w:line="240" w:lineRule="auto"/>
+              <w:jc w:val="right"/>
+            </w:pPr>
+            <w:r>
+              <w:rPr>
+                <w:b w:val="0"/>
+                <w:i w:val="0"/>
+                <w:sz w:val="16"/>
+              </w:rPr>
+              <w:t>2,88,813</w:t>
+            </w:r>
+          </w:p>
+        </w:tc>
+        <w:tc>
+          <w:tcPr>
+            <w:tcW w:w="1417" w:type="dxa"/>
+          </w:tcPr>
+          <w:p>
+            <w:pPr>
+              <w:spacing w:before="0" w:after="0" w:line="240" w:lineRule="auto"/>
+              <w:jc w:val="right"/>
+            </w:pPr>
+            <w:r>
+              <w:rPr>
+                <w:b w:val="0"/>
+                <w:i w:val="0"/>
+                <w:sz w:val="16"/>
+              </w:rPr>
+              <w:t>3,86,191</w:t>
+            </w:r>
+          </w:p>
+        </w:tc>
+        <w:tc>
+          <w:tcPr>
+            <w:tcW w:w="1417" w:type="dxa"/>
+          </w:tcPr>
+          <w:p>
+            <w:pPr>
+              <w:spacing w:before="0" w:after="0" w:line="240" w:lineRule="auto"/>
+              <w:jc w:val="right"/>
+            </w:pPr>
+            <w:r>
+              <w:rPr>
+                <w:b w:val="0"/>
+                <w:i w:val="0"/>
+                <w:sz w:val="16"/>
+              </w:rPr>
+              <w:t>4,31,599</w:t>
+            </w:r>
+          </w:p>
+        </w:tc>
+        <w:tc>
+          <w:tcPr>
+            <w:tcW w:w="1417" w:type="dxa"/>
+          </w:tcPr>
+          <w:p>
+            <w:pPr>
+              <w:spacing w:before="0" w:after="0" w:line="240" w:lineRule="auto"/>
+              <w:jc w:val="right"/>
+            </w:pPr>
+            <w:r>
+              <w:rPr>
+                <w:b w:val="0"/>
+                <w:i w:val="0"/>
+                <w:sz w:val="16"/>
+              </w:rPr>
+              <w:t>4,75,032</w:t>
+            </w:r>
+          </w:p>
+        </w:tc>
+        <w:tc>
+          <w:tcPr>
+            <w:tcW w:w="1417" w:type="dxa"/>
+          </w:tcPr>
+          <w:p>
+            <w:pPr>
+              <w:spacing w:before="0" w:after="0" w:line="240" w:lineRule="auto"/>
+              <w:jc w:val="right"/>
+            </w:pPr>
+            <w:r>
+              <w:rPr>
+                <w:b w:val="0"/>
+                <w:i w:val="0"/>
+                <w:sz w:val="16"/>
+              </w:rPr>
+              <w:t>5,13,426</w:t>
+            </w:r>
+          </w:p>
+        </w:tc>
+        <w:tc>
+          <w:tcPr>
+            <w:tcW w:w="1417" w:type="dxa"/>
+          </w:tcPr>
+          <w:p>
+            <w:pPr>
+              <w:spacing w:before="0" w:after="0" w:line="240" w:lineRule="auto"/>
+              <w:jc w:val="right"/>
+            </w:pPr>
+            <w:r>
+              <w:rPr>
+                <w:b w:val="0"/>
+                <w:i w:val="0"/>
+                <w:sz w:val="16"/>
+              </w:rPr>
+              <w:t>23,59,391</w:t>
             </w:r>
           </w:p>
         </w:tc>
@@ -26042,7 +26042,7 @@
                 <w:i w:val="0"/>
                 <w:sz w:val="16"/>
               </w:rPr>
-              <w:t>1,60,699</w:t>
+              <w:t>2,44,188</w:t>
             </w:r>
           </w:p>
         </w:tc>
@@ -26062,7 +26062,7 @@
                 <w:i w:val="0"/>
                 <w:sz w:val="16"/>
               </w:rPr>
-              <w:t>2,03,024</w:t>
+              <w:t>3,42,613</w:t>
             </w:r>
           </w:p>
         </w:tc>
@@ -26082,7 +26082,7 @@
                 <w:i w:val="0"/>
                 <w:sz w:val="16"/>
               </w:rPr>
-              <w:t>2,25,945</w:t>
+              <w:t>4,06,005</w:t>
             </w:r>
           </w:p>
         </w:tc>
@@ -26102,7 +26102,7 @@
                 <w:i w:val="0"/>
                 <w:sz w:val="16"/>
               </w:rPr>
-              <w:t>2,66,034</w:t>
+              <w:t>4,85,983</w:t>
             </w:r>
           </w:p>
         </w:tc>
@@ -26122,7 +26122,7 @@
                 <w:i w:val="0"/>
                 <w:sz w:val="16"/>
               </w:rPr>
-              <w:t>2,72,760</w:t>
+              <w:t>5,16,582</w:t>
             </w:r>
           </w:p>
         </w:tc>
@@ -26142,7 +26142,7 @@
                 <w:i w:val="0"/>
                 <w:sz w:val="16"/>
               </w:rPr>
-              <w:t>2,82,864</w:t>
+              <w:t>5,47,412</w:t>
             </w:r>
           </w:p>
         </w:tc>
@@ -26162,7 +26162,7 @@
                 <w:i w:val="0"/>
                 <w:sz w:val="16"/>
               </w:rPr>
-              <w:t>2,91,978</w:t>
+              <w:t>5,75,079</w:t>
             </w:r>
           </w:p>
         </w:tc>
@@ -26182,7 +26182,7 @@
                 <w:i w:val="0"/>
                 <w:sz w:val="16"/>
               </w:rPr>
-              <w:t>17,03,304</w:t>
+              <w:t>31,17,862</w:t>
             </w:r>
           </w:p>
         </w:tc>
@@ -26279,102 +26279,102 @@
                 <w:i w:val="0"/>
                 <w:sz w:val="16"/>
               </w:rPr>
-              <w:t>0</w:t>
-            </w:r>
-          </w:p>
-        </w:tc>
-        <w:tc>
-          <w:tcPr>
-            <w:tcW w:w="1417" w:type="dxa"/>
-          </w:tcPr>
-          <w:p>
-            <w:pPr>
-              <w:spacing w:before="0" w:after="0" w:line="240" w:lineRule="auto"/>
-              <w:jc w:val="right"/>
-            </w:pPr>
-            <w:r>
-              <w:rPr>
-                <w:b w:val="0"/>
-                <w:i w:val="0"/>
-                <w:sz w:val="16"/>
-              </w:rPr>
-              <w:t>0</w:t>
-            </w:r>
-          </w:p>
-        </w:tc>
-        <w:tc>
-          <w:tcPr>
-            <w:tcW w:w="1417" w:type="dxa"/>
-          </w:tcPr>
-          <w:p>
-            <w:pPr>
-              <w:spacing w:before="0" w:after="0" w:line="240" w:lineRule="auto"/>
-              <w:jc w:val="right"/>
-            </w:pPr>
-            <w:r>
-              <w:rPr>
-                <w:b w:val="0"/>
-                <w:i w:val="0"/>
-                <w:sz w:val="16"/>
-              </w:rPr>
-              <w:t>0</w:t>
-            </w:r>
-          </w:p>
-        </w:tc>
-        <w:tc>
-          <w:tcPr>
-            <w:tcW w:w="1417" w:type="dxa"/>
-          </w:tcPr>
-          <w:p>
-            <w:pPr>
-              <w:spacing w:before="0" w:after="0" w:line="240" w:lineRule="auto"/>
-              <w:jc w:val="right"/>
-            </w:pPr>
-            <w:r>
-              <w:rPr>
-                <w:b w:val="0"/>
-                <w:i w:val="0"/>
-                <w:sz w:val="16"/>
-              </w:rPr>
-              <w:t>0</w:t>
-            </w:r>
-          </w:p>
-        </w:tc>
-        <w:tc>
-          <w:tcPr>
-            <w:tcW w:w="1417" w:type="dxa"/>
-          </w:tcPr>
-          <w:p>
-            <w:pPr>
-              <w:spacing w:before="0" w:after="0" w:line="240" w:lineRule="auto"/>
-              <w:jc w:val="right"/>
-            </w:pPr>
-            <w:r>
-              <w:rPr>
-                <w:b w:val="0"/>
-                <w:i w:val="0"/>
-                <w:sz w:val="16"/>
-              </w:rPr>
-              <w:t>0</w:t>
-            </w:r>
-          </w:p>
-        </w:tc>
-        <w:tc>
-          <w:tcPr>
-            <w:tcW w:w="1417" w:type="dxa"/>
-          </w:tcPr>
-          <w:p>
-            <w:pPr>
-              <w:spacing w:before="0" w:after="0" w:line="240" w:lineRule="auto"/>
-              <w:jc w:val="right"/>
-            </w:pPr>
-            <w:r>
-              <w:rPr>
-                <w:b w:val="0"/>
-                <w:i w:val="0"/>
-                <w:sz w:val="16"/>
-              </w:rPr>
-              <w:t>0</w:t>
+              <w:t>300</w:t>
+            </w:r>
+          </w:p>
+        </w:tc>
+        <w:tc>
+          <w:tcPr>
+            <w:tcW w:w="1417" w:type="dxa"/>
+          </w:tcPr>
+          <w:p>
+            <w:pPr>
+              <w:spacing w:before="0" w:after="0" w:line="240" w:lineRule="auto"/>
+              <w:jc w:val="right"/>
+            </w:pPr>
+            <w:r>
+              <w:rPr>
+                <w:b w:val="0"/>
+                <w:i w:val="0"/>
+                <w:sz w:val="16"/>
+              </w:rPr>
+              <w:t>4,299</w:t>
+            </w:r>
+          </w:p>
+        </w:tc>
+        <w:tc>
+          <w:tcPr>
+            <w:tcW w:w="1417" w:type="dxa"/>
+          </w:tcPr>
+          <w:p>
+            <w:pPr>
+              <w:spacing w:before="0" w:after="0" w:line="240" w:lineRule="auto"/>
+              <w:jc w:val="right"/>
+            </w:pPr>
+            <w:r>
+              <w:rPr>
+                <w:b w:val="0"/>
+                <w:i w:val="0"/>
+                <w:sz w:val="16"/>
+              </w:rPr>
+              <w:t>5,829</w:t>
+            </w:r>
+          </w:p>
+        </w:tc>
+        <w:tc>
+          <w:tcPr>
+            <w:tcW w:w="1417" w:type="dxa"/>
+          </w:tcPr>
+          <w:p>
+            <w:pPr>
+              <w:spacing w:before="0" w:after="0" w:line="240" w:lineRule="auto"/>
+              <w:jc w:val="right"/>
+            </w:pPr>
+            <w:r>
+              <w:rPr>
+                <w:b w:val="0"/>
+                <w:i w:val="0"/>
+                <w:sz w:val="16"/>
+              </w:rPr>
+              <w:t>7,371</w:t>
+            </w:r>
+          </w:p>
+        </w:tc>
+        <w:tc>
+          <w:tcPr>
+            <w:tcW w:w="1417" w:type="dxa"/>
+          </w:tcPr>
+          <w:p>
+            <w:pPr>
+              <w:spacing w:before="0" w:after="0" w:line="240" w:lineRule="auto"/>
+              <w:jc w:val="right"/>
+            </w:pPr>
+            <w:r>
+              <w:rPr>
+                <w:b w:val="0"/>
+                <w:i w:val="0"/>
+                <w:sz w:val="16"/>
+              </w:rPr>
+              <w:t>8,754</w:t>
+            </w:r>
+          </w:p>
+        </w:tc>
+        <w:tc>
+          <w:tcPr>
+            <w:tcW w:w="1417" w:type="dxa"/>
+          </w:tcPr>
+          <w:p>
+            <w:pPr>
+              <w:spacing w:before="0" w:after="0" w:line="240" w:lineRule="auto"/>
+              <w:jc w:val="right"/>
+            </w:pPr>
+            <w:r>
+              <w:rPr>
+                <w:b w:val="0"/>
+                <w:i w:val="0"/>
+                <w:sz w:val="16"/>
+              </w:rPr>
+              <w:t>26,553</w:t>
             </w:r>
           </w:p>
         </w:tc>
@@ -26471,102 +26471,102 @@
                 <w:i w:val="0"/>
                 <w:sz w:val="16"/>
               </w:rPr>
-              <w:t>0</w:t>
-            </w:r>
-          </w:p>
-        </w:tc>
-        <w:tc>
-          <w:tcPr>
-            <w:tcW w:w="1417" w:type="dxa"/>
-          </w:tcPr>
-          <w:p>
-            <w:pPr>
-              <w:spacing w:before="0" w:after="0" w:line="240" w:lineRule="auto"/>
-              <w:jc w:val="right"/>
-            </w:pPr>
-            <w:r>
-              <w:rPr>
-                <w:b w:val="0"/>
-                <w:i w:val="0"/>
-                <w:sz w:val="16"/>
-              </w:rPr>
-              <w:t>0</w:t>
-            </w:r>
-          </w:p>
-        </w:tc>
-        <w:tc>
-          <w:tcPr>
-            <w:tcW w:w="1417" w:type="dxa"/>
-          </w:tcPr>
-          <w:p>
-            <w:pPr>
-              <w:spacing w:before="0" w:after="0" w:line="240" w:lineRule="auto"/>
-              <w:jc w:val="right"/>
-            </w:pPr>
-            <w:r>
-              <w:rPr>
-                <w:b w:val="0"/>
-                <w:i w:val="0"/>
-                <w:sz w:val="16"/>
-              </w:rPr>
-              <w:t>0</w:t>
-            </w:r>
-          </w:p>
-        </w:tc>
-        <w:tc>
-          <w:tcPr>
-            <w:tcW w:w="1417" w:type="dxa"/>
-          </w:tcPr>
-          <w:p>
-            <w:pPr>
-              <w:spacing w:before="0" w:after="0" w:line="240" w:lineRule="auto"/>
-              <w:jc w:val="right"/>
-            </w:pPr>
-            <w:r>
-              <w:rPr>
-                <w:b w:val="0"/>
-                <w:i w:val="0"/>
-                <w:sz w:val="16"/>
-              </w:rPr>
-              <w:t>0</w:t>
-            </w:r>
-          </w:p>
-        </w:tc>
-        <w:tc>
-          <w:tcPr>
-            <w:tcW w:w="1417" w:type="dxa"/>
-          </w:tcPr>
-          <w:p>
-            <w:pPr>
-              <w:spacing w:before="0" w:after="0" w:line="240" w:lineRule="auto"/>
-              <w:jc w:val="right"/>
-            </w:pPr>
-            <w:r>
-              <w:rPr>
-                <w:b w:val="0"/>
-                <w:i w:val="0"/>
-                <w:sz w:val="16"/>
-              </w:rPr>
-              <w:t>0</w:t>
-            </w:r>
-          </w:p>
-        </w:tc>
-        <w:tc>
-          <w:tcPr>
-            <w:tcW w:w="1417" w:type="dxa"/>
-          </w:tcPr>
-          <w:p>
-            <w:pPr>
-              <w:spacing w:before="0" w:after="0" w:line="240" w:lineRule="auto"/>
-              <w:jc w:val="right"/>
-            </w:pPr>
-            <w:r>
-              <w:rPr>
-                <w:b w:val="0"/>
-                <w:i w:val="0"/>
-                <w:sz w:val="16"/>
-              </w:rPr>
-              <w:t>0</w:t>
+              <w:t>300</w:t>
+            </w:r>
+          </w:p>
+        </w:tc>
+        <w:tc>
+          <w:tcPr>
+            <w:tcW w:w="1417" w:type="dxa"/>
+          </w:tcPr>
+          <w:p>
+            <w:pPr>
+              <w:spacing w:before="0" w:after="0" w:line="240" w:lineRule="auto"/>
+              <w:jc w:val="right"/>
+            </w:pPr>
+            <w:r>
+              <w:rPr>
+                <w:b w:val="0"/>
+                <w:i w:val="0"/>
+                <w:sz w:val="16"/>
+              </w:rPr>
+              <w:t>4,299</w:t>
+            </w:r>
+          </w:p>
+        </w:tc>
+        <w:tc>
+          <w:tcPr>
+            <w:tcW w:w="1417" w:type="dxa"/>
+          </w:tcPr>
+          <w:p>
+            <w:pPr>
+              <w:spacing w:before="0" w:after="0" w:line="240" w:lineRule="auto"/>
+              <w:jc w:val="right"/>
+            </w:pPr>
+            <w:r>
+              <w:rPr>
+                <w:b w:val="0"/>
+                <w:i w:val="0"/>
+                <w:sz w:val="16"/>
+              </w:rPr>
+              <w:t>5,829</w:t>
+            </w:r>
+          </w:p>
+        </w:tc>
+        <w:tc>
+          <w:tcPr>
+            <w:tcW w:w="1417" w:type="dxa"/>
+          </w:tcPr>
+          <w:p>
+            <w:pPr>
+              <w:spacing w:before="0" w:after="0" w:line="240" w:lineRule="auto"/>
+              <w:jc w:val="right"/>
+            </w:pPr>
+            <w:r>
+              <w:rPr>
+                <w:b w:val="0"/>
+                <w:i w:val="0"/>
+                <w:sz w:val="16"/>
+              </w:rPr>
+              <w:t>7,371</w:t>
+            </w:r>
+          </w:p>
+        </w:tc>
+        <w:tc>
+          <w:tcPr>
+            <w:tcW w:w="1417" w:type="dxa"/>
+          </w:tcPr>
+          <w:p>
+            <w:pPr>
+              <w:spacing w:before="0" w:after="0" w:line="240" w:lineRule="auto"/>
+              <w:jc w:val="right"/>
+            </w:pPr>
+            <w:r>
+              <w:rPr>
+                <w:b w:val="0"/>
+                <w:i w:val="0"/>
+                <w:sz w:val="16"/>
+              </w:rPr>
+              <w:t>8,754</w:t>
+            </w:r>
+          </w:p>
+        </w:tc>
+        <w:tc>
+          <w:tcPr>
+            <w:tcW w:w="1417" w:type="dxa"/>
+          </w:tcPr>
+          <w:p>
+            <w:pPr>
+              <w:spacing w:before="0" w:after="0" w:line="240" w:lineRule="auto"/>
+              <w:jc w:val="right"/>
+            </w:pPr>
+            <w:r>
+              <w:rPr>
+                <w:b w:val="0"/>
+                <w:i w:val="0"/>
+                <w:sz w:val="16"/>
+              </w:rPr>
+              <w:t>26,553</w:t>
             </w:r>
           </w:p>
         </w:tc>
@@ -26783,7 +26783,7 @@
           <w:i/>
           <w:sz w:val="17"/>
         </w:rPr>
-        <w:t>Book depreciation is on full cost; tax depreciation is on cost less subsidy. Hire income is business income. Tax uses the new regime (s. 202, Income-tax Act, 2025) and assumes no other income. Taxable income stays below Rs 4 lakh (the nil slab), so no tax is payable. Actual tax depends on his total income.</w:t>
+        <w:t>Book depreciation is on full cost; tax depreciation is on cost less subsidy. Hire income is business income. Tax uses the new regime (s. 202, Income-tax Act, 2025) and assumes no other income. Taxable income stays below Rs 12 lakh, so the s. 156 rebate makes the tax nil. Actual tax depends on his total income.</w:t>
       </w:r>
     </w:p>
     <w:p>
@@ -28761,121 +28761,121 @@
                 <w:i w:val="0"/>
                 <w:sz w:val="16"/>
               </w:rPr>
-              <w:t>-18,545</w:t>
-            </w:r>
-          </w:p>
-        </w:tc>
-        <w:tc>
-          <w:tcPr>
-            <w:tcW w:w="1417" w:type="dxa"/>
-          </w:tcPr>
-          <w:p>
-            <w:pPr>
-              <w:spacing w:before="0" w:after="0" w:line="240" w:lineRule="auto"/>
-              <w:jc w:val="right"/>
-            </w:pPr>
-            <w:r>
-              <w:rPr>
-                <w:b w:val="0"/>
-                <w:i w:val="0"/>
-                <w:sz w:val="16"/>
-              </w:rPr>
-              <w:t>59,797</w:t>
-            </w:r>
-          </w:p>
-        </w:tc>
-        <w:tc>
-          <w:tcPr>
-            <w:tcW w:w="1417" w:type="dxa"/>
-          </w:tcPr>
-          <w:p>
-            <w:pPr>
-              <w:spacing w:before="0" w:after="0" w:line="240" w:lineRule="auto"/>
-              <w:jc w:val="right"/>
-            </w:pPr>
-            <w:r>
-              <w:rPr>
-                <w:b w:val="0"/>
-                <w:i w:val="0"/>
-                <w:sz w:val="16"/>
-              </w:rPr>
-              <w:t>1,08,753</w:t>
-            </w:r>
-          </w:p>
-        </w:tc>
-        <w:tc>
-          <w:tcPr>
-            <w:tcW w:w="1417" w:type="dxa"/>
-          </w:tcPr>
-          <w:p>
-            <w:pPr>
-              <w:spacing w:before="0" w:after="0" w:line="240" w:lineRule="auto"/>
-              <w:jc w:val="right"/>
-            </w:pPr>
-            <w:r>
-              <w:rPr>
-                <w:b w:val="0"/>
-                <w:i w:val="0"/>
-                <w:sz w:val="16"/>
-              </w:rPr>
-              <w:t>1,66,242</w:t>
-            </w:r>
-          </w:p>
-        </w:tc>
-        <w:tc>
-          <w:tcPr>
-            <w:tcW w:w="1417" w:type="dxa"/>
-          </w:tcPr>
-          <w:p>
-            <w:pPr>
-              <w:spacing w:before="0" w:after="0" w:line="240" w:lineRule="auto"/>
-              <w:jc w:val="right"/>
-            </w:pPr>
-            <w:r>
-              <w:rPr>
-                <w:b w:val="0"/>
-                <w:i w:val="0"/>
-                <w:sz w:val="16"/>
-              </w:rPr>
-              <w:t>1,87,777</w:t>
-            </w:r>
-          </w:p>
-        </w:tc>
-        <w:tc>
-          <w:tcPr>
-            <w:tcW w:w="1417" w:type="dxa"/>
-          </w:tcPr>
-          <w:p>
-            <w:pPr>
-              <w:spacing w:before="0" w:after="0" w:line="240" w:lineRule="auto"/>
-              <w:jc w:val="right"/>
-            </w:pPr>
-            <w:r>
-              <w:rPr>
-                <w:b w:val="0"/>
-                <w:i w:val="0"/>
-                <w:sz w:val="16"/>
-              </w:rPr>
-              <w:t>2,10,484</w:t>
-            </w:r>
-          </w:p>
-        </w:tc>
-        <w:tc>
-          <w:tcPr>
-            <w:tcW w:w="1417" w:type="dxa"/>
-          </w:tcPr>
-          <w:p>
-            <w:pPr>
-              <w:spacing w:before="0" w:after="0" w:line="240" w:lineRule="auto"/>
-              <w:jc w:val="right"/>
-            </w:pPr>
-            <w:r>
-              <w:rPr>
-                <w:b w:val="0"/>
-                <w:i w:val="0"/>
-                <w:sz w:val="16"/>
-              </w:rPr>
-              <w:t>7,14,508</w:t>
+              <w:t>64,944</w:t>
+            </w:r>
+          </w:p>
+        </w:tc>
+        <w:tc>
+          <w:tcPr>
+            <w:tcW w:w="1417" w:type="dxa"/>
+          </w:tcPr>
+          <w:p>
+            <w:pPr>
+              <w:spacing w:before="0" w:after="0" w:line="240" w:lineRule="auto"/>
+              <w:jc w:val="right"/>
+            </w:pPr>
+            <w:r>
+              <w:rPr>
+                <w:b w:val="0"/>
+                <w:i w:val="0"/>
+                <w:sz w:val="16"/>
+              </w:rPr>
+              <w:t>1,99,386</w:t>
+            </w:r>
+          </w:p>
+        </w:tc>
+        <w:tc>
+          <w:tcPr>
+            <w:tcW w:w="1417" w:type="dxa"/>
+          </w:tcPr>
+          <w:p>
+            <w:pPr>
+              <w:spacing w:before="0" w:after="0" w:line="240" w:lineRule="auto"/>
+              <w:jc w:val="right"/>
+            </w:pPr>
+            <w:r>
+              <w:rPr>
+                <w:b w:val="0"/>
+                <w:i w:val="0"/>
+                <w:sz w:val="16"/>
+              </w:rPr>
+              <w:t>2,88,813</w:t>
+            </w:r>
+          </w:p>
+        </w:tc>
+        <w:tc>
+          <w:tcPr>
+            <w:tcW w:w="1417" w:type="dxa"/>
+          </w:tcPr>
+          <w:p>
+            <w:pPr>
+              <w:spacing w:before="0" w:after="0" w:line="240" w:lineRule="auto"/>
+              <w:jc w:val="right"/>
+            </w:pPr>
+            <w:r>
+              <w:rPr>
+                <w:b w:val="0"/>
+                <w:i w:val="0"/>
+                <w:sz w:val="16"/>
+              </w:rPr>
+              <w:t>3,86,191</w:t>
+            </w:r>
+          </w:p>
+        </w:tc>
+        <w:tc>
+          <w:tcPr>
+            <w:tcW w:w="1417" w:type="dxa"/>
+          </w:tcPr>
+          <w:p>
+            <w:pPr>
+              <w:spacing w:before="0" w:after="0" w:line="240" w:lineRule="auto"/>
+              <w:jc w:val="right"/>
+            </w:pPr>
+            <w:r>
+              <w:rPr>
+                <w:b w:val="0"/>
+                <w:i w:val="0"/>
+                <w:sz w:val="16"/>
+              </w:rPr>
+              <w:t>4,31,599</w:t>
+            </w:r>
+          </w:p>
+        </w:tc>
+        <w:tc>
+          <w:tcPr>
+            <w:tcW w:w="1417" w:type="dxa"/>
+          </w:tcPr>
+          <w:p>
+            <w:pPr>
+              <w:spacing w:before="0" w:after="0" w:line="240" w:lineRule="auto"/>
+              <w:jc w:val="right"/>
+            </w:pPr>
+            <w:r>
+              <w:rPr>
+                <w:b w:val="0"/>
+                <w:i w:val="0"/>
+                <w:sz w:val="16"/>
+              </w:rPr>
+              <w:t>4,75,032</w:t>
+            </w:r>
+          </w:p>
+        </w:tc>
+        <w:tc>
+          <w:tcPr>
+            <w:tcW w:w="1417" w:type="dxa"/>
+          </w:tcPr>
+          <w:p>
+            <w:pPr>
+              <w:spacing w:before="0" w:after="0" w:line="240" w:lineRule="auto"/>
+              <w:jc w:val="right"/>
+            </w:pPr>
+            <w:r>
+              <w:rPr>
+                <w:b w:val="0"/>
+                <w:i w:val="0"/>
+                <w:sz w:val="16"/>
+              </w:rPr>
+              <w:t>18,45,965</w:t>
             </w:r>
           </w:p>
         </w:tc>
@@ -29455,7 +29455,7 @@
                 <w:i w:val="0"/>
                 <w:sz w:val="16"/>
               </w:rPr>
-              <w:t>5,20,966</w:t>
+              <w:t>6,04,455</w:t>
             </w:r>
           </w:p>
         </w:tc>
@@ -29475,7 +29475,7 @@
                 <w:i w:val="0"/>
                 <w:sz w:val="16"/>
               </w:rPr>
-              <w:t>5,02,170</w:t>
+              <w:t>6,41,759</w:t>
             </w:r>
           </w:p>
         </w:tc>
@@ -29495,7 +29495,7 @@
                 <w:i w:val="0"/>
                 <w:sz w:val="16"/>
               </w:rPr>
-              <w:t>4,69,590</w:t>
+              <w:t>6,49,650</w:t>
             </w:r>
           </w:p>
         </w:tc>
@@ -29515,7 +29515,7 @@
                 <w:i w:val="0"/>
                 <w:sz w:val="16"/>
               </w:rPr>
-              <w:t>4,67,612</w:t>
+              <w:t>6,87,561</w:t>
             </w:r>
           </w:p>
         </w:tc>
@@ -29535,7 +29535,7 @@
                 <w:i w:val="0"/>
                 <w:sz w:val="16"/>
               </w:rPr>
-              <w:t>4,36,570</w:t>
+              <w:t>6,80,392</w:t>
             </w:r>
           </w:p>
         </w:tc>
@@ -29555,7 +29555,7 @@
                 <w:i w:val="0"/>
                 <w:sz w:val="16"/>
               </w:rPr>
-              <w:t>4,12,561</w:t>
+              <w:t>6,77,109</w:t>
             </w:r>
           </w:p>
         </w:tc>
@@ -29575,7 +29575,7 @@
                 <w:i w:val="0"/>
                 <w:sz w:val="16"/>
               </w:rPr>
-              <w:t>28,09,469</w:t>
+              <w:t>39,40,926</w:t>
             </w:r>
           </w:p>
         </w:tc>
@@ -30163,7 +30163,7 @@
                 <w:i w:val="0"/>
                 <w:sz w:val="16"/>
               </w:rPr>
-              <w:t>7.88</w:t>
+              <w:t>9.14</w:t>
             </w:r>
           </w:p>
         </w:tc>
@@ -30183,7 +30183,7 @@
                 <w:i w:val="0"/>
                 <w:sz w:val="16"/>
               </w:rPr>
-              <w:t>1.77</w:t>
+              <w:t>2.27</w:t>
             </w:r>
           </w:p>
         </w:tc>
@@ -30203,7 +30203,7 @@
                 <w:i w:val="0"/>
                 <w:sz w:val="16"/>
               </w:rPr>
-              <w:t>1.74</w:t>
+              <w:t>2.41</w:t>
             </w:r>
           </w:p>
         </w:tc>
@@ -30223,7 +30223,7 @@
                 <w:i w:val="0"/>
                 <w:sz w:val="16"/>
               </w:rPr>
-              <w:t>1.82</w:t>
+              <w:t>2.68</w:t>
             </w:r>
           </w:p>
         </w:tc>
@@ -30243,7 +30243,7 @@
                 <w:i w:val="0"/>
                 <w:sz w:val="16"/>
               </w:rPr>
-              <w:t>1.79</w:t>
+              <w:t>2.79</w:t>
             </w:r>
           </w:p>
         </w:tc>
@@ -30263,7 +30263,7 @@
                 <w:i w:val="0"/>
                 <w:sz w:val="16"/>
               </w:rPr>
-              <w:t>1.79</w:t>
+              <w:t>2.94</w:t>
             </w:r>
           </w:p>
         </w:tc>
@@ -30283,7 +30283,7 @@
                 <w:i w:val="0"/>
                 <w:sz w:val="16"/>
               </w:rPr>
-              <w:t>2.08 (average)</w:t>
+              <w:t>2.92 (average)</w:t>
             </w:r>
           </w:p>
         </w:tc>
@@ -30296,7 +30296,7 @@
           <w:i/>
           <w:sz w:val="17"/>
         </w:rPr>
-        <w:t>DSCR = (A) ÷ (B). Year I is interest only. Average 2.08 (Years II–VI: 1.78; lowest 1.74) – above the 1.25–1.50 banks usually need.</w:t>
+        <w:t>DSCR = (A) ÷ (B). Year I is interest only. Average 2.92 (Years II–VI: 2.60; lowest 2.27) – above the 1.25–1.50 banks usually need.</w:t>
       </w:r>
     </w:p>
     <w:p>
@@ -31292,140 +31292,140 @@
                 <w:i w:val="0"/>
                 <w:sz w:val="16"/>
               </w:rPr>
-              <w:t>8,98,467</w:t>
-            </w:r>
-          </w:p>
-        </w:tc>
-        <w:tc>
-          <w:tcPr>
-            <w:tcW w:w="1417" w:type="dxa"/>
-          </w:tcPr>
-          <w:p>
-            <w:pPr>
-              <w:spacing w:before="0" w:after="0" w:line="240" w:lineRule="auto"/>
-              <w:jc w:val="right"/>
-            </w:pPr>
-            <w:r>
-              <w:rPr>
-                <w:b w:val="0"/>
-                <w:i w:val="0"/>
-                <w:sz w:val="16"/>
-              </w:rPr>
-              <w:t>11,66,080</w:t>
-            </w:r>
-          </w:p>
-        </w:tc>
-        <w:tc>
-          <w:tcPr>
-            <w:tcW w:w="1417" w:type="dxa"/>
-          </w:tcPr>
-          <w:p>
-            <w:pPr>
-              <w:spacing w:before="0" w:after="0" w:line="240" w:lineRule="auto"/>
-              <w:jc w:val="right"/>
-            </w:pPr>
-            <w:r>
-              <w:rPr>
-                <w:b w:val="0"/>
-                <w:i w:val="0"/>
-                <w:sz w:val="16"/>
-              </w:rPr>
-              <w:t>13,54,945</w:t>
-            </w:r>
-          </w:p>
-        </w:tc>
-        <w:tc>
-          <w:tcPr>
-            <w:tcW w:w="1417" w:type="dxa"/>
-          </w:tcPr>
-          <w:p>
-            <w:pPr>
-              <w:spacing w:before="0" w:after="0" w:line="240" w:lineRule="auto"/>
-              <w:jc w:val="right"/>
-            </w:pPr>
-            <w:r>
-              <w:rPr>
-                <w:b w:val="0"/>
-                <w:i w:val="0"/>
-                <w:sz w:val="16"/>
-              </w:rPr>
-              <w:t>15,36,210</w:t>
-            </w:r>
-          </w:p>
-        </w:tc>
-        <w:tc>
-          <w:tcPr>
-            <w:tcW w:w="1417" w:type="dxa"/>
-          </w:tcPr>
-          <w:p>
-            <w:pPr>
-              <w:spacing w:before="0" w:after="0" w:line="240" w:lineRule="auto"/>
-              <w:jc w:val="right"/>
-            </w:pPr>
-            <w:r>
-              <w:rPr>
-                <w:b w:val="0"/>
-                <w:i w:val="0"/>
-                <w:sz w:val="16"/>
-              </w:rPr>
-              <w:t>16,27,696</w:t>
-            </w:r>
-          </w:p>
-        </w:tc>
-        <w:tc>
-          <w:tcPr>
-            <w:tcW w:w="1417" w:type="dxa"/>
-          </w:tcPr>
-          <w:p>
-            <w:pPr>
-              <w:spacing w:before="0" w:after="0" w:line="240" w:lineRule="auto"/>
-              <w:jc w:val="right"/>
-            </w:pPr>
-            <w:r>
-              <w:rPr>
-                <w:b w:val="0"/>
-                <w:i w:val="0"/>
-                <w:sz w:val="16"/>
-              </w:rPr>
-              <w:t>17,13,521</w:t>
-            </w:r>
-          </w:p>
-        </w:tc>
-        <w:tc>
-          <w:tcPr>
-            <w:tcW w:w="1417" w:type="dxa"/>
-          </w:tcPr>
-          <w:p>
-            <w:pPr>
-              <w:spacing w:before="0" w:after="0" w:line="240" w:lineRule="auto"/>
-              <w:jc w:val="right"/>
-            </w:pPr>
-            <w:r>
-              <w:rPr>
-                <w:b w:val="0"/>
-                <w:i w:val="0"/>
-                <w:sz w:val="16"/>
-              </w:rPr>
-              <w:t>17,95,948</w:t>
-            </w:r>
-          </w:p>
-        </w:tc>
-        <w:tc>
-          <w:tcPr>
-            <w:tcW w:w="1417" w:type="dxa"/>
-          </w:tcPr>
-          <w:p>
-            <w:pPr>
-              <w:spacing w:before="0" w:after="0" w:line="240" w:lineRule="auto"/>
-              <w:jc w:val="right"/>
-            </w:pPr>
-            <w:r>
-              <w:rPr>
-                <w:b w:val="0"/>
-                <w:i w:val="0"/>
-                <w:sz w:val="16"/>
-              </w:rPr>
-              <w:t>1,00,92,867</w:t>
+              <w:t>8,14,978</w:t>
+            </w:r>
+          </w:p>
+        </w:tc>
+        <w:tc>
+          <w:tcPr>
+            <w:tcW w:w="1417" w:type="dxa"/>
+          </w:tcPr>
+          <w:p>
+            <w:pPr>
+              <w:spacing w:before="0" w:after="0" w:line="240" w:lineRule="auto"/>
+              <w:jc w:val="right"/>
+            </w:pPr>
+            <w:r>
+              <w:rPr>
+                <w:b w:val="0"/>
+                <w:i w:val="0"/>
+                <w:sz w:val="16"/>
+              </w:rPr>
+              <w:t>10,26,491</w:t>
+            </w:r>
+          </w:p>
+        </w:tc>
+        <w:tc>
+          <w:tcPr>
+            <w:tcW w:w="1417" w:type="dxa"/>
+          </w:tcPr>
+          <w:p>
+            <w:pPr>
+              <w:spacing w:before="0" w:after="0" w:line="240" w:lineRule="auto"/>
+              <w:jc w:val="right"/>
+            </w:pPr>
+            <w:r>
+              <w:rPr>
+                <w:b w:val="0"/>
+                <w:i w:val="0"/>
+                <w:sz w:val="16"/>
+              </w:rPr>
+              <w:t>11,74,885</w:t>
+            </w:r>
+          </w:p>
+        </w:tc>
+        <w:tc>
+          <w:tcPr>
+            <w:tcW w:w="1417" w:type="dxa"/>
+          </w:tcPr>
+          <w:p>
+            <w:pPr>
+              <w:spacing w:before="0" w:after="0" w:line="240" w:lineRule="auto"/>
+              <w:jc w:val="right"/>
+            </w:pPr>
+            <w:r>
+              <w:rPr>
+                <w:b w:val="0"/>
+                <w:i w:val="0"/>
+                <w:sz w:val="16"/>
+              </w:rPr>
+              <w:t>13,16,261</w:t>
+            </w:r>
+          </w:p>
+        </w:tc>
+        <w:tc>
+          <w:tcPr>
+            <w:tcW w:w="1417" w:type="dxa"/>
+          </w:tcPr>
+          <w:p>
+            <w:pPr>
+              <w:spacing w:before="0" w:after="0" w:line="240" w:lineRule="auto"/>
+              <w:jc w:val="right"/>
+            </w:pPr>
+            <w:r>
+              <w:rPr>
+                <w:b w:val="0"/>
+                <w:i w:val="0"/>
+                <w:sz w:val="16"/>
+              </w:rPr>
+              <w:t>13,83,874</w:t>
+            </w:r>
+          </w:p>
+        </w:tc>
+        <w:tc>
+          <w:tcPr>
+            <w:tcW w:w="1417" w:type="dxa"/>
+          </w:tcPr>
+          <w:p>
+            <w:pPr>
+              <w:spacing w:before="0" w:after="0" w:line="240" w:lineRule="auto"/>
+              <w:jc w:val="right"/>
+            </w:pPr>
+            <w:r>
+              <w:rPr>
+                <w:b w:val="0"/>
+                <w:i w:val="0"/>
+                <w:sz w:val="16"/>
+              </w:rPr>
+              <w:t>14,48,973</w:t>
+            </w:r>
+          </w:p>
+        </w:tc>
+        <w:tc>
+          <w:tcPr>
+            <w:tcW w:w="1417" w:type="dxa"/>
+          </w:tcPr>
+          <w:p>
+            <w:pPr>
+              <w:spacing w:before="0" w:after="0" w:line="240" w:lineRule="auto"/>
+              <w:jc w:val="right"/>
+            </w:pPr>
+            <w:r>
+              <w:rPr>
+                <w:b w:val="0"/>
+                <w:i w:val="0"/>
+                <w:sz w:val="16"/>
+              </w:rPr>
+              <w:t>15,12,847</w:t>
+            </w:r>
+          </w:p>
+        </w:tc>
+        <w:tc>
+          <w:tcPr>
+            <w:tcW w:w="1417" w:type="dxa"/>
+          </w:tcPr>
+          <w:p>
+            <w:pPr>
+              <w:spacing w:before="0" w:after="0" w:line="240" w:lineRule="auto"/>
+              <w:jc w:val="right"/>
+            </w:pPr>
+            <w:r>
+              <w:rPr>
+                <w:b w:val="0"/>
+                <w:i w:val="0"/>
+                <w:sz w:val="16"/>
+              </w:rPr>
+              <w:t>86,78,309</w:t>
             </w:r>
           </w:p>
         </w:tc>
@@ -31486,7 +31486,7 @@
                 <w:i w:val="0"/>
                 <w:sz w:val="16"/>
               </w:rPr>
-              <w:t>4,77,033</w:t>
+              <w:t>5,60,522</w:t>
             </w:r>
           </w:p>
         </w:tc>
@@ -31506,7 +31506,7 @@
                 <w:i w:val="0"/>
                 <w:sz w:val="16"/>
               </w:rPr>
-              <w:t>4,88,203</w:t>
+              <w:t>6,27,792</w:t>
             </w:r>
           </w:p>
         </w:tc>
@@ -31526,7 +31526,7 @@
                 <w:i w:val="0"/>
                 <w:sz w:val="16"/>
               </w:rPr>
-              <w:t>4,69,590</w:t>
+              <w:t>6,49,650</w:t>
             </w:r>
           </w:p>
         </w:tc>
@@ -31546,7 +31546,7 @@
                 <w:i w:val="0"/>
                 <w:sz w:val="16"/>
               </w:rPr>
-              <w:t>4,67,612</w:t>
+              <w:t>6,87,561</w:t>
             </w:r>
           </w:p>
         </w:tc>
@@ -31566,7 +31566,7 @@
                 <w:i w:val="0"/>
                 <w:sz w:val="16"/>
               </w:rPr>
-              <w:t>4,36,570</w:t>
+              <w:t>6,80,392</w:t>
             </w:r>
           </w:p>
         </w:tc>
@@ -31586,7 +31586,7 @@
                 <w:i w:val="0"/>
                 <w:sz w:val="16"/>
               </w:rPr>
-              <w:t>4,12,561</w:t>
+              <w:t>6,77,109</w:t>
             </w:r>
           </w:p>
         </w:tc>
@@ -31606,7 +31606,7 @@
                 <w:i w:val="0"/>
                 <w:sz w:val="16"/>
               </w:rPr>
-              <w:t>3,93,983</w:t>
+              <w:t>6,77,084</w:t>
             </w:r>
           </w:p>
         </w:tc>
@@ -31626,7 +31626,7 @@
                 <w:i w:val="0"/>
                 <w:sz w:val="16"/>
               </w:rPr>
-              <w:t>31,45,552</w:t>
+              <w:t>45,60,110</w:t>
             </w:r>
           </w:p>
         </w:tc>
@@ -32071,7 +32071,7 @@
                 <w:i w:val="0"/>
                 <w:sz w:val="16"/>
               </w:rPr>
-              <w:t>-18,545</w:t>
+              <w:t>64,944</w:t>
             </w:r>
           </w:p>
         </w:tc>
@@ -32091,7 +32091,7 @@
                 <w:i w:val="0"/>
                 <w:sz w:val="16"/>
               </w:rPr>
-              <w:t>59,797</w:t>
+              <w:t>1,99,386</w:t>
             </w:r>
           </w:p>
         </w:tc>
@@ -32111,7 +32111,7 @@
                 <w:i w:val="0"/>
                 <w:sz w:val="16"/>
               </w:rPr>
-              <w:t>1,08,753</w:t>
+              <w:t>2,88,813</w:t>
             </w:r>
           </w:p>
         </w:tc>
@@ -32131,7 +32131,7 @@
                 <w:i w:val="0"/>
                 <w:sz w:val="16"/>
               </w:rPr>
-              <w:t>1,66,242</w:t>
+              <w:t>3,86,191</w:t>
             </w:r>
           </w:p>
         </w:tc>
@@ -32151,7 +32151,7 @@
                 <w:i w:val="0"/>
                 <w:sz w:val="16"/>
               </w:rPr>
-              <w:t>1,87,777</w:t>
+              <w:t>4,31,599</w:t>
             </w:r>
           </w:p>
         </w:tc>
@@ -32171,7 +32171,7 @@
                 <w:i w:val="0"/>
                 <w:sz w:val="16"/>
               </w:rPr>
-              <w:t>2,10,484</w:t>
+              <w:t>4,75,032</w:t>
             </w:r>
           </w:p>
         </w:tc>
@@ -32191,7 +32191,7 @@
                 <w:i w:val="0"/>
                 <w:sz w:val="16"/>
               </w:rPr>
-              <w:t>2,30,325</w:t>
+              <w:t>5,13,426</w:t>
             </w:r>
           </w:p>
         </w:tc>
@@ -32211,7 +32211,7 @@
                 <w:i w:val="0"/>
                 <w:sz w:val="16"/>
               </w:rPr>
-              <w:t>9,44,833</w:t>
+              <w:t>23,59,391</w:t>
             </w:r>
           </w:p>
         </w:tc>
@@ -32464,7 +32464,7 @@
                 <w:i w:val="0"/>
                 <w:sz w:val="16"/>
               </w:rPr>
-              <w:t>-18,545</w:t>
+              <w:t>64,944</w:t>
             </w:r>
           </w:p>
         </w:tc>
@@ -32484,7 +32484,7 @@
                 <w:i w:val="0"/>
                 <w:sz w:val="16"/>
               </w:rPr>
-              <w:t>59,797</w:t>
+              <w:t>1,99,386</w:t>
             </w:r>
           </w:p>
         </w:tc>
@@ -32504,7 +32504,7 @@
                 <w:i w:val="0"/>
                 <w:sz w:val="16"/>
               </w:rPr>
-              <w:t>1,08,753</w:t>
+              <w:t>2,88,813</w:t>
             </w:r>
           </w:p>
         </w:tc>
@@ -32524,7 +32524,7 @@
                 <w:i w:val="0"/>
                 <w:sz w:val="16"/>
               </w:rPr>
-              <w:t>1,66,242</w:t>
+              <w:t>3,86,191</w:t>
             </w:r>
           </w:p>
         </w:tc>
@@ -32544,7 +32544,7 @@
                 <w:i w:val="0"/>
                 <w:sz w:val="16"/>
               </w:rPr>
-              <w:t>1,87,777</w:t>
+              <w:t>4,31,599</w:t>
             </w:r>
           </w:p>
         </w:tc>
@@ -32564,7 +32564,7 @@
                 <w:i w:val="0"/>
                 <w:sz w:val="16"/>
               </w:rPr>
-              <w:t>2,10,484</w:t>
+              <w:t>4,75,032</w:t>
             </w:r>
           </w:p>
         </w:tc>
@@ -32584,7 +32584,7 @@
                 <w:i w:val="0"/>
                 <w:sz w:val="16"/>
               </w:rPr>
-              <w:t>2,30,325</w:t>
+              <w:t>5,13,426</w:t>
             </w:r>
           </w:p>
         </w:tc>
@@ -32604,7 +32604,7 @@
                 <w:i w:val="0"/>
                 <w:sz w:val="16"/>
               </w:rPr>
-              <w:t>9,44,833</w:t>
+              <w:t>23,59,391</w:t>
             </w:r>
           </w:p>
         </w:tc>
@@ -32663,140 +32663,140 @@
                 <w:i w:val="0"/>
                 <w:sz w:val="16"/>
               </w:rPr>
-              <w:t>0</w:t>
-            </w:r>
-          </w:p>
-        </w:tc>
-        <w:tc>
-          <w:tcPr>
-            <w:tcW w:w="1417" w:type="dxa"/>
-          </w:tcPr>
-          <w:p>
-            <w:pPr>
-              <w:spacing w:before="0" w:after="0" w:line="240" w:lineRule="auto"/>
-              <w:jc w:val="right"/>
-            </w:pPr>
-            <w:r>
-              <w:rPr>
-                <w:b w:val="0"/>
-                <w:i w:val="0"/>
-                <w:sz w:val="16"/>
-              </w:rPr>
-              <w:t>35,878</w:t>
-            </w:r>
-          </w:p>
-        </w:tc>
-        <w:tc>
-          <w:tcPr>
-            <w:tcW w:w="1417" w:type="dxa"/>
-          </w:tcPr>
-          <w:p>
-            <w:pPr>
-              <w:spacing w:before="0" w:after="0" w:line="240" w:lineRule="auto"/>
-              <w:jc w:val="right"/>
-            </w:pPr>
-            <w:r>
-              <w:rPr>
-                <w:b w:val="0"/>
-                <w:i w:val="0"/>
-                <w:sz w:val="16"/>
-              </w:rPr>
-              <w:t>65,252</w:t>
-            </w:r>
-          </w:p>
-        </w:tc>
-        <w:tc>
-          <w:tcPr>
-            <w:tcW w:w="1417" w:type="dxa"/>
-          </w:tcPr>
-          <w:p>
-            <w:pPr>
-              <w:spacing w:before="0" w:after="0" w:line="240" w:lineRule="auto"/>
-              <w:jc w:val="right"/>
-            </w:pPr>
-            <w:r>
-              <w:rPr>
-                <w:b w:val="0"/>
-                <w:i w:val="0"/>
-                <w:sz w:val="16"/>
-              </w:rPr>
-              <w:t>99,745</w:t>
-            </w:r>
-          </w:p>
-        </w:tc>
-        <w:tc>
-          <w:tcPr>
-            <w:tcW w:w="1417" w:type="dxa"/>
-          </w:tcPr>
-          <w:p>
-            <w:pPr>
-              <w:spacing w:before="0" w:after="0" w:line="240" w:lineRule="auto"/>
-              <w:jc w:val="right"/>
-            </w:pPr>
-            <w:r>
-              <w:rPr>
-                <w:b w:val="0"/>
-                <w:i w:val="0"/>
-                <w:sz w:val="16"/>
-              </w:rPr>
-              <w:t>1,12,666</w:t>
-            </w:r>
-          </w:p>
-        </w:tc>
-        <w:tc>
-          <w:tcPr>
-            <w:tcW w:w="1417" w:type="dxa"/>
-          </w:tcPr>
-          <w:p>
-            <w:pPr>
-              <w:spacing w:before="0" w:after="0" w:line="240" w:lineRule="auto"/>
-              <w:jc w:val="right"/>
-            </w:pPr>
-            <w:r>
-              <w:rPr>
-                <w:b w:val="0"/>
-                <w:i w:val="0"/>
-                <w:sz w:val="16"/>
-              </w:rPr>
-              <w:t>1,26,290</w:t>
-            </w:r>
-          </w:p>
-        </w:tc>
-        <w:tc>
-          <w:tcPr>
-            <w:tcW w:w="1417" w:type="dxa"/>
-          </w:tcPr>
-          <w:p>
-            <w:pPr>
-              <w:spacing w:before="0" w:after="0" w:line="240" w:lineRule="auto"/>
-              <w:jc w:val="right"/>
-            </w:pPr>
-            <w:r>
-              <w:rPr>
-                <w:b w:val="0"/>
-                <w:i w:val="0"/>
-                <w:sz w:val="16"/>
-              </w:rPr>
-              <w:t>1,38,195</w:t>
-            </w:r>
-          </w:p>
-        </w:tc>
-        <w:tc>
-          <w:tcPr>
-            <w:tcW w:w="1417" w:type="dxa"/>
-          </w:tcPr>
-          <w:p>
-            <w:pPr>
-              <w:spacing w:before="0" w:after="0" w:line="240" w:lineRule="auto"/>
-              <w:jc w:val="right"/>
-            </w:pPr>
-            <w:r>
-              <w:rPr>
-                <w:b w:val="0"/>
-                <w:i w:val="0"/>
-                <w:sz w:val="16"/>
-              </w:rPr>
-              <w:t>5,78,026</w:t>
+              <w:t>38,966</w:t>
+            </w:r>
+          </w:p>
+        </w:tc>
+        <w:tc>
+          <w:tcPr>
+            <w:tcW w:w="1417" w:type="dxa"/>
+          </w:tcPr>
+          <w:p>
+            <w:pPr>
+              <w:spacing w:before="0" w:after="0" w:line="240" w:lineRule="auto"/>
+              <w:jc w:val="right"/>
+            </w:pPr>
+            <w:r>
+              <w:rPr>
+                <w:b w:val="0"/>
+                <w:i w:val="0"/>
+                <w:sz w:val="16"/>
+              </w:rPr>
+              <w:t>1,19,632</w:t>
+            </w:r>
+          </w:p>
+        </w:tc>
+        <w:tc>
+          <w:tcPr>
+            <w:tcW w:w="1417" w:type="dxa"/>
+          </w:tcPr>
+          <w:p>
+            <w:pPr>
+              <w:spacing w:before="0" w:after="0" w:line="240" w:lineRule="auto"/>
+              <w:jc w:val="right"/>
+            </w:pPr>
+            <w:r>
+              <w:rPr>
+                <w:b w:val="0"/>
+                <w:i w:val="0"/>
+                <w:sz w:val="16"/>
+              </w:rPr>
+              <w:t>1,73,288</w:t>
+            </w:r>
+          </w:p>
+        </w:tc>
+        <w:tc>
+          <w:tcPr>
+            <w:tcW w:w="1417" w:type="dxa"/>
+          </w:tcPr>
+          <w:p>
+            <w:pPr>
+              <w:spacing w:before="0" w:after="0" w:line="240" w:lineRule="auto"/>
+              <w:jc w:val="right"/>
+            </w:pPr>
+            <w:r>
+              <w:rPr>
+                <w:b w:val="0"/>
+                <w:i w:val="0"/>
+                <w:sz w:val="16"/>
+              </w:rPr>
+              <w:t>2,31,715</w:t>
+            </w:r>
+          </w:p>
+        </w:tc>
+        <w:tc>
+          <w:tcPr>
+            <w:tcW w:w="1417" w:type="dxa"/>
+          </w:tcPr>
+          <w:p>
+            <w:pPr>
+              <w:spacing w:before="0" w:after="0" w:line="240" w:lineRule="auto"/>
+              <w:jc w:val="right"/>
+            </w:pPr>
+            <w:r>
+              <w:rPr>
+                <w:b w:val="0"/>
+                <w:i w:val="0"/>
+                <w:sz w:val="16"/>
+              </w:rPr>
+              <w:t>2,58,959</w:t>
+            </w:r>
+          </w:p>
+        </w:tc>
+        <w:tc>
+          <w:tcPr>
+            <w:tcW w:w="1417" w:type="dxa"/>
+          </w:tcPr>
+          <w:p>
+            <w:pPr>
+              <w:spacing w:before="0" w:after="0" w:line="240" w:lineRule="auto"/>
+              <w:jc w:val="right"/>
+            </w:pPr>
+            <w:r>
+              <w:rPr>
+                <w:b w:val="0"/>
+                <w:i w:val="0"/>
+                <w:sz w:val="16"/>
+              </w:rPr>
+              <w:t>2,85,019</w:t>
+            </w:r>
+          </w:p>
+        </w:tc>
+        <w:tc>
+          <w:tcPr>
+            <w:tcW w:w="1417" w:type="dxa"/>
+          </w:tcPr>
+          <w:p>
+            <w:pPr>
+              <w:spacing w:before="0" w:after="0" w:line="240" w:lineRule="auto"/>
+              <w:jc w:val="right"/>
+            </w:pPr>
+            <w:r>
+              <w:rPr>
+                <w:b w:val="0"/>
+                <w:i w:val="0"/>
+                <w:sz w:val="16"/>
+              </w:rPr>
+              <w:t>3,08,056</w:t>
+            </w:r>
+          </w:p>
+        </w:tc>
+        <w:tc>
+          <w:tcPr>
+            <w:tcW w:w="1417" w:type="dxa"/>
+          </w:tcPr>
+          <w:p>
+            <w:pPr>
+              <w:spacing w:before="0" w:after="0" w:line="240" w:lineRule="auto"/>
+              <w:jc w:val="right"/>
+            </w:pPr>
+            <w:r>
+              <w:rPr>
+                <w:b w:val="0"/>
+                <w:i w:val="0"/>
+                <w:sz w:val="16"/>
+              </w:rPr>
+              <w:t>14,15,635</w:t>
             </w:r>
           </w:p>
         </w:tc>
@@ -32855,140 +32855,140 @@
                 <w:i w:val="0"/>
                 <w:sz w:val="16"/>
               </w:rPr>
-              <w:t>-18,545</w:t>
-            </w:r>
-          </w:p>
-        </w:tc>
-        <w:tc>
-          <w:tcPr>
-            <w:tcW w:w="1417" w:type="dxa"/>
-          </w:tcPr>
-          <w:p>
-            <w:pPr>
-              <w:spacing w:before="0" w:after="0" w:line="240" w:lineRule="auto"/>
-              <w:jc w:val="right"/>
-            </w:pPr>
-            <w:r>
-              <w:rPr>
-                <w:b w:val="0"/>
-                <w:i w:val="0"/>
-                <w:sz w:val="16"/>
-              </w:rPr>
-              <w:t>23,919</w:t>
-            </w:r>
-          </w:p>
-        </w:tc>
-        <w:tc>
-          <w:tcPr>
-            <w:tcW w:w="1417" w:type="dxa"/>
-          </w:tcPr>
-          <w:p>
-            <w:pPr>
-              <w:spacing w:before="0" w:after="0" w:line="240" w:lineRule="auto"/>
-              <w:jc w:val="right"/>
-            </w:pPr>
-            <w:r>
-              <w:rPr>
-                <w:b w:val="0"/>
-                <w:i w:val="0"/>
-                <w:sz w:val="16"/>
-              </w:rPr>
-              <w:t>43,501</w:t>
-            </w:r>
-          </w:p>
-        </w:tc>
-        <w:tc>
-          <w:tcPr>
-            <w:tcW w:w="1417" w:type="dxa"/>
-          </w:tcPr>
-          <w:p>
-            <w:pPr>
-              <w:spacing w:before="0" w:after="0" w:line="240" w:lineRule="auto"/>
-              <w:jc w:val="right"/>
-            </w:pPr>
-            <w:r>
-              <w:rPr>
-                <w:b w:val="0"/>
-                <w:i w:val="0"/>
-                <w:sz w:val="16"/>
-              </w:rPr>
-              <w:t>66,497</w:t>
-            </w:r>
-          </w:p>
-        </w:tc>
-        <w:tc>
-          <w:tcPr>
-            <w:tcW w:w="1417" w:type="dxa"/>
-          </w:tcPr>
-          <w:p>
-            <w:pPr>
-              <w:spacing w:before="0" w:after="0" w:line="240" w:lineRule="auto"/>
-              <w:jc w:val="right"/>
-            </w:pPr>
-            <w:r>
-              <w:rPr>
-                <w:b w:val="0"/>
-                <w:i w:val="0"/>
-                <w:sz w:val="16"/>
-              </w:rPr>
-              <w:t>75,111</w:t>
-            </w:r>
-          </w:p>
-        </w:tc>
-        <w:tc>
-          <w:tcPr>
-            <w:tcW w:w="1417" w:type="dxa"/>
-          </w:tcPr>
-          <w:p>
-            <w:pPr>
-              <w:spacing w:before="0" w:after="0" w:line="240" w:lineRule="auto"/>
-              <w:jc w:val="right"/>
-            </w:pPr>
-            <w:r>
-              <w:rPr>
-                <w:b w:val="0"/>
-                <w:i w:val="0"/>
-                <w:sz w:val="16"/>
-              </w:rPr>
-              <w:t>84,194</w:t>
-            </w:r>
-          </w:p>
-        </w:tc>
-        <w:tc>
-          <w:tcPr>
-            <w:tcW w:w="1417" w:type="dxa"/>
-          </w:tcPr>
-          <w:p>
-            <w:pPr>
-              <w:spacing w:before="0" w:after="0" w:line="240" w:lineRule="auto"/>
-              <w:jc w:val="right"/>
-            </w:pPr>
-            <w:r>
-              <w:rPr>
-                <w:b w:val="0"/>
-                <w:i w:val="0"/>
-                <w:sz w:val="16"/>
-              </w:rPr>
-              <w:t>92,130</w:t>
-            </w:r>
-          </w:p>
-        </w:tc>
-        <w:tc>
-          <w:tcPr>
-            <w:tcW w:w="1417" w:type="dxa"/>
-          </w:tcPr>
-          <w:p>
-            <w:pPr>
-              <w:spacing w:before="0" w:after="0" w:line="240" w:lineRule="auto"/>
-              <w:jc w:val="right"/>
-            </w:pPr>
-            <w:r>
-              <w:rPr>
-                <w:b w:val="0"/>
-                <w:i w:val="0"/>
-                <w:sz w:val="16"/>
-              </w:rPr>
-              <w:t>3,66,807</w:t>
+              <w:t>25,978</w:t>
+            </w:r>
+          </w:p>
+        </w:tc>
+        <w:tc>
+          <w:tcPr>
+            <w:tcW w:w="1417" w:type="dxa"/>
+          </w:tcPr>
+          <w:p>
+            <w:pPr>
+              <w:spacing w:before="0" w:after="0" w:line="240" w:lineRule="auto"/>
+              <w:jc w:val="right"/>
+            </w:pPr>
+            <w:r>
+              <w:rPr>
+                <w:b w:val="0"/>
+                <w:i w:val="0"/>
+                <w:sz w:val="16"/>
+              </w:rPr>
+              <w:t>79,754</w:t>
+            </w:r>
+          </w:p>
+        </w:tc>
+        <w:tc>
+          <w:tcPr>
+            <w:tcW w:w="1417" w:type="dxa"/>
+          </w:tcPr>
+          <w:p>
+            <w:pPr>
+              <w:spacing w:before="0" w:after="0" w:line="240" w:lineRule="auto"/>
+              <w:jc w:val="right"/>
+            </w:pPr>
+            <w:r>
+              <w:rPr>
+                <w:b w:val="0"/>
+                <w:i w:val="0"/>
+                <w:sz w:val="16"/>
+              </w:rPr>
+              <w:t>1,15,525</w:t>
+            </w:r>
+          </w:p>
+        </w:tc>
+        <w:tc>
+          <w:tcPr>
+            <w:tcW w:w="1417" w:type="dxa"/>
+          </w:tcPr>
+          <w:p>
+            <w:pPr>
+              <w:spacing w:before="0" w:after="0" w:line="240" w:lineRule="auto"/>
+              <w:jc w:val="right"/>
+            </w:pPr>
+            <w:r>
+              <w:rPr>
+                <w:b w:val="0"/>
+                <w:i w:val="0"/>
+                <w:sz w:val="16"/>
+              </w:rPr>
+              <w:t>1,54,476</w:t>
+            </w:r>
+          </w:p>
+        </w:tc>
+        <w:tc>
+          <w:tcPr>
+            <w:tcW w:w="1417" w:type="dxa"/>
+          </w:tcPr>
+          <w:p>
+            <w:pPr>
+              <w:spacing w:before="0" w:after="0" w:line="240" w:lineRule="auto"/>
+              <w:jc w:val="right"/>
+            </w:pPr>
+            <w:r>
+              <w:rPr>
+                <w:b w:val="0"/>
+                <w:i w:val="0"/>
+                <w:sz w:val="16"/>
+              </w:rPr>
+              <w:t>1,72,640</w:t>
+            </w:r>
+          </w:p>
+        </w:tc>
+        <w:tc>
+          <w:tcPr>
+            <w:tcW w:w="1417" w:type="dxa"/>
+          </w:tcPr>
+          <w:p>
+            <w:pPr>
+              <w:spacing w:before="0" w:after="0" w:line="240" w:lineRule="auto"/>
+              <w:jc w:val="right"/>
+            </w:pPr>
+            <w:r>
+              <w:rPr>
+                <w:b w:val="0"/>
+                <w:i w:val="0"/>
+                <w:sz w:val="16"/>
+              </w:rPr>
+              <w:t>1,90,013</w:t>
+            </w:r>
+          </w:p>
+        </w:tc>
+        <w:tc>
+          <w:tcPr>
+            <w:tcW w:w="1417" w:type="dxa"/>
+          </w:tcPr>
+          <w:p>
+            <w:pPr>
+              <w:spacing w:before="0" w:after="0" w:line="240" w:lineRule="auto"/>
+              <w:jc w:val="right"/>
+            </w:pPr>
+            <w:r>
+              <w:rPr>
+                <w:b w:val="0"/>
+                <w:i w:val="0"/>
+                <w:sz w:val="16"/>
+              </w:rPr>
+              <w:t>2,05,370</w:t>
+            </w:r>
+          </w:p>
+        </w:tc>
+        <w:tc>
+          <w:tcPr>
+            <w:tcW w:w="1417" w:type="dxa"/>
+          </w:tcPr>
+          <w:p>
+            <w:pPr>
+              <w:spacing w:before="0" w:after="0" w:line="240" w:lineRule="auto"/>
+              <w:jc w:val="right"/>
+            </w:pPr>
+            <w:r>
+              <w:rPr>
+                <w:b w:val="0"/>
+                <w:i w:val="0"/>
+                <w:sz w:val="16"/>
+              </w:rPr>
+              <w:t>9,43,756</w:t>
             </w:r>
           </w:p>
         </w:tc>
@@ -33001,7 +33001,7 @@
           <w:i/>
           <w:sz w:val="17"/>
         </w:rPr>
-        <w:t>Figures come from FA-1 to FA-4. Year I shows a book loss of Rs 18,545 because depreciation is highest in the first year; there are no drawings that year. From Year II the owner takes 60% of the profit after tax for his household; the rest stays in the business.</w:t>
+        <w:t>Figures come from FA-1 to FA-4. The owner takes 60% of the profit after tax for his household; the rest stays in the business.</w:t>
       </w:r>
     </w:p>
     <w:p>
@@ -34020,121 +34020,121 @@
                 <w:i w:val="0"/>
                 <w:sz w:val="16"/>
               </w:rPr>
-              <w:t>-18,545</w:t>
-            </w:r>
-          </w:p>
-        </w:tc>
-        <w:tc>
-          <w:tcPr>
-            <w:tcW w:w="1417" w:type="dxa"/>
-          </w:tcPr>
-          <w:p>
-            <w:pPr>
-              <w:spacing w:before="0" w:after="0" w:line="240" w:lineRule="auto"/>
-              <w:jc w:val="right"/>
-            </w:pPr>
-            <w:r>
-              <w:rPr>
-                <w:b w:val="0"/>
-                <w:i w:val="0"/>
-                <w:sz w:val="16"/>
-              </w:rPr>
-              <w:t>59,797</w:t>
-            </w:r>
-          </w:p>
-        </w:tc>
-        <w:tc>
-          <w:tcPr>
-            <w:tcW w:w="1417" w:type="dxa"/>
-          </w:tcPr>
-          <w:p>
-            <w:pPr>
-              <w:spacing w:before="0" w:after="0" w:line="240" w:lineRule="auto"/>
-              <w:jc w:val="right"/>
-            </w:pPr>
-            <w:r>
-              <w:rPr>
-                <w:b w:val="0"/>
-                <w:i w:val="0"/>
-                <w:sz w:val="16"/>
-              </w:rPr>
-              <w:t>1,08,753</w:t>
-            </w:r>
-          </w:p>
-        </w:tc>
-        <w:tc>
-          <w:tcPr>
-            <w:tcW w:w="1417" w:type="dxa"/>
-          </w:tcPr>
-          <w:p>
-            <w:pPr>
-              <w:spacing w:before="0" w:after="0" w:line="240" w:lineRule="auto"/>
-              <w:jc w:val="right"/>
-            </w:pPr>
-            <w:r>
-              <w:rPr>
-                <w:b w:val="0"/>
-                <w:i w:val="0"/>
-                <w:sz w:val="16"/>
-              </w:rPr>
-              <w:t>1,66,242</w:t>
-            </w:r>
-          </w:p>
-        </w:tc>
-        <w:tc>
-          <w:tcPr>
-            <w:tcW w:w="1417" w:type="dxa"/>
-          </w:tcPr>
-          <w:p>
-            <w:pPr>
-              <w:spacing w:before="0" w:after="0" w:line="240" w:lineRule="auto"/>
-              <w:jc w:val="right"/>
-            </w:pPr>
-            <w:r>
-              <w:rPr>
-                <w:b w:val="0"/>
-                <w:i w:val="0"/>
-                <w:sz w:val="16"/>
-              </w:rPr>
-              <w:t>1,87,777</w:t>
-            </w:r>
-          </w:p>
-        </w:tc>
-        <w:tc>
-          <w:tcPr>
-            <w:tcW w:w="1417" w:type="dxa"/>
-          </w:tcPr>
-          <w:p>
-            <w:pPr>
-              <w:spacing w:before="0" w:after="0" w:line="240" w:lineRule="auto"/>
-              <w:jc w:val="right"/>
-            </w:pPr>
-            <w:r>
-              <w:rPr>
-                <w:b w:val="0"/>
-                <w:i w:val="0"/>
-                <w:sz w:val="16"/>
-              </w:rPr>
-              <w:t>2,10,484</w:t>
-            </w:r>
-          </w:p>
-        </w:tc>
-        <w:tc>
-          <w:tcPr>
-            <w:tcW w:w="1417" w:type="dxa"/>
-          </w:tcPr>
-          <w:p>
-            <w:pPr>
-              <w:spacing w:before="0" w:after="0" w:line="240" w:lineRule="auto"/>
-              <w:jc w:val="right"/>
-            </w:pPr>
-            <w:r>
-              <w:rPr>
-                <w:b w:val="0"/>
-                <w:i w:val="0"/>
-                <w:sz w:val="16"/>
-              </w:rPr>
-              <w:t>2,30,325</w:t>
+              <w:t>64,944</w:t>
+            </w:r>
+          </w:p>
+        </w:tc>
+        <w:tc>
+          <w:tcPr>
+            <w:tcW w:w="1417" w:type="dxa"/>
+          </w:tcPr>
+          <w:p>
+            <w:pPr>
+              <w:spacing w:before="0" w:after="0" w:line="240" w:lineRule="auto"/>
+              <w:jc w:val="right"/>
+            </w:pPr>
+            <w:r>
+              <w:rPr>
+                <w:b w:val="0"/>
+                <w:i w:val="0"/>
+                <w:sz w:val="16"/>
+              </w:rPr>
+              <w:t>1,99,386</w:t>
+            </w:r>
+          </w:p>
+        </w:tc>
+        <w:tc>
+          <w:tcPr>
+            <w:tcW w:w="1417" w:type="dxa"/>
+          </w:tcPr>
+          <w:p>
+            <w:pPr>
+              <w:spacing w:before="0" w:after="0" w:line="240" w:lineRule="auto"/>
+              <w:jc w:val="right"/>
+            </w:pPr>
+            <w:r>
+              <w:rPr>
+                <w:b w:val="0"/>
+                <w:i w:val="0"/>
+                <w:sz w:val="16"/>
+              </w:rPr>
+              <w:t>2,88,813</w:t>
+            </w:r>
+          </w:p>
+        </w:tc>
+        <w:tc>
+          <w:tcPr>
+            <w:tcW w:w="1417" w:type="dxa"/>
+          </w:tcPr>
+          <w:p>
+            <w:pPr>
+              <w:spacing w:before="0" w:after="0" w:line="240" w:lineRule="auto"/>
+              <w:jc w:val="right"/>
+            </w:pPr>
+            <w:r>
+              <w:rPr>
+                <w:b w:val="0"/>
+                <w:i w:val="0"/>
+                <w:sz w:val="16"/>
+              </w:rPr>
+              <w:t>3,86,191</w:t>
+            </w:r>
+          </w:p>
+        </w:tc>
+        <w:tc>
+          <w:tcPr>
+            <w:tcW w:w="1417" w:type="dxa"/>
+          </w:tcPr>
+          <w:p>
+            <w:pPr>
+              <w:spacing w:before="0" w:after="0" w:line="240" w:lineRule="auto"/>
+              <w:jc w:val="right"/>
+            </w:pPr>
+            <w:r>
+              <w:rPr>
+                <w:b w:val="0"/>
+                <w:i w:val="0"/>
+                <w:sz w:val="16"/>
+              </w:rPr>
+              <w:t>4,31,599</w:t>
+            </w:r>
+          </w:p>
+        </w:tc>
+        <w:tc>
+          <w:tcPr>
+            <w:tcW w:w="1417" w:type="dxa"/>
+          </w:tcPr>
+          <w:p>
+            <w:pPr>
+              <w:spacing w:before="0" w:after="0" w:line="240" w:lineRule="auto"/>
+              <w:jc w:val="right"/>
+            </w:pPr>
+            <w:r>
+              <w:rPr>
+                <w:b w:val="0"/>
+                <w:i w:val="0"/>
+                <w:sz w:val="16"/>
+              </w:rPr>
+              <w:t>4,75,032</w:t>
+            </w:r>
+          </w:p>
+        </w:tc>
+        <w:tc>
+          <w:tcPr>
+            <w:tcW w:w="1417" w:type="dxa"/>
+          </w:tcPr>
+          <w:p>
+            <w:pPr>
+              <w:spacing w:before="0" w:after="0" w:line="240" w:lineRule="auto"/>
+              <w:jc w:val="right"/>
+            </w:pPr>
+            <w:r>
+              <w:rPr>
+                <w:b w:val="0"/>
+                <w:i w:val="0"/>
+                <w:sz w:val="16"/>
+              </w:rPr>
+              <w:t>5,13,426</w:t>
             </w:r>
           </w:p>
         </w:tc>
@@ -34599,7 +34599,7 @@
                 <w:i w:val="0"/>
                 <w:sz w:val="16"/>
               </w:rPr>
-              <w:t>4,54,819</w:t>
+              <w:t>5,38,308</w:t>
             </w:r>
           </w:p>
         </w:tc>
@@ -34619,7 +34619,7 @@
                 <w:i w:val="0"/>
                 <w:sz w:val="16"/>
               </w:rPr>
-              <w:t>4,39,330</w:t>
+              <w:t>5,78,919</w:t>
             </w:r>
           </w:p>
         </w:tc>
@@ -34639,7 +34639,7 @@
                 <w:i w:val="0"/>
                 <w:sz w:val="16"/>
               </w:rPr>
-              <w:t>4,19,980</w:t>
+              <w:t>6,00,040</w:t>
             </w:r>
           </w:p>
         </w:tc>
@@ -34659,7 +34659,7 @@
                 <w:i w:val="0"/>
                 <w:sz w:val="16"/>
               </w:rPr>
-              <w:t>4,31,231</w:t>
+              <w:t>6,51,180</w:t>
             </w:r>
           </w:p>
         </w:tc>
@@ -34679,7 +34679,7 @@
                 <w:i w:val="0"/>
                 <w:sz w:val="16"/>
               </w:rPr>
-              <w:t>4,13,418</w:t>
+              <w:t>6,57,240</w:t>
             </w:r>
           </w:p>
         </w:tc>
@@ -34699,7 +34699,7 @@
                 <w:i w:val="0"/>
                 <w:sz w:val="16"/>
               </w:rPr>
-              <w:t>4,02,639</w:t>
+              <w:t>6,67,187</w:t>
             </w:r>
           </w:p>
         </w:tc>
@@ -34719,7 +34719,7 @@
                 <w:i w:val="0"/>
                 <w:sz w:val="16"/>
               </w:rPr>
-              <w:t>3,93,983</w:t>
+              <w:t>6,77,084</w:t>
             </w:r>
           </w:p>
         </w:tc>
@@ -35181,121 +35181,121 @@
                 <w:i w:val="0"/>
                 <w:sz w:val="16"/>
               </w:rPr>
-              <w:t>0</w:t>
-            </w:r>
-          </w:p>
-        </w:tc>
-        <w:tc>
-          <w:tcPr>
-            <w:tcW w:w="1417" w:type="dxa"/>
-          </w:tcPr>
-          <w:p>
-            <w:pPr>
-              <w:spacing w:before="0" w:after="0" w:line="240" w:lineRule="auto"/>
-              <w:jc w:val="right"/>
-            </w:pPr>
-            <w:r>
-              <w:rPr>
-                <w:b w:val="0"/>
-                <w:i w:val="0"/>
-                <w:sz w:val="16"/>
-              </w:rPr>
-              <w:t>35,878</w:t>
-            </w:r>
-          </w:p>
-        </w:tc>
-        <w:tc>
-          <w:tcPr>
-            <w:tcW w:w="1417" w:type="dxa"/>
-          </w:tcPr>
-          <w:p>
-            <w:pPr>
-              <w:spacing w:before="0" w:after="0" w:line="240" w:lineRule="auto"/>
-              <w:jc w:val="right"/>
-            </w:pPr>
-            <w:r>
-              <w:rPr>
-                <w:b w:val="0"/>
-                <w:i w:val="0"/>
-                <w:sz w:val="16"/>
-              </w:rPr>
-              <w:t>65,252</w:t>
-            </w:r>
-          </w:p>
-        </w:tc>
-        <w:tc>
-          <w:tcPr>
-            <w:tcW w:w="1417" w:type="dxa"/>
-          </w:tcPr>
-          <w:p>
-            <w:pPr>
-              <w:spacing w:before="0" w:after="0" w:line="240" w:lineRule="auto"/>
-              <w:jc w:val="right"/>
-            </w:pPr>
-            <w:r>
-              <w:rPr>
-                <w:b w:val="0"/>
-                <w:i w:val="0"/>
-                <w:sz w:val="16"/>
-              </w:rPr>
-              <w:t>99,745</w:t>
-            </w:r>
-          </w:p>
-        </w:tc>
-        <w:tc>
-          <w:tcPr>
-            <w:tcW w:w="1417" w:type="dxa"/>
-          </w:tcPr>
-          <w:p>
-            <w:pPr>
-              <w:spacing w:before="0" w:after="0" w:line="240" w:lineRule="auto"/>
-              <w:jc w:val="right"/>
-            </w:pPr>
-            <w:r>
-              <w:rPr>
-                <w:b w:val="0"/>
-                <w:i w:val="0"/>
-                <w:sz w:val="16"/>
-              </w:rPr>
-              <w:t>1,12,666</w:t>
-            </w:r>
-          </w:p>
-        </w:tc>
-        <w:tc>
-          <w:tcPr>
-            <w:tcW w:w="1417" w:type="dxa"/>
-          </w:tcPr>
-          <w:p>
-            <w:pPr>
-              <w:spacing w:before="0" w:after="0" w:line="240" w:lineRule="auto"/>
-              <w:jc w:val="right"/>
-            </w:pPr>
-            <w:r>
-              <w:rPr>
-                <w:b w:val="0"/>
-                <w:i w:val="0"/>
-                <w:sz w:val="16"/>
-              </w:rPr>
-              <w:t>1,26,290</w:t>
-            </w:r>
-          </w:p>
-        </w:tc>
-        <w:tc>
-          <w:tcPr>
-            <w:tcW w:w="1417" w:type="dxa"/>
-          </w:tcPr>
-          <w:p>
-            <w:pPr>
-              <w:spacing w:before="0" w:after="0" w:line="240" w:lineRule="auto"/>
-              <w:jc w:val="right"/>
-            </w:pPr>
-            <w:r>
-              <w:rPr>
-                <w:b w:val="0"/>
-                <w:i w:val="0"/>
-                <w:sz w:val="16"/>
-              </w:rPr>
-              <w:t>1,38,195</w:t>
+              <w:t>38,966</w:t>
+            </w:r>
+          </w:p>
+        </w:tc>
+        <w:tc>
+          <w:tcPr>
+            <w:tcW w:w="1417" w:type="dxa"/>
+          </w:tcPr>
+          <w:p>
+            <w:pPr>
+              <w:spacing w:before="0" w:after="0" w:line="240" w:lineRule="auto"/>
+              <w:jc w:val="right"/>
+            </w:pPr>
+            <w:r>
+              <w:rPr>
+                <w:b w:val="0"/>
+                <w:i w:val="0"/>
+                <w:sz w:val="16"/>
+              </w:rPr>
+              <w:t>1,19,632</w:t>
+            </w:r>
+          </w:p>
+        </w:tc>
+        <w:tc>
+          <w:tcPr>
+            <w:tcW w:w="1417" w:type="dxa"/>
+          </w:tcPr>
+          <w:p>
+            <w:pPr>
+              <w:spacing w:before="0" w:after="0" w:line="240" w:lineRule="auto"/>
+              <w:jc w:val="right"/>
+            </w:pPr>
+            <w:r>
+              <w:rPr>
+                <w:b w:val="0"/>
+                <w:i w:val="0"/>
+                <w:sz w:val="16"/>
+              </w:rPr>
+              <w:t>1,73,288</w:t>
+            </w:r>
+          </w:p>
+        </w:tc>
+        <w:tc>
+          <w:tcPr>
+            <w:tcW w:w="1417" w:type="dxa"/>
+          </w:tcPr>
+          <w:p>
+            <w:pPr>
+              <w:spacing w:before="0" w:after="0" w:line="240" w:lineRule="auto"/>
+              <w:jc w:val="right"/>
+            </w:pPr>
+            <w:r>
+              <w:rPr>
+                <w:b w:val="0"/>
+                <w:i w:val="0"/>
+                <w:sz w:val="16"/>
+              </w:rPr>
+              <w:t>2,31,715</w:t>
+            </w:r>
+          </w:p>
+        </w:tc>
+        <w:tc>
+          <w:tcPr>
+            <w:tcW w:w="1417" w:type="dxa"/>
+          </w:tcPr>
+          <w:p>
+            <w:pPr>
+              <w:spacing w:before="0" w:after="0" w:line="240" w:lineRule="auto"/>
+              <w:jc w:val="right"/>
+            </w:pPr>
+            <w:r>
+              <w:rPr>
+                <w:b w:val="0"/>
+                <w:i w:val="0"/>
+                <w:sz w:val="16"/>
+              </w:rPr>
+              <w:t>2,58,959</w:t>
+            </w:r>
+          </w:p>
+        </w:tc>
+        <w:tc>
+          <w:tcPr>
+            <w:tcW w:w="1417" w:type="dxa"/>
+          </w:tcPr>
+          <w:p>
+            <w:pPr>
+              <w:spacing w:before="0" w:after="0" w:line="240" w:lineRule="auto"/>
+              <w:jc w:val="right"/>
+            </w:pPr>
+            <w:r>
+              <w:rPr>
+                <w:b w:val="0"/>
+                <w:i w:val="0"/>
+                <w:sz w:val="16"/>
+              </w:rPr>
+              <w:t>2,85,019</w:t>
+            </w:r>
+          </w:p>
+        </w:tc>
+        <w:tc>
+          <w:tcPr>
+            <w:tcW w:w="1417" w:type="dxa"/>
+          </w:tcPr>
+          <w:p>
+            <w:pPr>
+              <w:spacing w:before="0" w:after="0" w:line="240" w:lineRule="auto"/>
+              <w:jc w:val="right"/>
+            </w:pPr>
+            <w:r>
+              <w:rPr>
+                <w:b w:val="0"/>
+                <w:i w:val="0"/>
+                <w:sz w:val="16"/>
+              </w:rPr>
+              <w:t>3,08,056</w:t>
             </w:r>
           </w:p>
         </w:tc>
@@ -35376,7 +35376,7 @@
                 <w:i w:val="0"/>
                 <w:sz w:val="16"/>
               </w:rPr>
-              <w:t>0</w:t>
+              <w:t>38,966</w:t>
             </w:r>
           </w:p>
         </w:tc>
@@ -35396,7 +35396,7 @@
                 <w:i w:val="0"/>
                 <w:sz w:val="16"/>
               </w:rPr>
-              <w:t>2,56,368</w:t>
+              <w:t>3,40,122</w:t>
             </w:r>
           </w:p>
         </w:tc>
@@ -35416,7 +35416,7 @@
                 <w:i w:val="0"/>
                 <w:sz w:val="16"/>
               </w:rPr>
-              <w:t>2,85,742</w:t>
+              <w:t>3,93,778</w:t>
             </w:r>
           </w:p>
         </w:tc>
@@ -35436,7 +35436,7 @@
                 <w:i w:val="0"/>
                 <w:sz w:val="16"/>
               </w:rPr>
-              <w:t>3,20,235</w:t>
+              <w:t>4,52,205</w:t>
             </w:r>
           </w:p>
         </w:tc>
@@ -35456,7 +35456,7 @@
                 <w:i w:val="0"/>
                 <w:sz w:val="16"/>
               </w:rPr>
-              <w:t>3,33,156</w:t>
+              <w:t>4,79,449</w:t>
             </w:r>
           </w:p>
         </w:tc>
@@ -35476,7 +35476,7 @@
                 <w:i w:val="0"/>
                 <w:sz w:val="16"/>
               </w:rPr>
-              <w:t>3,46,782</w:t>
+              <w:t>5,05,511</w:t>
             </w:r>
           </w:p>
         </w:tc>
@@ -35496,7 +35496,7 @@
                 <w:i w:val="0"/>
                 <w:sz w:val="16"/>
               </w:rPr>
-              <w:t>1,38,195</w:t>
+              <w:t>3,08,056</w:t>
             </w:r>
           </w:p>
         </w:tc>
@@ -35577,7 +35577,7 @@
                 <w:i w:val="0"/>
                 <w:sz w:val="16"/>
               </w:rPr>
-              <w:t>4,54,819</w:t>
+              <w:t>4,99,342</w:t>
             </w:r>
           </w:p>
         </w:tc>
@@ -35597,7 +35597,7 @@
                 <w:i w:val="0"/>
                 <w:sz w:val="16"/>
               </w:rPr>
-              <w:t>1,82,962</w:t>
+              <w:t>2,38,797</w:t>
             </w:r>
           </w:p>
         </w:tc>
@@ -35617,7 +35617,7 @@
                 <w:i w:val="0"/>
                 <w:sz w:val="16"/>
               </w:rPr>
-              <w:t>1,34,238</w:t>
+              <w:t>2,06,262</w:t>
             </w:r>
           </w:p>
         </w:tc>
@@ -35637,7 +35637,7 @@
                 <w:i w:val="0"/>
                 <w:sz w:val="16"/>
               </w:rPr>
-              <w:t>1,10,996</w:t>
+              <w:t>1,98,975</w:t>
             </w:r>
           </w:p>
         </w:tc>
@@ -35657,7 +35657,7 @@
                 <w:i w:val="0"/>
                 <w:sz w:val="16"/>
               </w:rPr>
-              <w:t>80,262</w:t>
+              <w:t>1,77,791</w:t>
             </w:r>
           </w:p>
         </w:tc>
@@ -35677,7 +35677,7 @@
                 <w:i w:val="0"/>
                 <w:sz w:val="16"/>
               </w:rPr>
-              <w:t>55,857</w:t>
+              <w:t>1,61,676</w:t>
             </w:r>
           </w:p>
         </w:tc>
@@ -35697,7 +35697,7 @@
                 <w:i w:val="0"/>
                 <w:sz w:val="16"/>
               </w:rPr>
-              <w:t>2,55,788</w:t>
+              <w:t>3,69,028</w:t>
             </w:r>
           </w:p>
         </w:tc>
@@ -35794,102 +35794,102 @@
                 <w:i w:val="0"/>
                 <w:sz w:val="16"/>
               </w:rPr>
-              <w:t>4,54,819</w:t>
-            </w:r>
-          </w:p>
-        </w:tc>
-        <w:tc>
-          <w:tcPr>
-            <w:tcW w:w="1417" w:type="dxa"/>
-          </w:tcPr>
-          <w:p>
-            <w:pPr>
-              <w:spacing w:before="0" w:after="0" w:line="240" w:lineRule="auto"/>
-              <w:jc w:val="right"/>
-            </w:pPr>
-            <w:r>
-              <w:rPr>
-                <w:b w:val="0"/>
-                <w:i w:val="0"/>
-                <w:sz w:val="16"/>
-              </w:rPr>
-              <w:t>6,37,781</w:t>
-            </w:r>
-          </w:p>
-        </w:tc>
-        <w:tc>
-          <w:tcPr>
-            <w:tcW w:w="1417" w:type="dxa"/>
-          </w:tcPr>
-          <w:p>
-            <w:pPr>
-              <w:spacing w:before="0" w:after="0" w:line="240" w:lineRule="auto"/>
-              <w:jc w:val="right"/>
-            </w:pPr>
-            <w:r>
-              <w:rPr>
-                <w:b w:val="0"/>
-                <w:i w:val="0"/>
-                <w:sz w:val="16"/>
-              </w:rPr>
-              <w:t>7,72,019</w:t>
-            </w:r>
-          </w:p>
-        </w:tc>
-        <w:tc>
-          <w:tcPr>
-            <w:tcW w:w="1417" w:type="dxa"/>
-          </w:tcPr>
-          <w:p>
-            <w:pPr>
-              <w:spacing w:before="0" w:after="0" w:line="240" w:lineRule="auto"/>
-              <w:jc w:val="right"/>
-            </w:pPr>
-            <w:r>
-              <w:rPr>
-                <w:b w:val="0"/>
-                <w:i w:val="0"/>
-                <w:sz w:val="16"/>
-              </w:rPr>
-              <w:t>8,83,015</w:t>
-            </w:r>
-          </w:p>
-        </w:tc>
-        <w:tc>
-          <w:tcPr>
-            <w:tcW w:w="1417" w:type="dxa"/>
-          </w:tcPr>
-          <w:p>
-            <w:pPr>
-              <w:spacing w:before="0" w:after="0" w:line="240" w:lineRule="auto"/>
-              <w:jc w:val="right"/>
-            </w:pPr>
-            <w:r>
-              <w:rPr>
-                <w:b w:val="0"/>
-                <w:i w:val="0"/>
-                <w:sz w:val="16"/>
-              </w:rPr>
-              <w:t>9,63,277</w:t>
-            </w:r>
-          </w:p>
-        </w:tc>
-        <w:tc>
-          <w:tcPr>
-            <w:tcW w:w="1417" w:type="dxa"/>
-          </w:tcPr>
-          <w:p>
-            <w:pPr>
-              <w:spacing w:before="0" w:after="0" w:line="240" w:lineRule="auto"/>
-              <w:jc w:val="right"/>
-            </w:pPr>
-            <w:r>
-              <w:rPr>
-                <w:b w:val="0"/>
-                <w:i w:val="0"/>
-                <w:sz w:val="16"/>
-              </w:rPr>
-              <w:t>10,19,134</w:t>
+              <w:t>4,99,342</w:t>
+            </w:r>
+          </w:p>
+        </w:tc>
+        <w:tc>
+          <w:tcPr>
+            <w:tcW w:w="1417" w:type="dxa"/>
+          </w:tcPr>
+          <w:p>
+            <w:pPr>
+              <w:spacing w:before="0" w:after="0" w:line="240" w:lineRule="auto"/>
+              <w:jc w:val="right"/>
+            </w:pPr>
+            <w:r>
+              <w:rPr>
+                <w:b w:val="0"/>
+                <w:i w:val="0"/>
+                <w:sz w:val="16"/>
+              </w:rPr>
+              <w:t>7,38,139</w:t>
+            </w:r>
+          </w:p>
+        </w:tc>
+        <w:tc>
+          <w:tcPr>
+            <w:tcW w:w="1417" w:type="dxa"/>
+          </w:tcPr>
+          <w:p>
+            <w:pPr>
+              <w:spacing w:before="0" w:after="0" w:line="240" w:lineRule="auto"/>
+              <w:jc w:val="right"/>
+            </w:pPr>
+            <w:r>
+              <w:rPr>
+                <w:b w:val="0"/>
+                <w:i w:val="0"/>
+                <w:sz w:val="16"/>
+              </w:rPr>
+              <w:t>9,44,401</w:t>
+            </w:r>
+          </w:p>
+        </w:tc>
+        <w:tc>
+          <w:tcPr>
+            <w:tcW w:w="1417" w:type="dxa"/>
+          </w:tcPr>
+          <w:p>
+            <w:pPr>
+              <w:spacing w:before="0" w:after="0" w:line="240" w:lineRule="auto"/>
+              <w:jc w:val="right"/>
+            </w:pPr>
+            <w:r>
+              <w:rPr>
+                <w:b w:val="0"/>
+                <w:i w:val="0"/>
+                <w:sz w:val="16"/>
+              </w:rPr>
+              <w:t>11,43,376</w:t>
+            </w:r>
+          </w:p>
+        </w:tc>
+        <w:tc>
+          <w:tcPr>
+            <w:tcW w:w="1417" w:type="dxa"/>
+          </w:tcPr>
+          <w:p>
+            <w:pPr>
+              <w:spacing w:before="0" w:after="0" w:line="240" w:lineRule="auto"/>
+              <w:jc w:val="right"/>
+            </w:pPr>
+            <w:r>
+              <w:rPr>
+                <w:b w:val="0"/>
+                <w:i w:val="0"/>
+                <w:sz w:val="16"/>
+              </w:rPr>
+              <w:t>13,21,167</w:t>
+            </w:r>
+          </w:p>
+        </w:tc>
+        <w:tc>
+          <w:tcPr>
+            <w:tcW w:w="1417" w:type="dxa"/>
+          </w:tcPr>
+          <w:p>
+            <w:pPr>
+              <w:spacing w:before="0" w:after="0" w:line="240" w:lineRule="auto"/>
+              <w:jc w:val="right"/>
+            </w:pPr>
+            <w:r>
+              <w:rPr>
+                <w:b w:val="0"/>
+                <w:i w:val="0"/>
+                <w:sz w:val="16"/>
+              </w:rPr>
+              <w:t>14,82,843</w:t>
             </w:r>
           </w:p>
         </w:tc>
@@ -35970,7 +35970,7 @@
                 <w:i w:val="0"/>
                 <w:sz w:val="16"/>
               </w:rPr>
-              <w:t>4,54,819</w:t>
+              <w:t>4,99,342</w:t>
             </w:r>
           </w:p>
         </w:tc>
@@ -35990,7 +35990,7 @@
                 <w:i w:val="0"/>
                 <w:sz w:val="16"/>
               </w:rPr>
-              <w:t>6,37,781</w:t>
+              <w:t>7,38,139</w:t>
             </w:r>
           </w:p>
         </w:tc>
@@ -36010,7 +36010,7 @@
                 <w:i w:val="0"/>
                 <w:sz w:val="16"/>
               </w:rPr>
-              <w:t>7,72,019</w:t>
+              <w:t>9,44,401</w:t>
             </w:r>
           </w:p>
         </w:tc>
@@ -36030,7 +36030,7 @@
                 <w:i w:val="0"/>
                 <w:sz w:val="16"/>
               </w:rPr>
-              <w:t>8,83,015</w:t>
+              <w:t>11,43,376</w:t>
             </w:r>
           </w:p>
         </w:tc>
@@ -36050,7 +36050,7 @@
                 <w:i w:val="0"/>
                 <w:sz w:val="16"/>
               </w:rPr>
-              <w:t>9,63,277</w:t>
+              <w:t>13,21,167</w:t>
             </w:r>
           </w:p>
         </w:tc>
@@ -36070,7 +36070,7 @@
                 <w:i w:val="0"/>
                 <w:sz w:val="16"/>
               </w:rPr>
-              <w:t>10,19,134</w:t>
+              <w:t>14,82,843</w:t>
             </w:r>
           </w:p>
         </w:tc>
@@ -36090,7 +36090,7 @@
                 <w:i w:val="0"/>
                 <w:sz w:val="16"/>
               </w:rPr>
-              <w:t>12,74,922</w:t>
+              <w:t>18,51,871</w:t>
             </w:r>
           </w:p>
         </w:tc>
@@ -36547,121 +36547,121 @@
                 <w:i w:val="0"/>
                 <w:sz w:val="16"/>
               </w:rPr>
-              <w:t>7,20,817</w:t>
-            </w:r>
-          </w:p>
-        </w:tc>
-        <w:tc>
-          <w:tcPr>
-            <w:tcW w:w="1417" w:type="dxa"/>
-          </w:tcPr>
-          <w:p>
-            <w:pPr>
-              <w:spacing w:before="0" w:after="0" w:line="240" w:lineRule="auto"/>
-              <w:jc w:val="right"/>
-            </w:pPr>
-            <w:r>
-              <w:rPr>
-                <w:b w:val="0"/>
-                <w:i w:val="0"/>
-                <w:sz w:val="16"/>
-              </w:rPr>
-              <w:t>7,44,736</w:t>
-            </w:r>
-          </w:p>
-        </w:tc>
-        <w:tc>
-          <w:tcPr>
-            <w:tcW w:w="1417" w:type="dxa"/>
-          </w:tcPr>
-          <w:p>
-            <w:pPr>
-              <w:spacing w:before="0" w:after="0" w:line="240" w:lineRule="auto"/>
-              <w:jc w:val="right"/>
-            </w:pPr>
-            <w:r>
-              <w:rPr>
-                <w:b w:val="0"/>
-                <w:i w:val="0"/>
-                <w:sz w:val="16"/>
-              </w:rPr>
-              <w:t>7,88,237</w:t>
-            </w:r>
-          </w:p>
-        </w:tc>
-        <w:tc>
-          <w:tcPr>
-            <w:tcW w:w="1417" w:type="dxa"/>
-          </w:tcPr>
-          <w:p>
-            <w:pPr>
-              <w:spacing w:before="0" w:after="0" w:line="240" w:lineRule="auto"/>
-              <w:jc w:val="right"/>
-            </w:pPr>
-            <w:r>
-              <w:rPr>
-                <w:b w:val="0"/>
-                <w:i w:val="0"/>
-                <w:sz w:val="16"/>
-              </w:rPr>
-              <w:t>8,54,734</w:t>
-            </w:r>
-          </w:p>
-        </w:tc>
-        <w:tc>
-          <w:tcPr>
-            <w:tcW w:w="1417" w:type="dxa"/>
-          </w:tcPr>
-          <w:p>
-            <w:pPr>
-              <w:spacing w:before="0" w:after="0" w:line="240" w:lineRule="auto"/>
-              <w:jc w:val="right"/>
-            </w:pPr>
-            <w:r>
-              <w:rPr>
-                <w:b w:val="0"/>
-                <w:i w:val="0"/>
-                <w:sz w:val="16"/>
-              </w:rPr>
-              <w:t>9,29,845</w:t>
-            </w:r>
-          </w:p>
-        </w:tc>
-        <w:tc>
-          <w:tcPr>
-            <w:tcW w:w="1417" w:type="dxa"/>
-          </w:tcPr>
-          <w:p>
-            <w:pPr>
-              <w:spacing w:before="0" w:after="0" w:line="240" w:lineRule="auto"/>
-              <w:jc w:val="right"/>
-            </w:pPr>
-            <w:r>
-              <w:rPr>
-                <w:b w:val="0"/>
-                <w:i w:val="0"/>
-                <w:sz w:val="16"/>
-              </w:rPr>
-              <w:t>10,14,039</w:t>
-            </w:r>
-          </w:p>
-        </w:tc>
-        <w:tc>
-          <w:tcPr>
-            <w:tcW w:w="1417" w:type="dxa"/>
-          </w:tcPr>
-          <w:p>
-            <w:pPr>
-              <w:spacing w:before="0" w:after="0" w:line="240" w:lineRule="auto"/>
-              <w:jc w:val="right"/>
-            </w:pPr>
-            <w:r>
-              <w:rPr>
-                <w:b w:val="0"/>
-                <w:i w:val="0"/>
-                <w:sz w:val="16"/>
-              </w:rPr>
-              <w:t>11,06,169</w:t>
+              <w:t>7,65,340</w:t>
+            </w:r>
+          </w:p>
+        </w:tc>
+        <w:tc>
+          <w:tcPr>
+            <w:tcW w:w="1417" w:type="dxa"/>
+          </w:tcPr>
+          <w:p>
+            <w:pPr>
+              <w:spacing w:before="0" w:after="0" w:line="240" w:lineRule="auto"/>
+              <w:jc w:val="right"/>
+            </w:pPr>
+            <w:r>
+              <w:rPr>
+                <w:b w:val="0"/>
+                <w:i w:val="0"/>
+                <w:sz w:val="16"/>
+              </w:rPr>
+              <w:t>8,45,094</w:t>
+            </w:r>
+          </w:p>
+        </w:tc>
+        <w:tc>
+          <w:tcPr>
+            <w:tcW w:w="1417" w:type="dxa"/>
+          </w:tcPr>
+          <w:p>
+            <w:pPr>
+              <w:spacing w:before="0" w:after="0" w:line="240" w:lineRule="auto"/>
+              <w:jc w:val="right"/>
+            </w:pPr>
+            <w:r>
+              <w:rPr>
+                <w:b w:val="0"/>
+                <w:i w:val="0"/>
+                <w:sz w:val="16"/>
+              </w:rPr>
+              <w:t>9,60,619</w:t>
+            </w:r>
+          </w:p>
+        </w:tc>
+        <w:tc>
+          <w:tcPr>
+            <w:tcW w:w="1417" w:type="dxa"/>
+          </w:tcPr>
+          <w:p>
+            <w:pPr>
+              <w:spacing w:before="0" w:after="0" w:line="240" w:lineRule="auto"/>
+              <w:jc w:val="right"/>
+            </w:pPr>
+            <w:r>
+              <w:rPr>
+                <w:b w:val="0"/>
+                <w:i w:val="0"/>
+                <w:sz w:val="16"/>
+              </w:rPr>
+              <w:t>11,15,095</w:t>
+            </w:r>
+          </w:p>
+        </w:tc>
+        <w:tc>
+          <w:tcPr>
+            <w:tcW w:w="1417" w:type="dxa"/>
+          </w:tcPr>
+          <w:p>
+            <w:pPr>
+              <w:spacing w:before="0" w:after="0" w:line="240" w:lineRule="auto"/>
+              <w:jc w:val="right"/>
+            </w:pPr>
+            <w:r>
+              <w:rPr>
+                <w:b w:val="0"/>
+                <w:i w:val="0"/>
+                <w:sz w:val="16"/>
+              </w:rPr>
+              <w:t>12,87,735</w:t>
+            </w:r>
+          </w:p>
+        </w:tc>
+        <w:tc>
+          <w:tcPr>
+            <w:tcW w:w="1417" w:type="dxa"/>
+          </w:tcPr>
+          <w:p>
+            <w:pPr>
+              <w:spacing w:before="0" w:after="0" w:line="240" w:lineRule="auto"/>
+              <w:jc w:val="right"/>
+            </w:pPr>
+            <w:r>
+              <w:rPr>
+                <w:b w:val="0"/>
+                <w:i w:val="0"/>
+                <w:sz w:val="16"/>
+              </w:rPr>
+              <w:t>14,77,748</w:t>
+            </w:r>
+          </w:p>
+        </w:tc>
+        <w:tc>
+          <w:tcPr>
+            <w:tcW w:w="1417" w:type="dxa"/>
+          </w:tcPr>
+          <w:p>
+            <w:pPr>
+              <w:spacing w:before="0" w:after="0" w:line="240" w:lineRule="auto"/>
+              <w:jc w:val="right"/>
+            </w:pPr>
+            <w:r>
+              <w:rPr>
+                <w:b w:val="0"/>
+                <w:i w:val="0"/>
+                <w:sz w:val="16"/>
+              </w:rPr>
+              <w:t>16,83,118</w:t>
             </w:r>
           </w:p>
         </w:tc>
@@ -37318,7 +37318,7 @@
                 <w:i w:val="0"/>
                 <w:sz w:val="16"/>
               </w:rPr>
-              <w:t>40,54,541</w:t>
+              <w:t>40,99,064</w:t>
             </w:r>
           </w:p>
         </w:tc>
@@ -37338,7 +37338,7 @@
                 <w:i w:val="0"/>
                 <w:sz w:val="16"/>
               </w:rPr>
-              <w:t>38,57,970</w:t>
+              <w:t>39,58,328</w:t>
             </w:r>
           </w:p>
         </w:tc>
@@ -37358,7 +37358,7 @@
                 <w:i w:val="0"/>
                 <w:sz w:val="16"/>
               </w:rPr>
-              <w:t>36,80,981</w:t>
+              <w:t>38,53,363</w:t>
             </w:r>
           </w:p>
         </w:tc>
@@ -37378,7 +37378,7 @@
                 <w:i w:val="0"/>
                 <w:sz w:val="16"/>
               </w:rPr>
-              <w:t>35,26,988</w:t>
+              <w:t>37,87,349</w:t>
             </w:r>
           </w:p>
         </w:tc>
@@ -37398,7 +37398,7 @@
                 <w:i w:val="0"/>
                 <w:sz w:val="16"/>
               </w:rPr>
-              <w:t>33,81,609</w:t>
+              <w:t>37,39,499</w:t>
             </w:r>
           </w:p>
         </w:tc>
@@ -37418,7 +37418,7 @@
                 <w:i w:val="0"/>
                 <w:sz w:val="16"/>
               </w:rPr>
-              <w:t>21,29,675</w:t>
+              <w:t>25,93,384</w:t>
             </w:r>
           </w:p>
         </w:tc>
@@ -37438,7 +37438,7 @@
                 <w:i w:val="0"/>
                 <w:sz w:val="16"/>
               </w:rPr>
-              <w:t>22,21,805</w:t>
+              <w:t>27,98,754</w:t>
             </w:r>
           </w:p>
         </w:tc>
@@ -38092,121 +38092,121 @@
                 <w:i w:val="0"/>
                 <w:sz w:val="16"/>
               </w:rPr>
-              <w:t>4,54,819</w:t>
-            </w:r>
-          </w:p>
-        </w:tc>
-        <w:tc>
-          <w:tcPr>
-            <w:tcW w:w="1417" w:type="dxa"/>
-          </w:tcPr>
-          <w:p>
-            <w:pPr>
-              <w:spacing w:before="0" w:after="0" w:line="240" w:lineRule="auto"/>
-              <w:jc w:val="right"/>
-            </w:pPr>
-            <w:r>
-              <w:rPr>
-                <w:b w:val="0"/>
-                <w:i w:val="0"/>
-                <w:sz w:val="16"/>
-              </w:rPr>
-              <w:t>6,37,781</w:t>
-            </w:r>
-          </w:p>
-        </w:tc>
-        <w:tc>
-          <w:tcPr>
-            <w:tcW w:w="1417" w:type="dxa"/>
-          </w:tcPr>
-          <w:p>
-            <w:pPr>
-              <w:spacing w:before="0" w:after="0" w:line="240" w:lineRule="auto"/>
-              <w:jc w:val="right"/>
-            </w:pPr>
-            <w:r>
-              <w:rPr>
-                <w:b w:val="0"/>
-                <w:i w:val="0"/>
-                <w:sz w:val="16"/>
-              </w:rPr>
-              <w:t>7,72,019</w:t>
-            </w:r>
-          </w:p>
-        </w:tc>
-        <w:tc>
-          <w:tcPr>
-            <w:tcW w:w="1417" w:type="dxa"/>
-          </w:tcPr>
-          <w:p>
-            <w:pPr>
-              <w:spacing w:before="0" w:after="0" w:line="240" w:lineRule="auto"/>
-              <w:jc w:val="right"/>
-            </w:pPr>
-            <w:r>
-              <w:rPr>
-                <w:b w:val="0"/>
-                <w:i w:val="0"/>
-                <w:sz w:val="16"/>
-              </w:rPr>
-              <w:t>8,83,015</w:t>
-            </w:r>
-          </w:p>
-        </w:tc>
-        <w:tc>
-          <w:tcPr>
-            <w:tcW w:w="1417" w:type="dxa"/>
-          </w:tcPr>
-          <w:p>
-            <w:pPr>
-              <w:spacing w:before="0" w:after="0" w:line="240" w:lineRule="auto"/>
-              <w:jc w:val="right"/>
-            </w:pPr>
-            <w:r>
-              <w:rPr>
-                <w:b w:val="0"/>
-                <w:i w:val="0"/>
-                <w:sz w:val="16"/>
-              </w:rPr>
-              <w:t>9,63,277</w:t>
-            </w:r>
-          </w:p>
-        </w:tc>
-        <w:tc>
-          <w:tcPr>
-            <w:tcW w:w="1417" w:type="dxa"/>
-          </w:tcPr>
-          <w:p>
-            <w:pPr>
-              <w:spacing w:before="0" w:after="0" w:line="240" w:lineRule="auto"/>
-              <w:jc w:val="right"/>
-            </w:pPr>
-            <w:r>
-              <w:rPr>
-                <w:b w:val="0"/>
-                <w:i w:val="0"/>
-                <w:sz w:val="16"/>
-              </w:rPr>
-              <w:t>10,19,134</w:t>
-            </w:r>
-          </w:p>
-        </w:tc>
-        <w:tc>
-          <w:tcPr>
-            <w:tcW w:w="1417" w:type="dxa"/>
-          </w:tcPr>
-          <w:p>
-            <w:pPr>
-              <w:spacing w:before="0" w:after="0" w:line="240" w:lineRule="auto"/>
-              <w:jc w:val="right"/>
-            </w:pPr>
-            <w:r>
-              <w:rPr>
-                <w:b w:val="0"/>
-                <w:i w:val="0"/>
-                <w:sz w:val="16"/>
-              </w:rPr>
-              <w:t>12,74,922</w:t>
+              <w:t>4,99,342</w:t>
+            </w:r>
+          </w:p>
+        </w:tc>
+        <w:tc>
+          <w:tcPr>
+            <w:tcW w:w="1417" w:type="dxa"/>
+          </w:tcPr>
+          <w:p>
+            <w:pPr>
+              <w:spacing w:before="0" w:after="0" w:line="240" w:lineRule="auto"/>
+              <w:jc w:val="right"/>
+            </w:pPr>
+            <w:r>
+              <w:rPr>
+                <w:b w:val="0"/>
+                <w:i w:val="0"/>
+                <w:sz w:val="16"/>
+              </w:rPr>
+              <w:t>7,38,139</w:t>
+            </w:r>
+          </w:p>
+        </w:tc>
+        <w:tc>
+          <w:tcPr>
+            <w:tcW w:w="1417" w:type="dxa"/>
+          </w:tcPr>
+          <w:p>
+            <w:pPr>
+              <w:spacing w:before="0" w:after="0" w:line="240" w:lineRule="auto"/>
+              <w:jc w:val="right"/>
+            </w:pPr>
+            <w:r>
+              <w:rPr>
+                <w:b w:val="0"/>
+                <w:i w:val="0"/>
+                <w:sz w:val="16"/>
+              </w:rPr>
+              <w:t>9,44,401</w:t>
+            </w:r>
+          </w:p>
+        </w:tc>
+        <w:tc>
+          <w:tcPr>
+            <w:tcW w:w="1417" w:type="dxa"/>
+          </w:tcPr>
+          <w:p>
+            <w:pPr>
+              <w:spacing w:before="0" w:after="0" w:line="240" w:lineRule="auto"/>
+              <w:jc w:val="right"/>
+            </w:pPr>
+            <w:r>
+              <w:rPr>
+                <w:b w:val="0"/>
+                <w:i w:val="0"/>
+                <w:sz w:val="16"/>
+              </w:rPr>
+              <w:t>11,43,376</w:t>
+            </w:r>
+          </w:p>
+        </w:tc>
+        <w:tc>
+          <w:tcPr>
+            <w:tcW w:w="1417" w:type="dxa"/>
+          </w:tcPr>
+          <w:p>
+            <w:pPr>
+              <w:spacing w:before="0" w:after="0" w:line="240" w:lineRule="auto"/>
+              <w:jc w:val="right"/>
+            </w:pPr>
+            <w:r>
+              <w:rPr>
+                <w:b w:val="0"/>
+                <w:i w:val="0"/>
+                <w:sz w:val="16"/>
+              </w:rPr>
+              <w:t>13,21,167</w:t>
+            </w:r>
+          </w:p>
+        </w:tc>
+        <w:tc>
+          <w:tcPr>
+            <w:tcW w:w="1417" w:type="dxa"/>
+          </w:tcPr>
+          <w:p>
+            <w:pPr>
+              <w:spacing w:before="0" w:after="0" w:line="240" w:lineRule="auto"/>
+              <w:jc w:val="right"/>
+            </w:pPr>
+            <w:r>
+              <w:rPr>
+                <w:b w:val="0"/>
+                <w:i w:val="0"/>
+                <w:sz w:val="16"/>
+              </w:rPr>
+              <w:t>14,82,843</w:t>
+            </w:r>
+          </w:p>
+        </w:tc>
+        <w:tc>
+          <w:tcPr>
+            <w:tcW w:w="1417" w:type="dxa"/>
+          </w:tcPr>
+          <w:p>
+            <w:pPr>
+              <w:spacing w:before="0" w:after="0" w:line="240" w:lineRule="auto"/>
+              <w:jc w:val="right"/>
+            </w:pPr>
+            <w:r>
+              <w:rPr>
+                <w:b w:val="0"/>
+                <w:i w:val="0"/>
+                <w:sz w:val="16"/>
+              </w:rPr>
+              <w:t>18,51,871</w:t>
             </w:r>
           </w:p>
         </w:tc>
@@ -38287,7 +38287,7 @@
                 <w:i w:val="0"/>
                 <w:sz w:val="16"/>
               </w:rPr>
-              <w:t>40,54,541</w:t>
+              <w:t>40,99,064</w:t>
             </w:r>
           </w:p>
         </w:tc>
@@ -38307,7 +38307,7 @@
                 <w:i w:val="0"/>
                 <w:sz w:val="16"/>
               </w:rPr>
-              <w:t>38,57,970</w:t>
+              <w:t>39,58,328</w:t>
             </w:r>
           </w:p>
         </w:tc>
@@ -38327,7 +38327,7 @@
                 <w:i w:val="0"/>
                 <w:sz w:val="16"/>
               </w:rPr>
-              <w:t>36,80,981</w:t>
+              <w:t>38,53,363</w:t>
             </w:r>
           </w:p>
         </w:tc>
@@ -38347,7 +38347,7 @@
                 <w:i w:val="0"/>
                 <w:sz w:val="16"/>
               </w:rPr>
-              <w:t>35,26,988</w:t>
+              <w:t>37,87,349</w:t>
             </w:r>
           </w:p>
         </w:tc>
@@ -38367,7 +38367,7 @@
                 <w:i w:val="0"/>
                 <w:sz w:val="16"/>
               </w:rPr>
-              <w:t>33,81,609</w:t>
+              <w:t>37,39,499</w:t>
             </w:r>
           </w:p>
         </w:tc>
@@ -38387,7 +38387,7 @@
                 <w:i w:val="0"/>
                 <w:sz w:val="16"/>
               </w:rPr>
-              <w:t>21,29,675</w:t>
+              <w:t>25,93,384</w:t>
             </w:r>
           </w:p>
         </w:tc>
@@ -38407,7 +38407,7 @@
                 <w:i w:val="0"/>
                 <w:sz w:val="16"/>
               </w:rPr>
-              <w:t>22,21,805</w:t>
+              <w:t>27,98,754</w:t>
             </w:r>
           </w:p>
         </w:tc>
@@ -38485,83 +38485,83 @@
                 <w:i w:val="0"/>
                 <w:sz w:val="16"/>
               </w:rPr>
-              <w:t>2.13</w:t>
-            </w:r>
-          </w:p>
-        </w:tc>
-        <w:tc>
-          <w:tcPr>
-            <w:tcW w:w="1417" w:type="dxa"/>
-          </w:tcPr>
-          <w:p>
-            <w:pPr>
-              <w:spacing w:before="0" w:after="0" w:line="240" w:lineRule="auto"/>
-              <w:jc w:val="right"/>
-            </w:pPr>
-            <w:r>
-              <w:rPr>
-                <w:b w:val="0"/>
-                <w:i w:val="0"/>
-                <w:sz w:val="16"/>
-              </w:rPr>
-              <w:t>2.89</w:t>
-            </w:r>
-          </w:p>
-        </w:tc>
-        <w:tc>
-          <w:tcPr>
-            <w:tcW w:w="1417" w:type="dxa"/>
-          </w:tcPr>
-          <w:p>
-            <w:pPr>
-              <w:spacing w:before="0" w:after="0" w:line="240" w:lineRule="auto"/>
-              <w:jc w:val="right"/>
-            </w:pPr>
-            <w:r>
-              <w:rPr>
-                <w:b w:val="0"/>
-                <w:i w:val="0"/>
-                <w:sz w:val="16"/>
-              </w:rPr>
-              <w:t>3.50</w:t>
-            </w:r>
-          </w:p>
-        </w:tc>
-        <w:tc>
-          <w:tcPr>
-            <w:tcW w:w="1417" w:type="dxa"/>
-          </w:tcPr>
-          <w:p>
-            <w:pPr>
-              <w:spacing w:before="0" w:after="0" w:line="240" w:lineRule="auto"/>
-              <w:jc w:val="right"/>
-            </w:pPr>
-            <w:r>
-              <w:rPr>
-                <w:b w:val="0"/>
-                <w:i w:val="0"/>
-                <w:sz w:val="16"/>
-              </w:rPr>
-              <w:t>4.00</w:t>
-            </w:r>
-          </w:p>
-        </w:tc>
-        <w:tc>
-          <w:tcPr>
-            <w:tcW w:w="1417" w:type="dxa"/>
-          </w:tcPr>
-          <w:p>
-            <w:pPr>
-              <w:spacing w:before="0" w:after="0" w:line="240" w:lineRule="auto"/>
-              <w:jc w:val="right"/>
-            </w:pPr>
-            <w:r>
-              <w:rPr>
-                <w:b w:val="0"/>
-                <w:i w:val="0"/>
-                <w:sz w:val="16"/>
-              </w:rPr>
-              <w:t>4.37</w:t>
+              <w:t>2.33</w:t>
+            </w:r>
+          </w:p>
+        </w:tc>
+        <w:tc>
+          <w:tcPr>
+            <w:tcW w:w="1417" w:type="dxa"/>
+          </w:tcPr>
+          <w:p>
+            <w:pPr>
+              <w:spacing w:before="0" w:after="0" w:line="240" w:lineRule="auto"/>
+              <w:jc w:val="right"/>
+            </w:pPr>
+            <w:r>
+              <w:rPr>
+                <w:b w:val="0"/>
+                <w:i w:val="0"/>
+                <w:sz w:val="16"/>
+              </w:rPr>
+              <w:t>3.35</w:t>
+            </w:r>
+          </w:p>
+        </w:tc>
+        <w:tc>
+          <w:tcPr>
+            <w:tcW w:w="1417" w:type="dxa"/>
+          </w:tcPr>
+          <w:p>
+            <w:pPr>
+              <w:spacing w:before="0" w:after="0" w:line="240" w:lineRule="auto"/>
+              <w:jc w:val="right"/>
+            </w:pPr>
+            <w:r>
+              <w:rPr>
+                <w:b w:val="0"/>
+                <w:i w:val="0"/>
+                <w:sz w:val="16"/>
+              </w:rPr>
+              <w:t>4.28</w:t>
+            </w:r>
+          </w:p>
+        </w:tc>
+        <w:tc>
+          <w:tcPr>
+            <w:tcW w:w="1417" w:type="dxa"/>
+          </w:tcPr>
+          <w:p>
+            <w:pPr>
+              <w:spacing w:before="0" w:after="0" w:line="240" w:lineRule="auto"/>
+              <w:jc w:val="right"/>
+            </w:pPr>
+            <w:r>
+              <w:rPr>
+                <w:b w:val="0"/>
+                <w:i w:val="0"/>
+                <w:sz w:val="16"/>
+              </w:rPr>
+              <w:t>5.19</w:t>
+            </w:r>
+          </w:p>
+        </w:tc>
+        <w:tc>
+          <w:tcPr>
+            <w:tcW w:w="1417" w:type="dxa"/>
+          </w:tcPr>
+          <w:p>
+            <w:pPr>
+              <w:spacing w:before="0" w:after="0" w:line="240" w:lineRule="auto"/>
+              <w:jc w:val="right"/>
+            </w:pPr>
+            <w:r>
+              <w:rPr>
+                <w:b w:val="0"/>
+                <w:i w:val="0"/>
+                <w:sz w:val="16"/>
+              </w:rPr>
+              <w:t>5.99</w:t>
             </w:r>
           </w:p>
         </w:tc>
@@ -38677,83 +38677,83 @@
                 <w:i w:val="0"/>
                 <w:sz w:val="16"/>
               </w:rPr>
-              <w:t>0.60</w:t>
-            </w:r>
-          </w:p>
-        </w:tc>
-        <w:tc>
-          <w:tcPr>
-            <w:tcW w:w="1417" w:type="dxa"/>
-          </w:tcPr>
-          <w:p>
-            <w:pPr>
-              <w:spacing w:before="0" w:after="0" w:line="240" w:lineRule="auto"/>
-              <w:jc w:val="right"/>
-            </w:pPr>
-            <w:r>
-              <w:rPr>
-                <w:b w:val="0"/>
-                <w:i w:val="0"/>
-                <w:sz w:val="16"/>
-              </w:rPr>
-              <w:t>0.47</w:t>
-            </w:r>
-          </w:p>
-        </w:tc>
-        <w:tc>
-          <w:tcPr>
-            <w:tcW w:w="1417" w:type="dxa"/>
-          </w:tcPr>
-          <w:p>
-            <w:pPr>
-              <w:spacing w:before="0" w:after="0" w:line="240" w:lineRule="auto"/>
-              <w:jc w:val="right"/>
-            </w:pPr>
-            <w:r>
-              <w:rPr>
-                <w:b w:val="0"/>
-                <w:i w:val="0"/>
-                <w:sz w:val="16"/>
-              </w:rPr>
-              <w:t>0.35</w:t>
-            </w:r>
-          </w:p>
-        </w:tc>
-        <w:tc>
-          <w:tcPr>
-            <w:tcW w:w="1417" w:type="dxa"/>
-          </w:tcPr>
-          <w:p>
-            <w:pPr>
-              <w:spacing w:before="0" w:after="0" w:line="240" w:lineRule="auto"/>
-              <w:jc w:val="right"/>
-            </w:pPr>
-            <w:r>
-              <w:rPr>
-                <w:b w:val="0"/>
-                <w:i w:val="0"/>
-                <w:sz w:val="16"/>
-              </w:rPr>
-              <w:t>0.22</w:t>
-            </w:r>
-          </w:p>
-        </w:tc>
-        <w:tc>
-          <w:tcPr>
-            <w:tcW w:w="1417" w:type="dxa"/>
-          </w:tcPr>
-          <w:p>
-            <w:pPr>
-              <w:spacing w:before="0" w:after="0" w:line="240" w:lineRule="auto"/>
-              <w:jc w:val="right"/>
-            </w:pPr>
-            <w:r>
-              <w:rPr>
-                <w:b w:val="0"/>
-                <w:i w:val="0"/>
-                <w:sz w:val="16"/>
-              </w:rPr>
-              <w:t>0.11</w:t>
+              <w:t>0.59</w:t>
+            </w:r>
+          </w:p>
+        </w:tc>
+        <w:tc>
+          <w:tcPr>
+            <w:tcW w:w="1417" w:type="dxa"/>
+          </w:tcPr>
+          <w:p>
+            <w:pPr>
+              <w:spacing w:before="0" w:after="0" w:line="240" w:lineRule="auto"/>
+              <w:jc w:val="right"/>
+            </w:pPr>
+            <w:r>
+              <w:rPr>
+                <w:b w:val="0"/>
+                <w:i w:val="0"/>
+                <w:sz w:val="16"/>
+              </w:rPr>
+              <w:t>0.45</w:t>
+            </w:r>
+          </w:p>
+        </w:tc>
+        <w:tc>
+          <w:tcPr>
+            <w:tcW w:w="1417" w:type="dxa"/>
+          </w:tcPr>
+          <w:p>
+            <w:pPr>
+              <w:spacing w:before="0" w:after="0" w:line="240" w:lineRule="auto"/>
+              <w:jc w:val="right"/>
+            </w:pPr>
+            <w:r>
+              <w:rPr>
+                <w:b w:val="0"/>
+                <w:i w:val="0"/>
+                <w:sz w:val="16"/>
+              </w:rPr>
+              <w:t>0.32</w:t>
+            </w:r>
+          </w:p>
+        </w:tc>
+        <w:tc>
+          <w:tcPr>
+            <w:tcW w:w="1417" w:type="dxa"/>
+          </w:tcPr>
+          <w:p>
+            <w:pPr>
+              <w:spacing w:before="0" w:after="0" w:line="240" w:lineRule="auto"/>
+              <w:jc w:val="right"/>
+            </w:pPr>
+            <w:r>
+              <w:rPr>
+                <w:b w:val="0"/>
+                <w:i w:val="0"/>
+                <w:sz w:val="16"/>
+              </w:rPr>
+              <w:t>0.20</w:t>
+            </w:r>
+          </w:p>
+        </w:tc>
+        <w:tc>
+          <w:tcPr>
+            <w:tcW w:w="1417" w:type="dxa"/>
+          </w:tcPr>
+          <w:p>
+            <w:pPr>
+              <w:spacing w:before="0" w:after="0" w:line="240" w:lineRule="auto"/>
+              <w:jc w:val="right"/>
+            </w:pPr>
+            <w:r>
+              <w:rPr>
+                <w:b w:val="0"/>
+                <w:i w:val="0"/>
+                <w:sz w:val="16"/>
+              </w:rPr>
+              <w:t>0.09</w:t>
             </w:r>
           </w:p>
         </w:tc>
@@ -39061,102 +39061,102 @@
                 <w:i w:val="0"/>
                 <w:sz w:val="16"/>
               </w:rPr>
-              <w:t>7.88</w:t>
-            </w:r>
-          </w:p>
-        </w:tc>
-        <w:tc>
-          <w:tcPr>
-            <w:tcW w:w="1417" w:type="dxa"/>
-          </w:tcPr>
-          <w:p>
-            <w:pPr>
-              <w:spacing w:before="0" w:after="0" w:line="240" w:lineRule="auto"/>
-              <w:jc w:val="right"/>
-            </w:pPr>
-            <w:r>
-              <w:rPr>
-                <w:b w:val="0"/>
-                <w:i w:val="0"/>
-                <w:sz w:val="16"/>
-              </w:rPr>
-              <w:t>1.77</w:t>
-            </w:r>
-          </w:p>
-        </w:tc>
-        <w:tc>
-          <w:tcPr>
-            <w:tcW w:w="1417" w:type="dxa"/>
-          </w:tcPr>
-          <w:p>
-            <w:pPr>
-              <w:spacing w:before="0" w:after="0" w:line="240" w:lineRule="auto"/>
-              <w:jc w:val="right"/>
-            </w:pPr>
-            <w:r>
-              <w:rPr>
-                <w:b w:val="0"/>
-                <w:i w:val="0"/>
-                <w:sz w:val="16"/>
-              </w:rPr>
-              <w:t>1.74</w:t>
-            </w:r>
-          </w:p>
-        </w:tc>
-        <w:tc>
-          <w:tcPr>
-            <w:tcW w:w="1417" w:type="dxa"/>
-          </w:tcPr>
-          <w:p>
-            <w:pPr>
-              <w:spacing w:before="0" w:after="0" w:line="240" w:lineRule="auto"/>
-              <w:jc w:val="right"/>
-            </w:pPr>
-            <w:r>
-              <w:rPr>
-                <w:b w:val="0"/>
-                <w:i w:val="0"/>
-                <w:sz w:val="16"/>
-              </w:rPr>
-              <w:t>1.82</w:t>
-            </w:r>
-          </w:p>
-        </w:tc>
-        <w:tc>
-          <w:tcPr>
-            <w:tcW w:w="1417" w:type="dxa"/>
-          </w:tcPr>
-          <w:p>
-            <w:pPr>
-              <w:spacing w:before="0" w:after="0" w:line="240" w:lineRule="auto"/>
-              <w:jc w:val="right"/>
-            </w:pPr>
-            <w:r>
-              <w:rPr>
-                <w:b w:val="0"/>
-                <w:i w:val="0"/>
-                <w:sz w:val="16"/>
-              </w:rPr>
-              <w:t>1.79</w:t>
-            </w:r>
-          </w:p>
-        </w:tc>
-        <w:tc>
-          <w:tcPr>
-            <w:tcW w:w="1417" w:type="dxa"/>
-          </w:tcPr>
-          <w:p>
-            <w:pPr>
-              <w:spacing w:before="0" w:after="0" w:line="240" w:lineRule="auto"/>
-              <w:jc w:val="right"/>
-            </w:pPr>
-            <w:r>
-              <w:rPr>
-                <w:b w:val="0"/>
-                <w:i w:val="0"/>
-                <w:sz w:val="16"/>
-              </w:rPr>
-              <w:t>1.79</w:t>
+              <w:t>9.14</w:t>
+            </w:r>
+          </w:p>
+        </w:tc>
+        <w:tc>
+          <w:tcPr>
+            <w:tcW w:w="1417" w:type="dxa"/>
+          </w:tcPr>
+          <w:p>
+            <w:pPr>
+              <w:spacing w:before="0" w:after="0" w:line="240" w:lineRule="auto"/>
+              <w:jc w:val="right"/>
+            </w:pPr>
+            <w:r>
+              <w:rPr>
+                <w:b w:val="0"/>
+                <w:i w:val="0"/>
+                <w:sz w:val="16"/>
+              </w:rPr>
+              <w:t>2.27</w:t>
+            </w:r>
+          </w:p>
+        </w:tc>
+        <w:tc>
+          <w:tcPr>
+            <w:tcW w:w="1417" w:type="dxa"/>
+          </w:tcPr>
+          <w:p>
+            <w:pPr>
+              <w:spacing w:before="0" w:after="0" w:line="240" w:lineRule="auto"/>
+              <w:jc w:val="right"/>
+            </w:pPr>
+            <w:r>
+              <w:rPr>
+                <w:b w:val="0"/>
+                <w:i w:val="0"/>
+                <w:sz w:val="16"/>
+              </w:rPr>
+              <w:t>2.41</w:t>
+            </w:r>
+          </w:p>
+        </w:tc>
+        <w:tc>
+          <w:tcPr>
+            <w:tcW w:w="1417" w:type="dxa"/>
+          </w:tcPr>
+          <w:p>
+            <w:pPr>
+              <w:spacing w:before="0" w:after="0" w:line="240" w:lineRule="auto"/>
+              <w:jc w:val="right"/>
+            </w:pPr>
+            <w:r>
+              <w:rPr>
+                <w:b w:val="0"/>
+                <w:i w:val="0"/>
+                <w:sz w:val="16"/>
+              </w:rPr>
+              <w:t>2.68</w:t>
+            </w:r>
+          </w:p>
+        </w:tc>
+        <w:tc>
+          <w:tcPr>
+            <w:tcW w:w="1417" w:type="dxa"/>
+          </w:tcPr>
+          <w:p>
+            <w:pPr>
+              <w:spacing w:before="0" w:after="0" w:line="240" w:lineRule="auto"/>
+              <w:jc w:val="right"/>
+            </w:pPr>
+            <w:r>
+              <w:rPr>
+                <w:b w:val="0"/>
+                <w:i w:val="0"/>
+                <w:sz w:val="16"/>
+              </w:rPr>
+              <w:t>2.79</w:t>
+            </w:r>
+          </w:p>
+        </w:tc>
+        <w:tc>
+          <w:tcPr>
+            <w:tcW w:w="1417" w:type="dxa"/>
+          </w:tcPr>
+          <w:p>
+            <w:pPr>
+              <w:spacing w:before="0" w:after="0" w:line="240" w:lineRule="auto"/>
+              <w:jc w:val="right"/>
+            </w:pPr>
+            <w:r>
+              <w:rPr>
+                <w:b w:val="0"/>
+                <w:i w:val="0"/>
+                <w:sz w:val="16"/>
+              </w:rPr>
+              <w:t>2.94</w:t>
             </w:r>
           </w:p>
         </w:tc>
@@ -39750,121 +39750,121 @@
                 <w:i w:val="0"/>
                 <w:sz w:val="16"/>
               </w:rPr>
-              <w:t>7,96,534</w:t>
-            </w:r>
-          </w:p>
-        </w:tc>
-        <w:tc>
-          <w:tcPr>
-            <w:tcW w:w="1417" w:type="dxa"/>
-          </w:tcPr>
-          <w:p>
-            <w:pPr>
-              <w:spacing w:before="0" w:after="0" w:line="240" w:lineRule="auto"/>
-              <w:jc w:val="right"/>
-            </w:pPr>
-            <w:r>
-              <w:rPr>
-                <w:b w:val="0"/>
-                <w:i w:val="0"/>
-                <w:sz w:val="16"/>
-              </w:rPr>
-              <w:t>10,55,213</w:t>
-            </w:r>
-          </w:p>
-        </w:tc>
-        <w:tc>
-          <w:tcPr>
-            <w:tcW w:w="1417" w:type="dxa"/>
-          </w:tcPr>
-          <w:p>
-            <w:pPr>
-              <w:spacing w:before="0" w:after="0" w:line="240" w:lineRule="auto"/>
-              <w:jc w:val="right"/>
-            </w:pPr>
-            <w:r>
-              <w:rPr>
-                <w:b w:val="0"/>
-                <w:i w:val="0"/>
-                <w:sz w:val="16"/>
-              </w:rPr>
-              <w:t>12,35,000</w:t>
-            </w:r>
-          </w:p>
-        </w:tc>
-        <w:tc>
-          <w:tcPr>
-            <w:tcW w:w="1417" w:type="dxa"/>
-          </w:tcPr>
-          <w:p>
-            <w:pPr>
-              <w:spacing w:before="0" w:after="0" w:line="240" w:lineRule="auto"/>
-              <w:jc w:val="right"/>
-            </w:pPr>
-            <w:r>
-              <w:rPr>
-                <w:b w:val="0"/>
-                <w:i w:val="0"/>
-                <w:sz w:val="16"/>
-              </w:rPr>
-              <w:t>14,13,068</w:t>
-            </w:r>
-          </w:p>
-        </w:tc>
-        <w:tc>
-          <w:tcPr>
-            <w:tcW w:w="1417" w:type="dxa"/>
-          </w:tcPr>
-          <w:p>
-            <w:pPr>
-              <w:spacing w:before="0" w:after="0" w:line="240" w:lineRule="auto"/>
-              <w:jc w:val="right"/>
-            </w:pPr>
-            <w:r>
-              <w:rPr>
-                <w:b w:val="0"/>
-                <w:i w:val="0"/>
-                <w:sz w:val="16"/>
-              </w:rPr>
-              <w:t>14,99,197</w:t>
-            </w:r>
-          </w:p>
-        </w:tc>
-        <w:tc>
-          <w:tcPr>
-            <w:tcW w:w="1417" w:type="dxa"/>
-          </w:tcPr>
-          <w:p>
-            <w:pPr>
-              <w:spacing w:before="0" w:after="0" w:line="240" w:lineRule="auto"/>
-              <w:jc w:val="right"/>
-            </w:pPr>
-            <w:r>
-              <w:rPr>
-                <w:b w:val="0"/>
-                <w:i w:val="0"/>
-                <w:sz w:val="16"/>
-              </w:rPr>
-              <w:t>15,79,397</w:t>
-            </w:r>
-          </w:p>
-        </w:tc>
-        <w:tc>
-          <w:tcPr>
-            <w:tcW w:w="1417" w:type="dxa"/>
-          </w:tcPr>
-          <w:p>
-            <w:pPr>
-              <w:spacing w:before="0" w:after="0" w:line="240" w:lineRule="auto"/>
-              <w:jc w:val="right"/>
-            </w:pPr>
-            <w:r>
-              <w:rPr>
-                <w:b w:val="0"/>
-                <w:i w:val="0"/>
-                <w:sz w:val="16"/>
-              </w:rPr>
-              <w:t>16,55,917</w:t>
+              <w:t>7,36,045</w:t>
+            </w:r>
+          </w:p>
+        </w:tc>
+        <w:tc>
+          <w:tcPr>
+            <w:tcW w:w="1417" w:type="dxa"/>
+          </w:tcPr>
+          <w:p>
+            <w:pPr>
+              <w:spacing w:before="0" w:after="0" w:line="240" w:lineRule="auto"/>
+              <w:jc w:val="right"/>
+            </w:pPr>
+            <w:r>
+              <w:rPr>
+                <w:b w:val="0"/>
+                <w:i w:val="0"/>
+                <w:sz w:val="16"/>
+              </w:rPr>
+              <w:t>9,39,774</w:t>
+            </w:r>
+          </w:p>
+        </w:tc>
+        <w:tc>
+          <w:tcPr>
+            <w:tcW w:w="1417" w:type="dxa"/>
+          </w:tcPr>
+          <w:p>
+            <w:pPr>
+              <w:spacing w:before="0" w:after="0" w:line="240" w:lineRule="auto"/>
+              <w:jc w:val="right"/>
+            </w:pPr>
+            <w:r>
+              <w:rPr>
+                <w:b w:val="0"/>
+                <w:i w:val="0"/>
+                <w:sz w:val="16"/>
+              </w:rPr>
+              <w:t>10,80,297</w:t>
+            </w:r>
+          </w:p>
+        </w:tc>
+        <w:tc>
+          <w:tcPr>
+            <w:tcW w:w="1417" w:type="dxa"/>
+          </w:tcPr>
+          <w:p>
+            <w:pPr>
+              <w:spacing w:before="0" w:after="0" w:line="240" w:lineRule="auto"/>
+              <w:jc w:val="right"/>
+            </w:pPr>
+            <w:r>
+              <w:rPr>
+                <w:b w:val="0"/>
+                <w:i w:val="0"/>
+                <w:sz w:val="16"/>
+              </w:rPr>
+              <w:t>12,19,744</w:t>
+            </w:r>
+          </w:p>
+        </w:tc>
+        <w:tc>
+          <w:tcPr>
+            <w:tcW w:w="1417" w:type="dxa"/>
+          </w:tcPr>
+          <w:p>
+            <w:pPr>
+              <w:spacing w:before="0" w:after="0" w:line="240" w:lineRule="auto"/>
+              <w:jc w:val="right"/>
+            </w:pPr>
+            <w:r>
+              <w:rPr>
+                <w:b w:val="0"/>
+                <w:i w:val="0"/>
+                <w:sz w:val="16"/>
+              </w:rPr>
+              <w:t>12,83,331</w:t>
+            </w:r>
+          </w:p>
+        </w:tc>
+        <w:tc>
+          <w:tcPr>
+            <w:tcW w:w="1417" w:type="dxa"/>
+          </w:tcPr>
+          <w:p>
+            <w:pPr>
+              <w:spacing w:before="0" w:after="0" w:line="240" w:lineRule="auto"/>
+              <w:jc w:val="right"/>
+            </w:pPr>
+            <w:r>
+              <w:rPr>
+                <w:b w:val="0"/>
+                <w:i w:val="0"/>
+                <w:sz w:val="16"/>
+              </w:rPr>
+              <w:t>13,44,203</w:t>
+            </w:r>
+          </w:p>
+        </w:tc>
+        <w:tc>
+          <w:tcPr>
+            <w:tcW w:w="1417" w:type="dxa"/>
+          </w:tcPr>
+          <w:p>
+            <w:pPr>
+              <w:spacing w:before="0" w:after="0" w:line="240" w:lineRule="auto"/>
+              <w:jc w:val="right"/>
+            </w:pPr>
+            <w:r>
+              <w:rPr>
+                <w:b w:val="0"/>
+                <w:i w:val="0"/>
+                <w:sz w:val="16"/>
+              </w:rPr>
+              <w:t>14,03,639</w:t>
             </w:r>
           </w:p>
         </w:tc>
@@ -39925,7 +39925,7 @@
                 <w:i w:val="0"/>
                 <w:sz w:val="16"/>
               </w:rPr>
-              <w:t>5,78,966</w:t>
+              <w:t>6,39,455</w:t>
             </w:r>
           </w:p>
         </w:tc>
@@ -39945,7 +39945,7 @@
                 <w:i w:val="0"/>
                 <w:sz w:val="16"/>
               </w:rPr>
-              <w:t>5,99,070</w:t>
+              <w:t>7,14,509</w:t>
             </w:r>
           </w:p>
         </w:tc>
@@ -39965,7 +39965,7 @@
                 <w:i w:val="0"/>
                 <w:sz w:val="16"/>
               </w:rPr>
-              <w:t>5,89,535</w:t>
+              <w:t>7,44,238</w:t>
             </w:r>
           </w:p>
         </w:tc>
@@ -39985,7 +39985,7 @@
                 <w:i w:val="0"/>
                 <w:sz w:val="16"/>
               </w:rPr>
-              <w:t>5,90,754</w:t>
+              <w:t>7,84,078</w:t>
             </w:r>
           </w:p>
         </w:tc>
@@ -40005,7 +40005,7 @@
                 <w:i w:val="0"/>
                 <w:sz w:val="16"/>
               </w:rPr>
-              <w:t>5,65,069</w:t>
+              <w:t>7,80,935</w:t>
             </w:r>
           </w:p>
         </w:tc>
@@ -40025,7 +40025,7 @@
                 <w:i w:val="0"/>
                 <w:sz w:val="16"/>
               </w:rPr>
-              <w:t>5,46,685</w:t>
+              <w:t>7,81,879</w:t>
             </w:r>
           </w:p>
         </w:tc>
@@ -40045,7 +40045,7 @@
                 <w:i w:val="0"/>
                 <w:sz w:val="16"/>
               </w:rPr>
-              <w:t>5,34,014</w:t>
+              <w:t>7,86,292</w:t>
             </w:r>
           </w:p>
         </w:tc>
@@ -40104,121 +40104,121 @@
                 <w:i w:val="0"/>
                 <w:sz w:val="16"/>
               </w:rPr>
-              <w:t>1,01,933</w:t>
-            </w:r>
-          </w:p>
-        </w:tc>
-        <w:tc>
-          <w:tcPr>
-            <w:tcW w:w="1417" w:type="dxa"/>
-          </w:tcPr>
-          <w:p>
-            <w:pPr>
-              <w:spacing w:before="0" w:after="0" w:line="240" w:lineRule="auto"/>
-              <w:jc w:val="right"/>
-            </w:pPr>
-            <w:r>
-              <w:rPr>
-                <w:b w:val="0"/>
-                <w:i w:val="0"/>
-                <w:sz w:val="16"/>
-              </w:rPr>
-              <w:t>1,10,867</w:t>
-            </w:r>
-          </w:p>
-        </w:tc>
-        <w:tc>
-          <w:tcPr>
-            <w:tcW w:w="1417" w:type="dxa"/>
-          </w:tcPr>
-          <w:p>
-            <w:pPr>
-              <w:spacing w:before="0" w:after="0" w:line="240" w:lineRule="auto"/>
-              <w:jc w:val="right"/>
-            </w:pPr>
-            <w:r>
-              <w:rPr>
-                <w:b w:val="0"/>
-                <w:i w:val="0"/>
-                <w:sz w:val="16"/>
-              </w:rPr>
-              <w:t>1,19,945</w:t>
-            </w:r>
-          </w:p>
-        </w:tc>
-        <w:tc>
-          <w:tcPr>
-            <w:tcW w:w="1417" w:type="dxa"/>
-          </w:tcPr>
-          <w:p>
-            <w:pPr>
-              <w:spacing w:before="0" w:after="0" w:line="240" w:lineRule="auto"/>
-              <w:jc w:val="right"/>
-            </w:pPr>
-            <w:r>
-              <w:rPr>
-                <w:b w:val="0"/>
-                <w:i w:val="0"/>
-                <w:sz w:val="16"/>
-              </w:rPr>
-              <w:t>1,23,142</w:t>
-            </w:r>
-          </w:p>
-        </w:tc>
-        <w:tc>
-          <w:tcPr>
-            <w:tcW w:w="1417" w:type="dxa"/>
-          </w:tcPr>
-          <w:p>
-            <w:pPr>
-              <w:spacing w:before="0" w:after="0" w:line="240" w:lineRule="auto"/>
-              <w:jc w:val="right"/>
-            </w:pPr>
-            <w:r>
-              <w:rPr>
-                <w:b w:val="0"/>
-                <w:i w:val="0"/>
-                <w:sz w:val="16"/>
-              </w:rPr>
-              <w:t>1,28,499</w:t>
-            </w:r>
-          </w:p>
-        </w:tc>
-        <w:tc>
-          <w:tcPr>
-            <w:tcW w:w="1417" w:type="dxa"/>
-          </w:tcPr>
-          <w:p>
-            <w:pPr>
-              <w:spacing w:before="0" w:after="0" w:line="240" w:lineRule="auto"/>
-              <w:jc w:val="right"/>
-            </w:pPr>
-            <w:r>
-              <w:rPr>
-                <w:b w:val="0"/>
-                <w:i w:val="0"/>
-                <w:sz w:val="16"/>
-              </w:rPr>
-              <w:t>1,34,124</w:t>
-            </w:r>
-          </w:p>
-        </w:tc>
-        <w:tc>
-          <w:tcPr>
-            <w:tcW w:w="1417" w:type="dxa"/>
-          </w:tcPr>
-          <w:p>
-            <w:pPr>
-              <w:spacing w:before="0" w:after="0" w:line="240" w:lineRule="auto"/>
-              <w:jc w:val="right"/>
-            </w:pPr>
-            <w:r>
-              <w:rPr>
-                <w:b w:val="0"/>
-                <w:i w:val="0"/>
-                <w:sz w:val="16"/>
-              </w:rPr>
-              <w:t>1,40,031</w:t>
+              <w:t>78,933</w:t>
+            </w:r>
+          </w:p>
+        </w:tc>
+        <w:tc>
+          <w:tcPr>
+            <w:tcW w:w="1417" w:type="dxa"/>
+          </w:tcPr>
+          <w:p>
+            <w:pPr>
+              <w:spacing w:before="0" w:after="0" w:line="240" w:lineRule="auto"/>
+              <w:jc w:val="right"/>
+            </w:pPr>
+            <w:r>
+              <w:rPr>
+                <w:b w:val="0"/>
+                <w:i w:val="0"/>
+                <w:sz w:val="16"/>
+              </w:rPr>
+              <w:t>86,717</w:t>
+            </w:r>
+          </w:p>
+        </w:tc>
+        <w:tc>
+          <w:tcPr>
+            <w:tcW w:w="1417" w:type="dxa"/>
+          </w:tcPr>
+          <w:p>
+            <w:pPr>
+              <w:spacing w:before="0" w:after="0" w:line="240" w:lineRule="auto"/>
+              <w:jc w:val="right"/>
+            </w:pPr>
+            <w:r>
+              <w:rPr>
+                <w:b w:val="0"/>
+                <w:i w:val="0"/>
+                <w:sz w:val="16"/>
+              </w:rPr>
+              <w:t>94,588</w:t>
+            </w:r>
+          </w:p>
+        </w:tc>
+        <w:tc>
+          <w:tcPr>
+            <w:tcW w:w="1417" w:type="dxa"/>
+          </w:tcPr>
+          <w:p>
+            <w:pPr>
+              <w:spacing w:before="0" w:after="0" w:line="240" w:lineRule="auto"/>
+              <w:jc w:val="right"/>
+            </w:pPr>
+            <w:r>
+              <w:rPr>
+                <w:b w:val="0"/>
+                <w:i w:val="0"/>
+                <w:sz w:val="16"/>
+              </w:rPr>
+              <w:t>96,517</w:t>
+            </w:r>
+          </w:p>
+        </w:tc>
+        <w:tc>
+          <w:tcPr>
+            <w:tcW w:w="1417" w:type="dxa"/>
+          </w:tcPr>
+          <w:p>
+            <w:pPr>
+              <w:spacing w:before="0" w:after="0" w:line="240" w:lineRule="auto"/>
+              <w:jc w:val="right"/>
+            </w:pPr>
+            <w:r>
+              <w:rPr>
+                <w:b w:val="0"/>
+                <w:i w:val="0"/>
+                <w:sz w:val="16"/>
+              </w:rPr>
+              <w:t>1,00,543</w:t>
+            </w:r>
+          </w:p>
+        </w:tc>
+        <w:tc>
+          <w:tcPr>
+            <w:tcW w:w="1417" w:type="dxa"/>
+          </w:tcPr>
+          <w:p>
+            <w:pPr>
+              <w:spacing w:before="0" w:after="0" w:line="240" w:lineRule="auto"/>
+              <w:jc w:val="right"/>
+            </w:pPr>
+            <w:r>
+              <w:rPr>
+                <w:b w:val="0"/>
+                <w:i w:val="0"/>
+                <w:sz w:val="16"/>
+              </w:rPr>
+              <w:t>1,04,770</w:t>
+            </w:r>
+          </w:p>
+        </w:tc>
+        <w:tc>
+          <w:tcPr>
+            <w:tcW w:w="1417" w:type="dxa"/>
+          </w:tcPr>
+          <w:p>
+            <w:pPr>
+              <w:spacing w:before="0" w:after="0" w:line="240" w:lineRule="auto"/>
+              <w:jc w:val="right"/>
+            </w:pPr>
+            <w:r>
+              <w:rPr>
+                <w:b w:val="0"/>
+                <w:i w:val="0"/>
+                <w:sz w:val="16"/>
+              </w:rPr>
+              <w:t>1,09,208</w:t>
             </w:r>
           </w:p>
         </w:tc>
@@ -40452,7 +40452,7 @@
                 <w:i w:val="0"/>
                 <w:sz w:val="16"/>
               </w:rPr>
-              <w:t>5,97,511</w:t>
+              <w:t>5,74,511</w:t>
             </w:r>
           </w:p>
         </w:tc>
@@ -40472,7 +40472,7 @@
                 <w:i w:val="0"/>
                 <w:sz w:val="16"/>
               </w:rPr>
-              <w:t>5,39,273</w:t>
+              <w:t>5,15,123</w:t>
             </w:r>
           </w:p>
         </w:tc>
@@ -40492,7 +40492,7 @@
                 <w:i w:val="0"/>
                 <w:sz w:val="16"/>
               </w:rPr>
-              <w:t>4,80,782</w:t>
+              <w:t>4,55,425</w:t>
             </w:r>
           </w:p>
         </w:tc>
@@ -40512,7 +40512,7 @@
                 <w:i w:val="0"/>
                 <w:sz w:val="16"/>
               </w:rPr>
-              <w:t>4,24,512</w:t>
+              <w:t>3,97,887</w:t>
             </w:r>
           </w:p>
         </w:tc>
@@ -40532,7 +40532,7 @@
                 <w:i w:val="0"/>
                 <w:sz w:val="16"/>
               </w:rPr>
-              <w:t>3,77,292</w:t>
+              <w:t>3,49,336</w:t>
             </w:r>
           </w:p>
         </w:tc>
@@ -40552,7 +40552,7 @@
                 <w:i w:val="0"/>
                 <w:sz w:val="16"/>
               </w:rPr>
-              <w:t>3,36,201</w:t>
+              <w:t>3,06,847</w:t>
             </w:r>
           </w:p>
         </w:tc>
@@ -40572,7 +40572,7 @@
                 <w:i w:val="0"/>
                 <w:sz w:val="16"/>
               </w:rPr>
-              <w:t>3,03,689</w:t>
+              <w:t>2,72,866</w:t>
             </w:r>
           </w:p>
         </w:tc>
@@ -40631,121 +40631,121 @@
                 <w:i w:val="0"/>
                 <w:sz w:val="16"/>
               </w:rPr>
-              <w:t>-18,545</w:t>
-            </w:r>
-          </w:p>
-        </w:tc>
-        <w:tc>
-          <w:tcPr>
-            <w:tcW w:w="1417" w:type="dxa"/>
-          </w:tcPr>
-          <w:p>
-            <w:pPr>
-              <w:spacing w:before="0" w:after="0" w:line="240" w:lineRule="auto"/>
-              <w:jc w:val="right"/>
-            </w:pPr>
-            <w:r>
-              <w:rPr>
-                <w:b w:val="0"/>
-                <w:i w:val="0"/>
-                <w:sz w:val="16"/>
-              </w:rPr>
-              <w:t>59,797</w:t>
-            </w:r>
-          </w:p>
-        </w:tc>
-        <w:tc>
-          <w:tcPr>
-            <w:tcW w:w="1417" w:type="dxa"/>
-          </w:tcPr>
-          <w:p>
-            <w:pPr>
-              <w:spacing w:before="0" w:after="0" w:line="240" w:lineRule="auto"/>
-              <w:jc w:val="right"/>
-            </w:pPr>
-            <w:r>
-              <w:rPr>
-                <w:b w:val="0"/>
-                <w:i w:val="0"/>
-                <w:sz w:val="16"/>
-              </w:rPr>
-              <w:t>1,08,753</w:t>
-            </w:r>
-          </w:p>
-        </w:tc>
-        <w:tc>
-          <w:tcPr>
-            <w:tcW w:w="1417" w:type="dxa"/>
-          </w:tcPr>
-          <w:p>
-            <w:pPr>
-              <w:spacing w:before="0" w:after="0" w:line="240" w:lineRule="auto"/>
-              <w:jc w:val="right"/>
-            </w:pPr>
-            <w:r>
-              <w:rPr>
-                <w:b w:val="0"/>
-                <w:i w:val="0"/>
-                <w:sz w:val="16"/>
-              </w:rPr>
-              <w:t>1,66,242</w:t>
-            </w:r>
-          </w:p>
-        </w:tc>
-        <w:tc>
-          <w:tcPr>
-            <w:tcW w:w="1417" w:type="dxa"/>
-          </w:tcPr>
-          <w:p>
-            <w:pPr>
-              <w:spacing w:before="0" w:after="0" w:line="240" w:lineRule="auto"/>
-              <w:jc w:val="right"/>
-            </w:pPr>
-            <w:r>
-              <w:rPr>
-                <w:b w:val="0"/>
-                <w:i w:val="0"/>
-                <w:sz w:val="16"/>
-              </w:rPr>
-              <w:t>1,87,777</w:t>
-            </w:r>
-          </w:p>
-        </w:tc>
-        <w:tc>
-          <w:tcPr>
-            <w:tcW w:w="1417" w:type="dxa"/>
-          </w:tcPr>
-          <w:p>
-            <w:pPr>
-              <w:spacing w:before="0" w:after="0" w:line="240" w:lineRule="auto"/>
-              <w:jc w:val="right"/>
-            </w:pPr>
-            <w:r>
-              <w:rPr>
-                <w:b w:val="0"/>
-                <w:i w:val="0"/>
-                <w:sz w:val="16"/>
-              </w:rPr>
-              <w:t>2,10,484</w:t>
-            </w:r>
-          </w:p>
-        </w:tc>
-        <w:tc>
-          <w:tcPr>
-            <w:tcW w:w="1417" w:type="dxa"/>
-          </w:tcPr>
-          <w:p>
-            <w:pPr>
-              <w:spacing w:before="0" w:after="0" w:line="240" w:lineRule="auto"/>
-              <w:jc w:val="right"/>
-            </w:pPr>
-            <w:r>
-              <w:rPr>
-                <w:b w:val="0"/>
-                <w:i w:val="0"/>
-                <w:sz w:val="16"/>
-              </w:rPr>
-              <w:t>2,30,325</w:t>
+              <w:t>64,944</w:t>
+            </w:r>
+          </w:p>
+        </w:tc>
+        <w:tc>
+          <w:tcPr>
+            <w:tcW w:w="1417" w:type="dxa"/>
+          </w:tcPr>
+          <w:p>
+            <w:pPr>
+              <w:spacing w:before="0" w:after="0" w:line="240" w:lineRule="auto"/>
+              <w:jc w:val="right"/>
+            </w:pPr>
+            <w:r>
+              <w:rPr>
+                <w:b w:val="0"/>
+                <w:i w:val="0"/>
+                <w:sz w:val="16"/>
+              </w:rPr>
+              <w:t>1,99,386</w:t>
+            </w:r>
+          </w:p>
+        </w:tc>
+        <w:tc>
+          <w:tcPr>
+            <w:tcW w:w="1417" w:type="dxa"/>
+          </w:tcPr>
+          <w:p>
+            <w:pPr>
+              <w:spacing w:before="0" w:after="0" w:line="240" w:lineRule="auto"/>
+              <w:jc w:val="right"/>
+            </w:pPr>
+            <w:r>
+              <w:rPr>
+                <w:b w:val="0"/>
+                <w:i w:val="0"/>
+                <w:sz w:val="16"/>
+              </w:rPr>
+              <w:t>2,88,813</w:t>
+            </w:r>
+          </w:p>
+        </w:tc>
+        <w:tc>
+          <w:tcPr>
+            <w:tcW w:w="1417" w:type="dxa"/>
+          </w:tcPr>
+          <w:p>
+            <w:pPr>
+              <w:spacing w:before="0" w:after="0" w:line="240" w:lineRule="auto"/>
+              <w:jc w:val="right"/>
+            </w:pPr>
+            <w:r>
+              <w:rPr>
+                <w:b w:val="0"/>
+                <w:i w:val="0"/>
+                <w:sz w:val="16"/>
+              </w:rPr>
+              <w:t>3,86,191</w:t>
+            </w:r>
+          </w:p>
+        </w:tc>
+        <w:tc>
+          <w:tcPr>
+            <w:tcW w:w="1417" w:type="dxa"/>
+          </w:tcPr>
+          <w:p>
+            <w:pPr>
+              <w:spacing w:before="0" w:after="0" w:line="240" w:lineRule="auto"/>
+              <w:jc w:val="right"/>
+            </w:pPr>
+            <w:r>
+              <w:rPr>
+                <w:b w:val="0"/>
+                <w:i w:val="0"/>
+                <w:sz w:val="16"/>
+              </w:rPr>
+              <w:t>4,31,599</w:t>
+            </w:r>
+          </w:p>
+        </w:tc>
+        <w:tc>
+          <w:tcPr>
+            <w:tcW w:w="1417" w:type="dxa"/>
+          </w:tcPr>
+          <w:p>
+            <w:pPr>
+              <w:spacing w:before="0" w:after="0" w:line="240" w:lineRule="auto"/>
+              <w:jc w:val="right"/>
+            </w:pPr>
+            <w:r>
+              <w:rPr>
+                <w:b w:val="0"/>
+                <w:i w:val="0"/>
+                <w:sz w:val="16"/>
+              </w:rPr>
+              <w:t>4,75,032</w:t>
+            </w:r>
+          </w:p>
+        </w:tc>
+        <w:tc>
+          <w:tcPr>
+            <w:tcW w:w="1417" w:type="dxa"/>
+          </w:tcPr>
+          <w:p>
+            <w:pPr>
+              <w:spacing w:before="0" w:after="0" w:line="240" w:lineRule="auto"/>
+              <w:jc w:val="right"/>
+            </w:pPr>
+            <w:r>
+              <w:rPr>
+                <w:b w:val="0"/>
+                <w:i w:val="0"/>
+                <w:sz w:val="16"/>
+              </w:rPr>
+              <w:t>5,13,426</w:t>
             </w:r>
           </w:p>
         </w:tc>
@@ -40804,121 +40804,121 @@
                 <w:i w:val="0"/>
                 <w:sz w:val="16"/>
               </w:rPr>
-              <w:t>103.2%</w:t>
-            </w:r>
-          </w:p>
-        </w:tc>
-        <w:tc>
-          <w:tcPr>
-            <w:tcW w:w="1417" w:type="dxa"/>
-          </w:tcPr>
-          <w:p>
-            <w:pPr>
-              <w:spacing w:before="0" w:after="0" w:line="240" w:lineRule="auto"/>
-              <w:jc w:val="right"/>
-            </w:pPr>
-            <w:r>
-              <w:rPr>
-                <w:b w:val="0"/>
-                <w:i w:val="0"/>
-                <w:sz w:val="16"/>
-              </w:rPr>
-              <w:t>90.0%</w:t>
-            </w:r>
-          </w:p>
-        </w:tc>
-        <w:tc>
-          <w:tcPr>
-            <w:tcW w:w="1417" w:type="dxa"/>
-          </w:tcPr>
-          <w:p>
-            <w:pPr>
-              <w:spacing w:before="0" w:after="0" w:line="240" w:lineRule="auto"/>
-              <w:jc w:val="right"/>
-            </w:pPr>
-            <w:r>
-              <w:rPr>
-                <w:b w:val="0"/>
-                <w:i w:val="0"/>
-                <w:sz w:val="16"/>
-              </w:rPr>
-              <w:t>81.6%</w:t>
-            </w:r>
-          </w:p>
-        </w:tc>
-        <w:tc>
-          <w:tcPr>
-            <w:tcW w:w="1417" w:type="dxa"/>
-          </w:tcPr>
-          <w:p>
-            <w:pPr>
-              <w:spacing w:before="0" w:after="0" w:line="240" w:lineRule="auto"/>
-              <w:jc w:val="right"/>
-            </w:pPr>
-            <w:r>
-              <w:rPr>
-                <w:b w:val="0"/>
-                <w:i w:val="0"/>
-                <w:sz w:val="16"/>
-              </w:rPr>
-              <w:t>71.9%</w:t>
-            </w:r>
-          </w:p>
-        </w:tc>
-        <w:tc>
-          <w:tcPr>
-            <w:tcW w:w="1417" w:type="dxa"/>
-          </w:tcPr>
-          <w:p>
-            <w:pPr>
-              <w:spacing w:before="0" w:after="0" w:line="240" w:lineRule="auto"/>
-              <w:jc w:val="right"/>
-            </w:pPr>
-            <w:r>
-              <w:rPr>
-                <w:b w:val="0"/>
-                <w:i w:val="0"/>
-                <w:sz w:val="16"/>
-              </w:rPr>
-              <w:t>66.8%</w:t>
-            </w:r>
-          </w:p>
-        </w:tc>
-        <w:tc>
-          <w:tcPr>
-            <w:tcW w:w="1417" w:type="dxa"/>
-          </w:tcPr>
-          <w:p>
-            <w:pPr>
-              <w:spacing w:before="0" w:after="0" w:line="240" w:lineRule="auto"/>
-              <w:jc w:val="right"/>
-            </w:pPr>
-            <w:r>
-              <w:rPr>
-                <w:b w:val="0"/>
-                <w:i w:val="0"/>
-                <w:sz w:val="16"/>
-              </w:rPr>
-              <w:t>61.5%</w:t>
-            </w:r>
-          </w:p>
-        </w:tc>
-        <w:tc>
-          <w:tcPr>
-            <w:tcW w:w="1417" w:type="dxa"/>
-          </w:tcPr>
-          <w:p>
-            <w:pPr>
-              <w:spacing w:before="0" w:after="0" w:line="240" w:lineRule="auto"/>
-              <w:jc w:val="right"/>
-            </w:pPr>
-            <w:r>
-              <w:rPr>
-                <w:b w:val="0"/>
-                <w:i w:val="0"/>
-                <w:sz w:val="16"/>
-              </w:rPr>
-              <w:t>56.9%</w:t>
+              <w:t>89.8%</w:t>
+            </w:r>
+          </w:p>
+        </w:tc>
+        <w:tc>
+          <w:tcPr>
+            <w:tcW w:w="1417" w:type="dxa"/>
+          </w:tcPr>
+          <w:p>
+            <w:pPr>
+              <w:spacing w:before="0" w:after="0" w:line="240" w:lineRule="auto"/>
+              <w:jc w:val="right"/>
+            </w:pPr>
+            <w:r>
+              <w:rPr>
+                <w:b w:val="0"/>
+                <w:i w:val="0"/>
+                <w:sz w:val="16"/>
+              </w:rPr>
+              <w:t>72.1%</w:t>
+            </w:r>
+          </w:p>
+        </w:tc>
+        <w:tc>
+          <w:tcPr>
+            <w:tcW w:w="1417" w:type="dxa"/>
+          </w:tcPr>
+          <w:p>
+            <w:pPr>
+              <w:spacing w:before="0" w:after="0" w:line="240" w:lineRule="auto"/>
+              <w:jc w:val="right"/>
+            </w:pPr>
+            <w:r>
+              <w:rPr>
+                <w:b w:val="0"/>
+                <w:i w:val="0"/>
+                <w:sz w:val="16"/>
+              </w:rPr>
+              <w:t>61.2%</w:t>
+            </w:r>
+          </w:p>
+        </w:tc>
+        <w:tc>
+          <w:tcPr>
+            <w:tcW w:w="1417" w:type="dxa"/>
+          </w:tcPr>
+          <w:p>
+            <w:pPr>
+              <w:spacing w:before="0" w:after="0" w:line="240" w:lineRule="auto"/>
+              <w:jc w:val="right"/>
+            </w:pPr>
+            <w:r>
+              <w:rPr>
+                <w:b w:val="0"/>
+                <w:i w:val="0"/>
+                <w:sz w:val="16"/>
+              </w:rPr>
+              <w:t>50.7%</w:t>
+            </w:r>
+          </w:p>
+        </w:tc>
+        <w:tc>
+          <w:tcPr>
+            <w:tcW w:w="1417" w:type="dxa"/>
+          </w:tcPr>
+          <w:p>
+            <w:pPr>
+              <w:spacing w:before="0" w:after="0" w:line="240" w:lineRule="auto"/>
+              <w:jc w:val="right"/>
+            </w:pPr>
+            <w:r>
+              <w:rPr>
+                <w:b w:val="0"/>
+                <w:i w:val="0"/>
+                <w:sz w:val="16"/>
+              </w:rPr>
+              <w:t>44.7%</w:t>
+            </w:r>
+          </w:p>
+        </w:tc>
+        <w:tc>
+          <w:tcPr>
+            <w:tcW w:w="1417" w:type="dxa"/>
+          </w:tcPr>
+          <w:p>
+            <w:pPr>
+              <w:spacing w:before="0" w:after="0" w:line="240" w:lineRule="auto"/>
+              <w:jc w:val="right"/>
+            </w:pPr>
+            <w:r>
+              <w:rPr>
+                <w:b w:val="0"/>
+                <w:i w:val="0"/>
+                <w:sz w:val="16"/>
+              </w:rPr>
+              <w:t>39.2%</w:t>
+            </w:r>
+          </w:p>
+        </w:tc>
+        <w:tc>
+          <w:tcPr>
+            <w:tcW w:w="1417" w:type="dxa"/>
+          </w:tcPr>
+          <w:p>
+            <w:pPr>
+              <w:spacing w:before="0" w:after="0" w:line="240" w:lineRule="auto"/>
+              <w:jc w:val="right"/>
+            </w:pPr>
+            <w:r>
+              <w:rPr>
+                <w:b w:val="0"/>
+                <w:i w:val="0"/>
+                <w:sz w:val="16"/>
+              </w:rPr>
+              <w:t>34.7%</w:t>
             </w:r>
           </w:p>
         </w:tc>
@@ -41152,7 +41152,7 @@
                 <w:i w:val="0"/>
                 <w:sz w:val="16"/>
               </w:rPr>
-              <w:t>61.9%</w:t>
+              <w:t>53.9%</w:t>
             </w:r>
           </w:p>
         </w:tc>
@@ -41172,7 +41172,7 @@
                 <w:i w:val="0"/>
                 <w:sz w:val="16"/>
               </w:rPr>
-              <w:t>63.0%</w:t>
+              <w:t>50.5%</w:t>
             </w:r>
           </w:p>
         </w:tc>
@@ -41192,7 +41192,7 @@
                 <w:i w:val="0"/>
                 <w:sz w:val="16"/>
               </w:rPr>
-              <w:t>61.2%</w:t>
+              <w:t>45.9%</w:t>
             </w:r>
           </w:p>
         </w:tc>
@@ -41212,7 +41212,7 @@
                 <w:i w:val="0"/>
                 <w:sz w:val="16"/>
               </w:rPr>
-              <w:t>57.5%</w:t>
+              <w:t>40.6%</w:t>
             </w:r>
           </w:p>
         </w:tc>
@@ -41232,7 +41232,7 @@
                 <w:i w:val="0"/>
                 <w:sz w:val="16"/>
               </w:rPr>
-              <w:t>53.4%</w:t>
+              <w:t>35.8%</w:t>
             </w:r>
           </w:p>
         </w:tc>
@@ -41252,7 +41252,7 @@
                 <w:i w:val="0"/>
                 <w:sz w:val="16"/>
               </w:rPr>
-              <w:t>49.2%</w:t>
+              <w:t>31.4%</w:t>
             </w:r>
           </w:p>
         </w:tc>
@@ -41272,7 +41272,7 @@
                 <w:i w:val="0"/>
                 <w:sz w:val="16"/>
               </w:rPr>
-              <w:t>45.5%</w:t>
+              <w:t>27.8%</w:t>
             </w:r>
           </w:p>
         </w:tc>
@@ -41331,121 +41331,121 @@
                 <w:i w:val="0"/>
                 <w:sz w:val="16"/>
               </w:rPr>
-              <w:t>17.4%</w:t>
-            </w:r>
-          </w:p>
-        </w:tc>
-        <w:tc>
-          <w:tcPr>
-            <w:tcW w:w="1417" w:type="dxa"/>
-          </w:tcPr>
-          <w:p>
-            <w:pPr>
-              <w:spacing w:before="0" w:after="0" w:line="240" w:lineRule="auto"/>
-              <w:jc w:val="right"/>
-            </w:pPr>
-            <w:r>
-              <w:rPr>
-                <w:b w:val="0"/>
-                <w:i w:val="0"/>
-                <w:sz w:val="16"/>
-              </w:rPr>
-              <w:t>20.3%</w:t>
-            </w:r>
-          </w:p>
-        </w:tc>
-        <w:tc>
-          <w:tcPr>
-            <w:tcW w:w="1417" w:type="dxa"/>
-          </w:tcPr>
-          <w:p>
-            <w:pPr>
-              <w:spacing w:before="0" w:after="0" w:line="240" w:lineRule="auto"/>
-              <w:jc w:val="right"/>
-            </w:pPr>
-            <w:r>
-              <w:rPr>
-                <w:b w:val="0"/>
-                <w:i w:val="0"/>
-                <w:sz w:val="16"/>
-              </w:rPr>
-              <w:t>21.6%</w:t>
-            </w:r>
-          </w:p>
-        </w:tc>
-        <w:tc>
-          <w:tcPr>
-            <w:tcW w:w="1417" w:type="dxa"/>
-          </w:tcPr>
-          <w:p>
-            <w:pPr>
-              <w:spacing w:before="0" w:after="0" w:line="240" w:lineRule="auto"/>
-              <w:jc w:val="right"/>
-            </w:pPr>
-            <w:r>
-              <w:rPr>
-                <w:b w:val="0"/>
-                <w:i w:val="0"/>
-                <w:sz w:val="16"/>
-              </w:rPr>
-              <w:t>21.6%</w:t>
-            </w:r>
-          </w:p>
-        </w:tc>
-        <w:tc>
-          <w:tcPr>
-            <w:tcW w:w="1417" w:type="dxa"/>
-          </w:tcPr>
-          <w:p>
-            <w:pPr>
-              <w:spacing w:before="0" w:after="0" w:line="240" w:lineRule="auto"/>
-              <w:jc w:val="right"/>
-            </w:pPr>
-            <w:r>
-              <w:rPr>
-                <w:b w:val="0"/>
-                <w:i w:val="0"/>
-                <w:sz w:val="16"/>
-              </w:rPr>
-              <w:t>21.5%</w:t>
-            </w:r>
-          </w:p>
-        </w:tc>
-        <w:tc>
-          <w:tcPr>
-            <w:tcW w:w="1417" w:type="dxa"/>
-          </w:tcPr>
-          <w:p>
-            <w:pPr>
-              <w:spacing w:before="0" w:after="0" w:line="240" w:lineRule="auto"/>
-              <w:jc w:val="right"/>
-            </w:pPr>
-            <w:r>
-              <w:rPr>
-                <w:b w:val="0"/>
-                <w:i w:val="0"/>
-                <w:sz w:val="16"/>
-              </w:rPr>
-              <w:t>21.1%</w:t>
-            </w:r>
-          </w:p>
-        </w:tc>
-        <w:tc>
-          <w:tcPr>
-            <w:tcW w:w="1417" w:type="dxa"/>
-          </w:tcPr>
-          <w:p>
-            <w:pPr>
-              <w:spacing w:before="0" w:after="0" w:line="240" w:lineRule="auto"/>
-              <w:jc w:val="right"/>
-            </w:pPr>
-            <w:r>
-              <w:rPr>
-                <w:b w:val="0"/>
-                <w:i w:val="0"/>
-                <w:sz w:val="16"/>
-              </w:rPr>
-              <w:t>21.0%</w:t>
+              <w:t>13.6%</w:t>
+            </w:r>
+          </w:p>
+        </w:tc>
+        <w:tc>
+          <w:tcPr>
+            <w:tcW w:w="1417" w:type="dxa"/>
+          </w:tcPr>
+          <w:p>
+            <w:pPr>
+              <w:spacing w:before="0" w:after="0" w:line="240" w:lineRule="auto"/>
+              <w:jc w:val="right"/>
+            </w:pPr>
+            <w:r>
+              <w:rPr>
+                <w:b w:val="0"/>
+                <w:i w:val="0"/>
+                <w:sz w:val="16"/>
+              </w:rPr>
+              <w:t>14.7%</w:t>
+            </w:r>
+          </w:p>
+        </w:tc>
+        <w:tc>
+          <w:tcPr>
+            <w:tcW w:w="1417" w:type="dxa"/>
+          </w:tcPr>
+          <w:p>
+            <w:pPr>
+              <w:spacing w:before="0" w:after="0" w:line="240" w:lineRule="auto"/>
+              <w:jc w:val="right"/>
+            </w:pPr>
+            <w:r>
+              <w:rPr>
+                <w:b w:val="0"/>
+                <w:i w:val="0"/>
+                <w:sz w:val="16"/>
+              </w:rPr>
+              <w:t>14.5%</w:t>
+            </w:r>
+          </w:p>
+        </w:tc>
+        <w:tc>
+          <w:tcPr>
+            <w:tcW w:w="1417" w:type="dxa"/>
+          </w:tcPr>
+          <w:p>
+            <w:pPr>
+              <w:spacing w:before="0" w:after="0" w:line="240" w:lineRule="auto"/>
+              <w:jc w:val="right"/>
+            </w:pPr>
+            <w:r>
+              <w:rPr>
+                <w:b w:val="0"/>
+                <w:i w:val="0"/>
+                <w:sz w:val="16"/>
+              </w:rPr>
+              <w:t>13.6%</w:t>
+            </w:r>
+          </w:p>
+        </w:tc>
+        <w:tc>
+          <w:tcPr>
+            <w:tcW w:w="1417" w:type="dxa"/>
+          </w:tcPr>
+          <w:p>
+            <w:pPr>
+              <w:spacing w:before="0" w:after="0" w:line="240" w:lineRule="auto"/>
+              <w:jc w:val="right"/>
+            </w:pPr>
+            <w:r>
+              <w:rPr>
+                <w:b w:val="0"/>
+                <w:i w:val="0"/>
+                <w:sz w:val="16"/>
+              </w:rPr>
+              <w:t>12.7%</w:t>
+            </w:r>
+          </w:p>
+        </w:tc>
+        <w:tc>
+          <w:tcPr>
+            <w:tcW w:w="1417" w:type="dxa"/>
+          </w:tcPr>
+          <w:p>
+            <w:pPr>
+              <w:spacing w:before="0" w:after="0" w:line="240" w:lineRule="auto"/>
+              <w:jc w:val="right"/>
+            </w:pPr>
+            <w:r>
+              <w:rPr>
+                <w:b w:val="0"/>
+                <w:i w:val="0"/>
+                <w:sz w:val="16"/>
+              </w:rPr>
+              <w:t>11.7%</w:t>
+            </w:r>
+          </w:p>
+        </w:tc>
+        <w:tc>
+          <w:tcPr>
+            <w:tcW w:w="1417" w:type="dxa"/>
+          </w:tcPr>
+          <w:p>
+            <w:pPr>
+              <w:spacing w:before="0" w:after="0" w:line="240" w:lineRule="auto"/>
+              <w:jc w:val="right"/>
+            </w:pPr>
+            <w:r>
+              <w:rPr>
+                <w:b w:val="0"/>
+                <w:i w:val="0"/>
+                <w:sz w:val="16"/>
+              </w:rPr>
+              <w:t>11.1%</w:t>
             </w:r>
           </w:p>
         </w:tc>
@@ -41458,7 +41458,7 @@
           <w:i/>
           <w:sz w:val="17"/>
         </w:rPr>
-        <w:t>Variable costs change with the hours worked; the rest are fixed. Break-even is 61.9% of capacity in Year I, a little above the 60% planned, so Year I shows a small book loss. From Year II the CHC works above break-even, and by Year VII break-even falls to 45.5% against 80% planned. Cash break-even (without depreciation) is only 17.4% in Year I, so cash stays positive.</w:t>
+        <w:t>Variable costs change with the hours worked; the rest are fixed. Break-even is 53.9% of capacity in Year I, below the 60% planned, so Year I shows a profit. The CHC works above break-even every year, and by Year VII break-even falls to 27.8% against 80% planned. Cash break-even (without depreciation) is only 13.6% in Year I, so cash stays positive.</w:t>
       </w:r>
     </w:p>
     <w:p/>
